--- a/deliverables/WMP/WMP__Microsoft_Government_Cloud_Migration_Solution_Design__20260824.docx
+++ b/deliverables/WMP/WMP__Microsoft_Government_Cloud_Migration_Solution_Design__20260824.docx
@@ -6317,6 +6317,62 @@
         <w:t>Overview</w:t>
       </w:r>
       <w:bookmarkEnd w:id="593"/>
+    </w:p>
+    <w:p>
+      <w:pPr>
+        <w:pStyle w:val="BodyText"/>
+      </w:pPr>
+      <w:r>
+        <w:t xml:space="preserve">Wisconsin Metal Parts (WMP) is migrating from Microsoft 365 Commercial to Microsoft 365 GCC High in support of CMMC 2.0 Level 2 compliance. This document defines the design for that migration and for the services that will operate in the new environment:</w:t>
+      </w:r>
+    </w:p>
+    <w:p>
+      <w:pPr>
+        <w:pStyle w:val="ListTA"/>
+      </w:pPr>
+      <w:r>
+        <w:t xml:space="preserve">Microsoft 365 GCC High tenant initialization, baseline security, and workload configuration (Exchange Online, SharePoint, OneDrive, Teams).</w:t>
+      </w:r>
+    </w:p>
+    <w:p>
+      <w:pPr>
+        <w:pStyle w:val="ListTA"/>
+      </w:pPr>
+      <w:r>
+        <w:t xml:space="preserve">Teams Phone service delivered through CallTower.</w:t>
+      </w:r>
+    </w:p>
+    <w:p>
+      <w:pPr>
+        <w:pStyle w:val="ListTA"/>
+      </w:pPr>
+      <w:r>
+        <w:t xml:space="preserve">Mobile device management for corporate-owned iOS and Android devices using Microsoft Intune.</w:t>
+      </w:r>
+    </w:p>
+    <w:p>
+      <w:pPr>
+        <w:pStyle w:val="ListTA"/>
+      </w:pPr>
+      <w:r>
+        <w:t xml:space="preserve">Migration of mail, files, and collaboration data from the commercial tenant using AvePoint Fly, and migration of Windows devices to the new tenant.</w:t>
+      </w:r>
+    </w:p>
+    <w:p>
+      <w:pPr>
+        <w:pStyle w:val="ListTA"/>
+      </w:pPr>
+      <w:r>
+        <w:t xml:space="preserve">Decommission of the on-premises Exchange environment once migration is validated.</w:t>
+      </w:r>
+    </w:p>
+    <w:p>
+      <w:pPr>
+        <w:pStyle w:val="ListTA"/>
+      </w:pPr>
+      <w:r>
+        <w:t xml:space="preserve">The phased deployment approach for executing the work.</w:t>
+      </w:r>
     </w:p>
     <w:p>
       <w:pPr>

--- a/deliverables/WMP/WMP__Microsoft_Government_Cloud_Migration_Solution_Design__20260824.docx
+++ b/deliverables/WMP/WMP__Microsoft_Government_Cloud_Migration_Solution_Design__20260824.docx
@@ -441,7 +441,7 @@
               </wp:anchor>
             </w:drawing>
           </mc:Choice>
-          <mc:Fallback xmlns:a="http://schemas.openxmlformats.org/drawingml/2006/main" xmlns:pic="http://schemas.openxmlformats.org/drawingml/2006/picture" xmlns:a14="http://schemas.microsoft.com/office/drawing/2010/main" xmlns:arto="http://schemas.microsoft.com/office/word/2006/arto">
+          <mc:Fallback>
             <w:pict w14:anchorId="01874FD9">
               <v:line id="Straight Connector 14" style="position:absolute;flip:x;z-index:251658242;visibility:visible;mso-wrap-style:square;mso-width-percent:0;mso-wrap-distance-left:9pt;mso-wrap-distance-top:0;mso-wrap-distance-right:9pt;mso-wrap-distance-bottom:0;mso-position-horizontal:absolute;mso-position-horizontal-relative:margin;mso-position-vertical:absolute;mso-position-vertical-relative:page;mso-width-percent:0;mso-width-relative:margin" o:spid="_x0000_s1026" strokeweight="1pt" from="-.75pt,558.75pt" to="467.25pt,558.75pt" w14:anchorId="7B54F37C" o:gfxdata="UEsDBBQABgAIAAAAIQC2gziS/gAAAOEBAAATAAAAW0NvbnRlbnRfVHlwZXNdLnhtbJSRQU7DMBBF 90jcwfIWJU67QAgl6YK0S0CoHGBkTxKLZGx5TGhvj5O2G0SRWNoz/78nu9wcxkFMGNg6quQqL6RA 0s5Y6ir5vt9lD1JwBDIwOMJKHpHlpr69KfdHjyxSmriSfYz+USnWPY7AufNIadK6MEJMx9ApD/oD OlTrorhX2lFEilmcO2RdNtjC5xDF9pCuTyYBB5bi6bQ4syoJ3g9WQ0ymaiLzg5KdCXlKLjvcW893 SUOqXwnz5DrgnHtJTxOsQfEKIT7DmDSUCaxw7Rqn8787ZsmRM9e2VmPeBN4uqYvTtW7jvijg9N/y JsXecLq0q+WD6m8AAAD//wMAUEsDBBQABgAIAAAAIQA4/SH/1gAAAJQBAAALAAAAX3JlbHMvLnJl bHOkkMFqwzAMhu+DvYPRfXGawxijTi+j0GvpHsDYimMaW0Yy2fr2M4PBMnrbUb/Q94l/f/hMi1qR JVI2sOt6UJgd+ZiDgffL8ekFlFSbvV0oo4EbChzGx4f9GRdb25HMsYhqlCwG5lrLq9biZkxWOiqY 22YiTra2kYMu1l1tQD30/bPm3wwYN0x18gb45AdQl1tp5j/sFB2T0FQ7R0nTNEV3j6o9feQzro1i OWA14Fm+Q8a1a8+Bvu/d/dMb2JY5uiPbhG/ktn4cqGU/er3pcvwCAAD//wMAUEsDBBQABgAIAAAA IQDwvOekYAIAAFEFAAAOAAAAZHJzL2Uyb0RvYy54bWysVE1vGyEQvVfqf0Dcm3WcNk1XXucQN+0h baKkVc8EBi8qCwiIP/59Z8BeW4kUVVUv7DLMvHnzZmB2uRksW0FMxruOn55MOAMnvTJu2fGfP67f XXCWsnBKWO+g41tI/HL+9s1sHVqY+t5bBZEhiEvtOnS8zzm0TZNkD4NIJz6Aw0Pt4yAybuOyUVGs EX2wzXQyOW/WPqoQvYSU0Lqoh3xe8LUGmW+1TpCZ7Thyy2WNZX2ktZnPRLuMIvRG7miIf2AxCOMw 6Qi1EFmwp2heQA1GRp+8zifSD43X2kgoNWA1p5Nn1Tz0IkCpBcVJYZQp/T9Y+X115e4iUZcb9xBu vPydUJRmHVI7HtImheq20XFg2prwFftdasYq2KZIuh0lhU1mEo0fPr0/O5+g8nJ/1oiWIChjiCl/ AT8w+um4NY6qFa1Y3aRMJA4uZLaOrTHn9CPi0R7bpq6NtYVNxx0OGGfR518m90W6PcFlQrwSkVjw qF6NL0MGVzaylcDxEFKCy9MCbZ+Gb15VO44ZJiyDgmYcp2q+2JuR5YhUOC/Tca5T8nsl4RlBIwZF lc+OK6rBBN0iFC9JYUFROYVGNhbucbR3gTsZKCkJuRCprxSTt0bVkB6E+uwUy9uAt7BKhWIOoDiz gFeX/iq4MPbg6VEaTrK/8ESu1iHlw2yUv7y1QEysuwfNjMIZqJKOGh2rvS++eFOYxn6OgX+h2s6f QqFc9zG4zuarWceIktm7PAYPxvlYJuEZQN6UHmDxuvrvFah1kwSPXm3vIvWGdnhva1/rG0MPw/G+ eB1ewvkfAAAA//8DAFBLAwQUAAYACAAAACEAbqYUJd4AAAAMAQAADwAAAGRycy9kb3ducmV2Lnht bEyPS0/DMBCE70j8B2uRuLWOy6uEOBUPUXFDbZF6dWPHiRqvrdhpAr+e5YDgNjs7mv22WE2uYyfT x9ajBDHPgBmsvG7RSvjYvc6WwGJSqFXn0Uj4NBFW5flZoXLtR9yY0zZZRiUYcyWhSSnknMeqMU7F uQ8GaVf73qlEY2+57tVI5a7jiyy75U61SBcaFcxzY6rjdnASwqJev73zzf5lFwb7Jdb2+FSPUl5e TI8PwJKZ0l8YfvAJHUpiOvgBdWSdhJm4oST5QtyRosT91TWJw6/Fy4L/f6L8BgAA//8DAFBLAQIt ABQABgAIAAAAIQC2gziS/gAAAOEBAAATAAAAAAAAAAAAAAAAAAAAAABbQ29udGVudF9UeXBlc10u eG1sUEsBAi0AFAAGAAgAAAAhADj9If/WAAAAlAEAAAsAAAAAAAAAAAAAAAAALwEAAF9yZWxzLy5y ZWxzUEsBAi0AFAAGAAgAAAAhAPC856RgAgAAUQUAAA4AAAAAAAAAAAAAAAAALgIAAGRycy9lMm9E b2MueG1sUEsBAi0AFAAGAAgAAAAhAG6mFCXeAAAADAEAAA8AAAAAAAAAAAAAAAAAugQAAGRycy9k b3ducmV2LnhtbFBLBQYAAAAABAAEAPMAAADFBQAAAAA= ">
                 <v:stroke joinstyle="miter" endarrow="oval"/>
@@ -634,7 +634,7 @@
               </wp:anchor>
             </w:drawing>
           </mc:Choice>
-          <mc:Fallback xmlns:a="http://schemas.openxmlformats.org/drawingml/2006/main" xmlns:pic="http://schemas.openxmlformats.org/drawingml/2006/picture" xmlns:a14="http://schemas.microsoft.com/office/drawing/2010/main" xmlns:arto="http://schemas.microsoft.com/office/word/2006/arto">
+          <mc:Fallback>
             <w:pict w14:anchorId="289E33E2">
               <v:line id="Straight Connector 14" style="position:absolute;z-index:251892736;visibility:visible;mso-wrap-style:square;mso-width-percent:0;mso-wrap-distance-left:9pt;mso-wrap-distance-top:0;mso-wrap-distance-right:9pt;mso-wrap-distance-bottom:0;mso-position-horizontal:absolute;mso-position-horizontal-relative:margin;mso-position-vertical:absolute;mso-position-vertical-relative:page;mso-width-percent:0;mso-width-relative:margin" o:spid="_x0000_s1026" strokeweight="1pt" from="-.75pt,734.25pt" to="467.25pt,734.25pt" w14:anchorId="4A062981" o:gfxdata="UEsDBBQABgAIAAAAIQC2gziS/gAAAOEBAAATAAAAW0NvbnRlbnRfVHlwZXNdLnhtbJSRQU7DMBBF 90jcwfIWJU67QAgl6YK0S0CoHGBkTxKLZGx5TGhvj5O2G0SRWNoz/78nu9wcxkFMGNg6quQqL6RA 0s5Y6ir5vt9lD1JwBDIwOMJKHpHlpr69KfdHjyxSmriSfYz+USnWPY7AufNIadK6MEJMx9ApD/oD OlTrorhX2lFEilmcO2RdNtjC5xDF9pCuTyYBB5bi6bQ4syoJ3g9WQ0ymaiLzg5KdCXlKLjvcW893 SUOqXwnz5DrgnHtJTxOsQfEKIT7DmDSUCaxw7Rqn8787ZsmRM9e2VmPeBN4uqYvTtW7jvijg9N/y JsXecLq0q+WD6m8AAAD//wMAUEsDBBQABgAIAAAAIQA4/SH/1gAAAJQBAAALAAAAX3JlbHMvLnJl bHOkkMFqwzAMhu+DvYPRfXGawxijTi+j0GvpHsDYimMaW0Yy2fr2M4PBMnrbUb/Q94l/f/hMi1qR JVI2sOt6UJgd+ZiDgffL8ekFlFSbvV0oo4EbChzGx4f9GRdb25HMsYhqlCwG5lrLq9biZkxWOiqY 22YiTra2kYMu1l1tQD30/bPm3wwYN0x18gb45AdQl1tp5j/sFB2T0FQ7R0nTNEV3j6o9feQzro1i OWA14Fm+Q8a1a8+Bvu/d/dMb2JY5uiPbhG/ktn4cqGU/er3pcvwCAAD//wMAUEsDBBQABgAIAAAA IQDu4xfFWwIAAEcFAAAOAAAAZHJzL2Uyb0RvYy54bWysVE1vGyEQvVfqf0Dcm7WdNk1XXucQN72k bZS06pnA4EVlAQHxx7/vDNhrK5GiqupldxnmvXnzGHZ+tR0sW0NMxruOT88mnIGTXhm36vjPHzfv LjlLWTglrHfQ8R0kfrV4+2a+CS3MfO+tgsiQxKV2Ezre5xzapkmyh0GkMx/A4ab2cRAZl3HVqCg2 yD7YZjaZXDQbH1WIXkJKGF3WTb4o/FqDzN+1TpCZ7Thqy+UZy/ORns1iLtpVFKE3ci9D/IOKQRiH RUeqpciCPUXzgmowMvrkdT6Tfmi81kZC6QG7mU6edfPQiwClFzQnhdGm9P9o5bf1tbuLJF1u3UO4 9fJ3QlOaTUjtuEmLFGraVseB0lE72xYjd6ORsM1MYvDDp/fnFxP0Wx72GtEegCGm/AX8wOij49Y4 6lG0Yn2bMpUW7SGFwtaxDU7W7CPy0RoPS90Ya5m2BgfG4VhxFn3+ZXJfDMPkmpiQryASCx49q/gy WnBtI1sLHAohJbg8Kwj7NHz1qsZxuLBgGQ8M4xDV8OUhjCpHpqJ5lU5rTSnvlYLnRI0chCqvvVZ0 gwm6O2heksKConaKjGws3ONA74F7G6go2bUUqa8Sk7dGVUgPQn12iuVdwLtXrUIzB1CcWcALS1+V XBh7zPRoDSfbX2SiVutQ8nEiylfeWSAl1t2DZkbhDFRLR49O3T40X7IJpvE8R+BfuLbPJyiUSz6C 69G/WnVElMre5RE8GOdjmYRnBHlbzgCb1zX/4EDtmyx49Gp3F+lsaIW3tZ5r/bPQ7+B0XbKO/7/F HwAAAP//AwBQSwMEFAAGAAgAAAAhACMYvEbdAAAADAEAAA8AAABkcnMvZG93bnJldi54bWxMj8FO w0AMRO9I/MPKSFxQuymUqIRsKoQEh3Jq6Qe4WTcJZL1RdtMmf19zQHAbj0fj53w9uladqA+NZwOL eQKKuPS24crA/vNttgIVIrLF1jMZmCjAuri+yjGz/sxbOu1ipaSEQ4YG6hi7TOtQ1uQwzH1HLLuj 7x1GGftK2x7PUu5afZ8kqXbYsFyosaPXmsrv3eAMpO/HbZm66uPrbsBpP3UbSzUac3szvjyDijTG vzD84As6FMJ08APboFoDs8WjJMVfpitRknh6WIo4/Fq6yPX/J4oLAAAA//8DAFBLAQItABQABgAI AAAAIQC2gziS/gAAAOEBAAATAAAAAAAAAAAAAAAAAAAAAABbQ29udGVudF9UeXBlc10ueG1sUEsB Ai0AFAAGAAgAAAAhADj9If/WAAAAlAEAAAsAAAAAAAAAAAAAAAAALwEAAF9yZWxzLy5yZWxzUEsB Ai0AFAAGAAgAAAAhAO7jF8VbAgAARwUAAA4AAAAAAAAAAAAAAAAALgIAAGRycy9lMm9Eb2MueG1s UEsBAi0AFAAGAAgAAAAhACMYvEbdAAAADAEAAA8AAAAAAAAAAAAAAAAAtQQAAGRycy9kb3ducmV2 LnhtbFBLBQYAAAAABAAEAPMAAAC/BQAAAAA= ">
                 <v:stroke joinstyle="miter" endarrow="oval"/>
@@ -2604,7 +2604,7 @@
             <w:fldChar w:fldCharType="begin"/>
             <w:instrText xml:space="preserve"> PAGEREF _Toc238469973 \h </w:instrText>
             <w:fldChar w:fldCharType="separate"/>
-            <w:t>24</w:t>
+            <w:t>25</w:t>
             <w:fldChar w:fldCharType="end"/>
           </w:r>
           <w:r>
@@ -2651,7 +2651,7 @@
             <w:fldChar w:fldCharType="begin"/>
             <w:instrText xml:space="preserve"> PAGEREF _Toc238469974 \h </w:instrText>
             <w:fldChar w:fldCharType="separate"/>
-            <w:t>24</w:t>
+            <w:t>25</w:t>
             <w:fldChar w:fldCharType="end"/>
           </w:r>
           <w:r>
@@ -2697,7 +2697,7 @@
             <w:fldChar w:fldCharType="begin"/>
             <w:instrText xml:space="preserve"> PAGEREF _Toc238469975 \h </w:instrText>
             <w:fldChar w:fldCharType="separate"/>
-            <w:t>24</w:t>
+            <w:t>25</w:t>
             <w:fldChar w:fldCharType="end"/>
           </w:r>
           <w:r>
@@ -2743,7 +2743,7 @@
             <w:fldChar w:fldCharType="begin"/>
             <w:instrText xml:space="preserve"> PAGEREF _Toc238480008 \h </w:instrText>
             <w:fldChar w:fldCharType="separate"/>
-            <w:t>24</w:t>
+            <w:t>25</w:t>
             <w:fldChar w:fldCharType="end"/>
           </w:r>
           <w:r>
@@ -2798,7 +2798,7 @@
             <w:fldChar w:fldCharType="begin"/>
             <w:instrText xml:space="preserve"> PAGEREF _Toc238480009 \h </w:instrText>
             <w:fldChar w:fldCharType="separate"/>
-            <w:t>26</w:t>
+            <w:t>27</w:t>
             <w:fldChar w:fldCharType="end"/>
           </w:r>
           <w:r>
@@ -2845,7 +2845,7 @@
             <w:fldChar w:fldCharType="begin"/>
             <w:instrText xml:space="preserve"> PAGEREF _Toc238480010 \h </w:instrText>
             <w:fldChar w:fldCharType="separate"/>
-            <w:t>26</w:t>
+            <w:t>27</w:t>
             <w:fldChar w:fldCharType="end"/>
           </w:r>
           <w:r>
@@ -2891,7 +2891,7 @@
             <w:fldChar w:fldCharType="begin"/>
             <w:instrText xml:space="preserve"> PAGEREF _Toc238480011 \h </w:instrText>
             <w:fldChar w:fldCharType="separate"/>
-            <w:t>26</w:t>
+            <w:t>27</w:t>
             <w:fldChar w:fldCharType="end"/>
           </w:r>
           <w:r>
@@ -2937,7 +2937,7 @@
             <w:fldChar w:fldCharType="begin"/>
             <w:instrText xml:space="preserve"> PAGEREF _Toc238480012 \h </w:instrText>
             <w:fldChar w:fldCharType="separate"/>
-            <w:t>27</w:t>
+            <w:t>28</w:t>
             <w:fldChar w:fldCharType="end"/>
           </w:r>
           <w:r>
@@ -2992,7 +2992,7 @@
             <w:fldChar w:fldCharType="begin"/>
             <w:instrText xml:space="preserve"> PAGEREF _Toc238469977 \h </w:instrText>
             <w:fldChar w:fldCharType="separate"/>
-            <w:t>27</w:t>
+            <w:t>28</w:t>
             <w:fldChar w:fldCharType="end"/>
           </w:r>
           <w:r>
@@ -3039,7 +3039,7 @@
             <w:fldChar w:fldCharType="begin"/>
             <w:instrText xml:space="preserve"> PAGEREF _Toc238469978 \h </w:instrText>
             <w:fldChar w:fldCharType="separate"/>
-            <w:t>27</w:t>
+            <w:t>28</w:t>
             <w:fldChar w:fldCharType="end"/>
           </w:r>
           <w:r>
@@ -3085,7 +3085,7 @@
             <w:fldChar w:fldCharType="begin"/>
             <w:instrText xml:space="preserve"> PAGEREF _Toc238469979 \h </w:instrText>
             <w:fldChar w:fldCharType="separate"/>
-            <w:t>27</w:t>
+            <w:t>28</w:t>
             <w:fldChar w:fldCharType="end"/>
           </w:r>
           <w:r>
@@ -3131,7 +3131,7 @@
             <w:fldChar w:fldCharType="begin"/>
             <w:instrText xml:space="preserve"> PAGEREF _Toc238480013 \h </w:instrText>
             <w:fldChar w:fldCharType="separate"/>
-            <w:t>28</w:t>
+            <w:t>29</w:t>
             <w:fldChar w:fldCharType="end"/>
           </w:r>
           <w:r>
@@ -3177,7 +3177,7 @@
             <w:fldChar w:fldCharType="begin"/>
             <w:instrText xml:space="preserve"> PAGEREF _Toc238480014 \h </w:instrText>
             <w:fldChar w:fldCharType="separate"/>
-            <w:t>28</w:t>
+            <w:t>29</w:t>
             <w:fldChar w:fldCharType="end"/>
           </w:r>
           <w:r>
@@ -3223,7 +3223,7 @@
             <w:fldChar w:fldCharType="begin"/>
             <w:instrText xml:space="preserve"> PAGEREF _Toc238480015 \h </w:instrText>
             <w:fldChar w:fldCharType="separate"/>
-            <w:t>28</w:t>
+            <w:t>29</w:t>
             <w:fldChar w:fldCharType="end"/>
           </w:r>
           <w:r>
@@ -3269,7 +3269,7 @@
             <w:fldChar w:fldCharType="begin"/>
             <w:instrText xml:space="preserve"> PAGEREF _Toc238480016 \h </w:instrText>
             <w:fldChar w:fldCharType="separate"/>
-            <w:t>28</w:t>
+            <w:t>29</w:t>
             <w:fldChar w:fldCharType="end"/>
           </w:r>
           <w:r>
@@ -3315,7 +3315,7 @@
             <w:fldChar w:fldCharType="begin"/>
             <w:instrText xml:space="preserve"> PAGEREF _Toc238469980 \h </w:instrText>
             <w:fldChar w:fldCharType="separate"/>
-            <w:t>29</w:t>
+            <w:t>30</w:t>
             <w:fldChar w:fldCharType="end"/>
           </w:r>
           <w:r>
@@ -3361,7 +3361,7 @@
             <w:fldChar w:fldCharType="begin"/>
             <w:instrText xml:space="preserve"> PAGEREF _Toc238469981 \h </w:instrText>
             <w:fldChar w:fldCharType="separate"/>
-            <w:t>29</w:t>
+            <w:t>30</w:t>
             <w:fldChar w:fldCharType="end"/>
           </w:r>
           <w:r>
@@ -3407,7 +3407,7 @@
             <w:fldChar w:fldCharType="begin"/>
             <w:instrText xml:space="preserve"> PAGEREF _Toc238469982 \h </w:instrText>
             <w:fldChar w:fldCharType="separate"/>
-            <w:t>30</w:t>
+            <w:t>31</w:t>
             <w:fldChar w:fldCharType="end"/>
           </w:r>
           <w:r>
@@ -3453,7 +3453,7 @@
             <w:fldChar w:fldCharType="begin"/>
             <w:instrText xml:space="preserve"> PAGEREF _Toc238469983 \h </w:instrText>
             <w:fldChar w:fldCharType="separate"/>
-            <w:t>31</w:t>
+            <w:t>32</w:t>
             <w:fldChar w:fldCharType="end"/>
           </w:r>
           <w:r>
@@ -3499,7 +3499,7 @@
             <w:fldChar w:fldCharType="begin"/>
             <w:instrText xml:space="preserve"> PAGEREF _Toc238469984 \h </w:instrText>
             <w:fldChar w:fldCharType="separate"/>
-            <w:t>31</w:t>
+            <w:t>32</w:t>
             <w:fldChar w:fldCharType="end"/>
           </w:r>
           <w:r>
@@ -3545,7 +3545,7 @@
             <w:fldChar w:fldCharType="begin"/>
             <w:instrText xml:space="preserve"> PAGEREF _Toc238469985 \h </w:instrText>
             <w:fldChar w:fldCharType="separate"/>
-            <w:t>32</w:t>
+            <w:t>33</w:t>
             <w:fldChar w:fldCharType="end"/>
           </w:r>
           <w:r>
@@ -3591,7 +3591,7 @@
             <w:fldChar w:fldCharType="begin"/>
             <w:instrText xml:space="preserve"> PAGEREF _Toc238469986 \h </w:instrText>
             <w:fldChar w:fldCharType="separate"/>
-            <w:t>32</w:t>
+            <w:t>33</w:t>
             <w:fldChar w:fldCharType="end"/>
           </w:r>
           <w:r>
@@ -3637,7 +3637,7 @@
             <w:fldChar w:fldCharType="begin"/>
             <w:instrText xml:space="preserve"> PAGEREF _Toc238469987 \h </w:instrText>
             <w:fldChar w:fldCharType="separate"/>
-            <w:t>32</w:t>
+            <w:t>33</w:t>
             <w:fldChar w:fldCharType="end"/>
           </w:r>
           <w:r>
@@ -3683,7 +3683,7 @@
             <w:fldChar w:fldCharType="begin"/>
             <w:instrText xml:space="preserve"> PAGEREF _Toc238480017 \h </w:instrText>
             <w:fldChar w:fldCharType="separate"/>
-            <w:t>32</w:t>
+            <w:t>33</w:t>
             <w:fldChar w:fldCharType="end"/>
           </w:r>
           <w:r>
@@ -3729,7 +3729,7 @@
             <w:fldChar w:fldCharType="begin"/>
             <w:instrText xml:space="preserve"> PAGEREF _Toc238480018 \h </w:instrText>
             <w:fldChar w:fldCharType="separate"/>
-            <w:t>33</w:t>
+            <w:t>34</w:t>
             <w:fldChar w:fldCharType="end"/>
           </w:r>
           <w:r>
@@ -3784,7 +3784,7 @@
             <w:fldChar w:fldCharType="begin"/>
             <w:instrText xml:space="preserve"> PAGEREF _Toc238469988 \h </w:instrText>
             <w:fldChar w:fldCharType="separate"/>
-            <w:t>34</w:t>
+            <w:t>36</w:t>
             <w:fldChar w:fldCharType="end"/>
           </w:r>
           <w:r>
@@ -3831,7 +3831,7 @@
             <w:fldChar w:fldCharType="begin"/>
             <w:instrText xml:space="preserve"> PAGEREF _Toc238469989 \h </w:instrText>
             <w:fldChar w:fldCharType="separate"/>
-            <w:t>34</w:t>
+            <w:t>36</w:t>
             <w:fldChar w:fldCharType="end"/>
           </w:r>
           <w:r>
@@ -3877,7 +3877,7 @@
             <w:fldChar w:fldCharType="begin"/>
             <w:instrText xml:space="preserve"> PAGEREF _Toc238469990 \h </w:instrText>
             <w:fldChar w:fldCharType="separate"/>
-            <w:t>34</w:t>
+            <w:t>36</w:t>
             <w:fldChar w:fldCharType="end"/>
           </w:r>
           <w:r>
@@ -3923,7 +3923,7 @@
             <w:fldChar w:fldCharType="begin"/>
             <w:instrText xml:space="preserve"> PAGEREF _Toc238469991 \h </w:instrText>
             <w:fldChar w:fldCharType="separate"/>
-            <w:t>34</w:t>
+            <w:t>36</w:t>
             <w:fldChar w:fldCharType="end"/>
           </w:r>
           <w:r>
@@ -3969,7 +3969,7 @@
             <w:fldChar w:fldCharType="begin"/>
             <w:instrText xml:space="preserve"> PAGEREF _Toc238469992 \h </w:instrText>
             <w:fldChar w:fldCharType="separate"/>
-            <w:t>35</w:t>
+            <w:t>37</w:t>
             <w:fldChar w:fldCharType="end"/>
           </w:r>
           <w:r>
@@ -4015,7 +4015,7 @@
             <w:fldChar w:fldCharType="begin"/>
             <w:instrText xml:space="preserve"> PAGEREF _Toc238469993 \h </w:instrText>
             <w:fldChar w:fldCharType="separate"/>
-            <w:t>35</w:t>
+            <w:t>37</w:t>
             <w:fldChar w:fldCharType="end"/>
           </w:r>
           <w:r>
@@ -4061,7 +4061,7 @@
             <w:fldChar w:fldCharType="begin"/>
             <w:instrText xml:space="preserve"> PAGEREF _Toc238469994 \h </w:instrText>
             <w:fldChar w:fldCharType="separate"/>
-            <w:t>35</w:t>
+            <w:t>37</w:t>
             <w:fldChar w:fldCharType="end"/>
           </w:r>
           <w:r>
@@ -4107,7 +4107,7 @@
             <w:fldChar w:fldCharType="begin"/>
             <w:instrText xml:space="preserve"> PAGEREF _Toc238469995 \h </w:instrText>
             <w:fldChar w:fldCharType="separate"/>
-            <w:t>36</w:t>
+            <w:t>38</w:t>
             <w:fldChar w:fldCharType="end"/>
           </w:r>
           <w:r>
@@ -4153,7 +4153,7 @@
             <w:fldChar w:fldCharType="begin"/>
             <w:instrText xml:space="preserve"> PAGEREF _Toc238469996 \h </w:instrText>
             <w:fldChar w:fldCharType="separate"/>
-            <w:t>36</w:t>
+            <w:t>38</w:t>
             <w:fldChar w:fldCharType="end"/>
           </w:r>
           <w:r>
@@ -4208,7 +4208,7 @@
             <w:fldChar w:fldCharType="begin"/>
             <w:instrText xml:space="preserve"> PAGEREF _Toc238469997 \h </w:instrText>
             <w:fldChar w:fldCharType="separate"/>
-            <w:t>36</w:t>
+            <w:t>38</w:t>
             <w:fldChar w:fldCharType="end"/>
           </w:r>
           <w:r>
@@ -4255,7 +4255,7 @@
             <w:fldChar w:fldCharType="begin"/>
             <w:instrText xml:space="preserve"> PAGEREF _Toc238469998 \h </w:instrText>
             <w:fldChar w:fldCharType="separate"/>
-            <w:t>36</w:t>
+            <w:t>38</w:t>
             <w:fldChar w:fldCharType="end"/>
           </w:r>
           <w:r>
@@ -4301,7 +4301,7 @@
             <w:fldChar w:fldCharType="begin"/>
             <w:instrText xml:space="preserve"> PAGEREF _Toc238469999 \h </w:instrText>
             <w:fldChar w:fldCharType="separate"/>
-            <w:t>36</w:t>
+            <w:t>38</w:t>
             <w:fldChar w:fldCharType="end"/>
           </w:r>
           <w:r>
@@ -4347,7 +4347,7 @@
             <w:fldChar w:fldCharType="begin"/>
             <w:instrText xml:space="preserve"> PAGEREF _Toc238470000 \h </w:instrText>
             <w:fldChar w:fldCharType="separate"/>
-            <w:t>37</w:t>
+            <w:t>39</w:t>
             <w:fldChar w:fldCharType="end"/>
           </w:r>
           <w:r>
@@ -4393,7 +4393,7 @@
             <w:fldChar w:fldCharType="begin"/>
             <w:instrText xml:space="preserve"> PAGEREF _Toc238470001 \h </w:instrText>
             <w:fldChar w:fldCharType="separate"/>
-            <w:t>37</w:t>
+            <w:t>39</w:t>
             <w:fldChar w:fldCharType="end"/>
           </w:r>
           <w:r>
@@ -4448,7 +4448,7 @@
             <w:fldChar w:fldCharType="begin"/>
             <w:instrText xml:space="preserve"> PAGEREF _Toc238470002 \h </w:instrText>
             <w:fldChar w:fldCharType="separate"/>
-            <w:t>38</w:t>
+            <w:t>40</w:t>
             <w:fldChar w:fldCharType="end"/>
           </w:r>
           <w:r>
@@ -4495,7 +4495,7 @@
             <w:fldChar w:fldCharType="begin"/>
             <w:instrText xml:space="preserve"> PAGEREF _Toc238470003 \h </w:instrText>
             <w:fldChar w:fldCharType="separate"/>
-            <w:t>38</w:t>
+            <w:t>40</w:t>
             <w:fldChar w:fldCharType="end"/>
           </w:r>
           <w:r>
@@ -4541,7 +4541,7 @@
             <w:fldChar w:fldCharType="begin"/>
             <w:instrText xml:space="preserve"> PAGEREF _Toc238470004 \h </w:instrText>
             <w:fldChar w:fldCharType="separate"/>
-            <w:t>38</w:t>
+            <w:t>40</w:t>
             <w:fldChar w:fldCharType="end"/>
           </w:r>
           <w:r>
@@ -4587,7 +4587,7 @@
             <w:fldChar w:fldCharType="begin"/>
             <w:instrText xml:space="preserve"> PAGEREF _Toc238470005 \h </w:instrText>
             <w:fldChar w:fldCharType="separate"/>
-            <w:t>38</w:t>
+            <w:t>41</w:t>
             <w:fldChar w:fldCharType="end"/>
           </w:r>
           <w:r>
@@ -4633,7 +4633,7 @@
             <w:fldChar w:fldCharType="begin"/>
             <w:instrText xml:space="preserve"> PAGEREF _Toc238470006 \h </w:instrText>
             <w:fldChar w:fldCharType="separate"/>
-            <w:t>39</w:t>
+            <w:t>41</w:t>
             <w:fldChar w:fldCharType="end"/>
           </w:r>
           <w:r>
@@ -4679,7 +4679,7 @@
             <w:fldChar w:fldCharType="begin"/>
             <w:instrText xml:space="preserve"> PAGEREF _Toc238470007 \h </w:instrText>
             <w:fldChar w:fldCharType="separate"/>
-            <w:t>39</w:t>
+            <w:t>41</w:t>
             <w:fldChar w:fldCharType="end"/>
           </w:r>
           <w:r>
@@ -4725,7 +4725,7 @@
             <w:fldChar w:fldCharType="begin"/>
             <w:instrText xml:space="preserve"> PAGEREF _Toc238470008 \h </w:instrText>
             <w:fldChar w:fldCharType="separate"/>
-            <w:t>39</w:t>
+            <w:t>41</w:t>
             <w:fldChar w:fldCharType="end"/>
           </w:r>
           <w:r>
@@ -4771,7 +4771,7 @@
             <w:fldChar w:fldCharType="begin"/>
             <w:instrText xml:space="preserve"> PAGEREF _Toc238470009 \h </w:instrText>
             <w:fldChar w:fldCharType="separate"/>
-            <w:t>40</w:t>
+            <w:t>42</w:t>
             <w:fldChar w:fldCharType="end"/>
           </w:r>
           <w:r>
@@ -4817,7 +4817,7 @@
             <w:fldChar w:fldCharType="begin"/>
             <w:instrText xml:space="preserve"> PAGEREF _Toc238480019 \h </w:instrText>
             <w:fldChar w:fldCharType="separate"/>
-            <w:t>40</w:t>
+            <w:t>42</w:t>
             <w:fldChar w:fldCharType="end"/>
           </w:r>
           <w:r>
@@ -4872,7 +4872,7 @@
             <w:fldChar w:fldCharType="begin"/>
             <w:instrText xml:space="preserve"> PAGEREF _Toc238480020 \h </w:instrText>
             <w:fldChar w:fldCharType="separate"/>
-            <w:t>40</w:t>
+            <w:t>42</w:t>
             <w:fldChar w:fldCharType="end"/>
           </w:r>
           <w:r>
@@ -4919,7 +4919,7 @@
             <w:fldChar w:fldCharType="begin"/>
             <w:instrText xml:space="preserve"> PAGEREF _Toc238480021 \h </w:instrText>
             <w:fldChar w:fldCharType="separate"/>
-            <w:t>40</w:t>
+            <w:t>43</w:t>
             <w:fldChar w:fldCharType="end"/>
           </w:r>
           <w:r>
@@ -4965,7 +4965,7 @@
             <w:fldChar w:fldCharType="begin"/>
             <w:instrText xml:space="preserve"> PAGEREF _Toc238480022 \h </w:instrText>
             <w:fldChar w:fldCharType="separate"/>
-            <w:t>41</w:t>
+            <w:t>43</w:t>
             <w:fldChar w:fldCharType="end"/>
           </w:r>
           <w:r>
@@ -5011,7 +5011,7 @@
             <w:fldChar w:fldCharType="begin"/>
             <w:instrText xml:space="preserve"> PAGEREF _Toc238480023 \h </w:instrText>
             <w:fldChar w:fldCharType="separate"/>
-            <w:t>41</w:t>
+            <w:t>43</w:t>
             <w:fldChar w:fldCharType="end"/>
           </w:r>
           <w:r>
@@ -5057,7 +5057,7 @@
             <w:fldChar w:fldCharType="begin"/>
             <w:instrText xml:space="preserve"> PAGEREF _Toc238480024 \h </w:instrText>
             <w:fldChar w:fldCharType="separate"/>
-            <w:t>41</w:t>
+            <w:t>43</w:t>
             <w:fldChar w:fldCharType="end"/>
           </w:r>
           <w:r>
@@ -5103,7 +5103,7 @@
             <w:fldChar w:fldCharType="begin"/>
             <w:instrText xml:space="preserve"> PAGEREF _Toc238480025 \h </w:instrText>
             <w:fldChar w:fldCharType="separate"/>
-            <w:t>41</w:t>
+            <w:t>43</w:t>
             <w:fldChar w:fldCharType="end"/>
           </w:r>
           <w:r>
@@ -5158,7 +5158,7 @@
             <w:fldChar w:fldCharType="begin"/>
             <w:instrText xml:space="preserve"> PAGEREF _Toc238471029 \h </w:instrText>
             <w:fldChar w:fldCharType="separate"/>
-            <w:t>42</w:t>
+            <w:t>44</w:t>
             <w:fldChar w:fldCharType="end"/>
           </w:r>
           <w:r>
@@ -5205,7 +5205,7 @@
             <w:fldChar w:fldCharType="begin"/>
             <w:instrText xml:space="preserve"> PAGEREF _Toc238480026 \h </w:instrText>
             <w:fldChar w:fldCharType="separate"/>
-            <w:t>42</w:t>
+            <w:t>44</w:t>
             <w:fldChar w:fldCharType="end"/>
           </w:r>
           <w:r>
@@ -5251,7 +5251,7 @@
             <w:fldChar w:fldCharType="begin"/>
             <w:instrText xml:space="preserve"> PAGEREF _Toc238471031 \h </w:instrText>
             <w:fldChar w:fldCharType="separate"/>
-            <w:t>42</w:t>
+            <w:t>44</w:t>
             <w:fldChar w:fldCharType="end"/>
           </w:r>
           <w:r>
@@ -5297,7 +5297,7 @@
             <w:fldChar w:fldCharType="begin"/>
             <w:instrText xml:space="preserve"> PAGEREF _Toc238480027 \h </w:instrText>
             <w:fldChar w:fldCharType="separate"/>
-            <w:t>43</w:t>
+            <w:t>45</w:t>
             <w:fldChar w:fldCharType="end"/>
           </w:r>
           <w:r>
@@ -5343,7 +5343,7 @@
             <w:fldChar w:fldCharType="begin"/>
             <w:instrText xml:space="preserve"> PAGEREF _Toc238471033 \h </w:instrText>
             <w:fldChar w:fldCharType="separate"/>
-            <w:t>43</w:t>
+            <w:t>45</w:t>
             <w:fldChar w:fldCharType="end"/>
           </w:r>
           <w:r>
@@ -5389,7 +5389,7 @@
             <w:fldChar w:fldCharType="begin"/>
             <w:instrText xml:space="preserve"> PAGEREF _Toc238471034 \h </w:instrText>
             <w:fldChar w:fldCharType="separate"/>
-            <w:t>43</w:t>
+            <w:t>46</w:t>
             <w:fldChar w:fldCharType="end"/>
           </w:r>
           <w:r>
@@ -5435,7 +5435,7 @@
             <w:fldChar w:fldCharType="begin"/>
             <w:instrText xml:space="preserve"> PAGEREF _Toc238471035 \h </w:instrText>
             <w:fldChar w:fldCharType="separate"/>
-            <w:t>44</w:t>
+            <w:t>46</w:t>
             <w:fldChar w:fldCharType="end"/>
           </w:r>
           <w:r>
@@ -5481,7 +5481,7 @@
             <w:fldChar w:fldCharType="begin"/>
             <w:instrText xml:space="preserve"> PAGEREF _Toc238471036 \h </w:instrText>
             <w:fldChar w:fldCharType="separate"/>
-            <w:t>44</w:t>
+            <w:t>46</w:t>
             <w:fldChar w:fldCharType="end"/>
           </w:r>
           <w:r>
@@ -5536,7 +5536,7 @@
             <w:fldChar w:fldCharType="begin"/>
             <w:instrText xml:space="preserve"> PAGEREF _Toc238471037 \h </w:instrText>
             <w:fldChar w:fldCharType="separate"/>
-            <w:t>44</w:t>
+            <w:t>47</w:t>
             <w:fldChar w:fldCharType="end"/>
           </w:r>
           <w:r>
@@ -5583,7 +5583,7 @@
             <w:fldChar w:fldCharType="begin"/>
             <w:instrText xml:space="preserve"> PAGEREF _Toc238480028 \h </w:instrText>
             <w:fldChar w:fldCharType="separate"/>
-            <w:t>45</w:t>
+            <w:t>47</w:t>
             <w:fldChar w:fldCharType="end"/>
           </w:r>
           <w:r>
@@ -5629,7 +5629,7 @@
             <w:fldChar w:fldCharType="begin"/>
             <w:instrText xml:space="preserve"> PAGEREF _Toc238480029 \h </w:instrText>
             <w:fldChar w:fldCharType="separate"/>
-            <w:t>45</w:t>
+            <w:t>48</w:t>
             <w:fldChar w:fldCharType="end"/>
           </w:r>
           <w:r>
@@ -5675,7 +5675,7 @@
             <w:fldChar w:fldCharType="begin"/>
             <w:instrText xml:space="preserve"> PAGEREF _Toc238480030 \h </w:instrText>
             <w:fldChar w:fldCharType="separate"/>
-            <w:t>46</w:t>
+            <w:t>48</w:t>
             <w:fldChar w:fldCharType="end"/>
           </w:r>
           <w:r>
@@ -5721,7 +5721,7 @@
             <w:fldChar w:fldCharType="begin"/>
             <w:instrText xml:space="preserve"> PAGEREF _Toc238480031 \h </w:instrText>
             <w:fldChar w:fldCharType="separate"/>
-            <w:t>46</w:t>
+            <w:t>49</w:t>
             <w:fldChar w:fldCharType="end"/>
           </w:r>
           <w:r>
@@ -5767,7 +5767,7 @@
             <w:fldChar w:fldCharType="begin"/>
             <w:instrText xml:space="preserve"> PAGEREF _Toc238480032 \h </w:instrText>
             <w:fldChar w:fldCharType="separate"/>
-            <w:t>47</w:t>
+            <w:t>49</w:t>
             <w:fldChar w:fldCharType="end"/>
           </w:r>
           <w:r>
@@ -5822,7 +5822,7 @@
             <w:fldChar w:fldCharType="begin"/>
             <w:instrText xml:space="preserve"> PAGEREF _Toc238480033 \h </w:instrText>
             <w:fldChar w:fldCharType="separate"/>
-            <w:t>47</w:t>
+            <w:t>49</w:t>
             <w:fldChar w:fldCharType="end"/>
           </w:r>
           <w:r>
@@ -5869,7 +5869,7 @@
             <w:fldChar w:fldCharType="begin"/>
             <w:instrText xml:space="preserve"> PAGEREF _Toc238480034 \h </w:instrText>
             <w:fldChar w:fldCharType="separate"/>
-            <w:t>47</w:t>
+            <w:t>50</w:t>
             <w:fldChar w:fldCharType="end"/>
           </w:r>
           <w:r>
@@ -5915,7 +5915,7 @@
             <w:fldChar w:fldCharType="begin"/>
             <w:instrText xml:space="preserve"> PAGEREF _Toc238480035 \h </w:instrText>
             <w:fldChar w:fldCharType="separate"/>
-            <w:t>47</w:t>
+            <w:t>50</w:t>
             <w:fldChar w:fldCharType="end"/>
           </w:r>
           <w:r>
@@ -5961,7 +5961,7 @@
             <w:fldChar w:fldCharType="begin"/>
             <w:instrText xml:space="preserve"> PAGEREF _Toc238480036 \h </w:instrText>
             <w:fldChar w:fldCharType="separate"/>
-            <w:t>48</w:t>
+            <w:t>50</w:t>
             <w:fldChar w:fldCharType="end"/>
           </w:r>
           <w:r>
@@ -6007,7 +6007,7 @@
             <w:fldChar w:fldCharType="begin"/>
             <w:instrText xml:space="preserve"> PAGEREF _Toc238480037 \h </w:instrText>
             <w:fldChar w:fldCharType="separate"/>
-            <w:t>48</w:t>
+            <w:t>51</w:t>
             <w:fldChar w:fldCharType="end"/>
           </w:r>
           <w:r>
@@ -6053,7 +6053,7 @@
             <w:fldChar w:fldCharType="begin"/>
             <w:instrText xml:space="preserve"> PAGEREF _Toc238480038 \h </w:instrText>
             <w:fldChar w:fldCharType="separate"/>
-            <w:t>48</w:t>
+            <w:t>51</w:t>
             <w:fldChar w:fldCharType="end"/>
           </w:r>
           <w:r>
@@ -6099,7 +6099,7 @@
             <w:fldChar w:fldCharType="begin"/>
             <w:instrText xml:space="preserve"> PAGEREF _Toc238480039 \h </w:instrText>
             <w:fldChar w:fldCharType="separate"/>
-            <w:t>48</w:t>
+            <w:t>51</w:t>
             <w:fldChar w:fldCharType="end"/>
           </w:r>
           <w:r>
@@ -6145,7 +6145,7 @@
             <w:fldChar w:fldCharType="begin"/>
             <w:instrText xml:space="preserve"> PAGEREF _Toc238480040 \h </w:instrText>
             <w:fldChar w:fldCharType="separate"/>
-            <w:t>49</w:t>
+            <w:t>51</w:t>
             <w:fldChar w:fldCharType="end"/>
           </w:r>
           <w:r>
@@ -6191,7 +6191,7 @@
             <w:fldChar w:fldCharType="begin"/>
             <w:instrText xml:space="preserve"> PAGEREF _Toc238480041 \h </w:instrText>
             <w:fldChar w:fldCharType="separate"/>
-            <w:t>49</w:t>
+            <w:t>51</w:t>
             <w:fldChar w:fldCharType="end"/>
           </w:r>
           <w:r>
@@ -6237,7 +6237,7 @@
             <w:fldChar w:fldCharType="begin"/>
             <w:instrText xml:space="preserve"> PAGEREF _Toc238480042 \h </w:instrText>
             <w:fldChar w:fldCharType="separate"/>
-            <w:t>49</w:t>
+            <w:t>52</w:t>
             <w:fldChar w:fldCharType="end"/>
           </w:r>
           <w:r>
@@ -6283,7 +6283,7 @@
             <w:fldChar w:fldCharType="begin"/>
             <w:instrText xml:space="preserve"> PAGEREF _Toc238480043 \h </w:instrText>
             <w:fldChar w:fldCharType="separate"/>
-            <w:t>49</w:t>
+            <w:t>52</w:t>
             <w:fldChar w:fldCharType="end"/>
           </w:r>
           <w:r>
@@ -6329,7 +6329,7 @@
             <w:fldChar w:fldCharType="begin"/>
             <w:instrText xml:space="preserve"> PAGEREF _Toc238480044 \h </w:instrText>
             <w:fldChar w:fldCharType="separate"/>
-            <w:t>50</w:t>
+            <w:t>52</w:t>
             <w:fldChar w:fldCharType="end"/>
           </w:r>
           <w:r>
@@ -6375,7 +6375,7 @@
             <w:fldChar w:fldCharType="begin"/>
             <w:instrText xml:space="preserve"> PAGEREF _Toc238480045 \h </w:instrText>
             <w:fldChar w:fldCharType="separate"/>
-            <w:t>50</w:t>
+            <w:t>52</w:t>
             <w:fldChar w:fldCharType="end"/>
           </w:r>
           <w:r>
@@ -6433,7 +6433,7 @@
             <w:fldChar w:fldCharType="begin"/>
             <w:instrText xml:space="preserve"> PAGEREF _Toc238470010 \h </w:instrText>
             <w:fldChar w:fldCharType="separate"/>
-            <w:t>50</w:t>
+            <w:t>53</w:t>
             <w:fldChar w:fldCharType="end"/>
           </w:r>
           <w:r>
@@ -6489,7 +6489,7 @@
             <w:fldChar w:fldCharType="begin"/>
             <w:instrText xml:space="preserve"> PAGEREF _Toc238470011 \h </w:instrText>
             <w:fldChar w:fldCharType="separate"/>
-            <w:t>50</w:t>
+            <w:t>53</w:t>
             <w:fldChar w:fldCharType="end"/>
           </w:r>
           <w:r>
@@ -6536,7 +6536,7 @@
             <w:fldChar w:fldCharType="begin"/>
             <w:instrText xml:space="preserve"> PAGEREF _Toc238480046 \h </w:instrText>
             <w:fldChar w:fldCharType="separate"/>
-            <w:t>50</w:t>
+            <w:t>53</w:t>
             <w:fldChar w:fldCharType="end"/>
           </w:r>
           <w:r>
@@ -6582,7 +6582,7 @@
             <w:fldChar w:fldCharType="begin"/>
             <w:instrText xml:space="preserve"> PAGEREF _Toc238470012 \h </w:instrText>
             <w:fldChar w:fldCharType="separate"/>
-            <w:t>51</w:t>
+            <w:t>54</w:t>
             <w:fldChar w:fldCharType="end"/>
           </w:r>
           <w:r>
@@ -6628,7 +6628,7 @@
             <w:fldChar w:fldCharType="begin"/>
             <w:instrText xml:space="preserve"> PAGEREF _Toc238470013 \h </w:instrText>
             <w:fldChar w:fldCharType="separate"/>
-            <w:t>52</w:t>
+            <w:t>54</w:t>
             <w:fldChar w:fldCharType="end"/>
           </w:r>
           <w:r>
@@ -6674,7 +6674,7 @@
             <w:fldChar w:fldCharType="begin"/>
             <w:instrText xml:space="preserve"> PAGEREF _Toc238470014 \h </w:instrText>
             <w:fldChar w:fldCharType="separate"/>
-            <w:t>52</w:t>
+            <w:t>55</w:t>
             <w:fldChar w:fldCharType="end"/>
           </w:r>
           <w:r>
@@ -6720,7 +6720,7 @@
             <w:fldChar w:fldCharType="begin"/>
             <w:instrText xml:space="preserve"> PAGEREF _Toc238470015 \h </w:instrText>
             <w:fldChar w:fldCharType="separate"/>
-            <w:t>53</w:t>
+            <w:t>55</w:t>
             <w:fldChar w:fldCharType="end"/>
           </w:r>
           <w:r>
@@ -6766,7 +6766,7 @@
             <w:fldChar w:fldCharType="begin"/>
             <w:instrText xml:space="preserve"> PAGEREF _Toc238470016 \h </w:instrText>
             <w:fldChar w:fldCharType="separate"/>
-            <w:t>53</w:t>
+            <w:t>56</w:t>
             <w:fldChar w:fldCharType="end"/>
           </w:r>
           <w:r>
@@ -6812,7 +6812,7 @@
             <w:fldChar w:fldCharType="begin"/>
             <w:instrText xml:space="preserve"> PAGEREF _Toc238470017 \h </w:instrText>
             <w:fldChar w:fldCharType="separate"/>
-            <w:t>53</w:t>
+            <w:t>56</w:t>
             <w:fldChar w:fldCharType="end"/>
           </w:r>
           <w:r>
@@ -6867,7 +6867,7 @@
             <w:fldChar w:fldCharType="begin"/>
             <w:instrText xml:space="preserve"> PAGEREF _Toc238480047 \h </w:instrText>
             <w:fldChar w:fldCharType="separate"/>
-            <w:t>54</w:t>
+            <w:t>56</w:t>
             <w:fldChar w:fldCharType="end"/>
           </w:r>
           <w:r>
@@ -6923,7 +6923,7 @@
             <w:fldChar w:fldCharType="begin"/>
             <w:instrText xml:space="preserve"> PAGEREF _Toc238471043 \h </w:instrText>
             <w:fldChar w:fldCharType="separate"/>
-            <w:t>55</w:t>
+            <w:t>58</w:t>
             <w:fldChar w:fldCharType="end"/>
           </w:r>
           <w:r>
@@ -6970,7 +6970,7 @@
             <w:fldChar w:fldCharType="begin"/>
             <w:instrText xml:space="preserve"> PAGEREF _Toc238480048 \h </w:instrText>
             <w:fldChar w:fldCharType="separate"/>
-            <w:t>55</w:t>
+            <w:t>58</w:t>
             <w:fldChar w:fldCharType="end"/>
           </w:r>
           <w:r>
@@ -7016,7 +7016,7 @@
             <w:fldChar w:fldCharType="begin"/>
             <w:instrText xml:space="preserve"> PAGEREF _Toc238471045 \h </w:instrText>
             <w:fldChar w:fldCharType="separate"/>
-            <w:t>56</w:t>
+            <w:t>59</w:t>
             <w:fldChar w:fldCharType="end"/>
           </w:r>
           <w:r>
@@ -7062,7 +7062,7 @@
             <w:fldChar w:fldCharType="begin"/>
             <w:instrText xml:space="preserve"> PAGEREF _Toc238471046 \h </w:instrText>
             <w:fldChar w:fldCharType="separate"/>
-            <w:t>56</w:t>
+            <w:t>59</w:t>
             <w:fldChar w:fldCharType="end"/>
           </w:r>
           <w:r>
@@ -7108,7 +7108,7 @@
             <w:fldChar w:fldCharType="begin"/>
             <w:instrText xml:space="preserve"> PAGEREF _Toc238480049 \h </w:instrText>
             <w:fldChar w:fldCharType="separate"/>
-            <w:t>56</w:t>
+            <w:t>59</w:t>
             <w:fldChar w:fldCharType="end"/>
           </w:r>
           <w:r>
@@ -7154,7 +7154,7 @@
             <w:fldChar w:fldCharType="begin"/>
             <w:instrText xml:space="preserve"> PAGEREF _Toc238471048 \h </w:instrText>
             <w:fldChar w:fldCharType="separate"/>
-            <w:t>57</w:t>
+            <w:t>60</w:t>
             <w:fldChar w:fldCharType="end"/>
           </w:r>
           <w:r>
@@ -7200,7 +7200,7 @@
             <w:fldChar w:fldCharType="begin"/>
             <w:instrText xml:space="preserve"> PAGEREF _Toc238480050 \h </w:instrText>
             <w:fldChar w:fldCharType="separate"/>
-            <w:t>57</w:t>
+            <w:t>60</w:t>
             <w:fldChar w:fldCharType="end"/>
           </w:r>
           <w:r>
@@ -7255,7 +7255,7 @@
             <w:fldChar w:fldCharType="begin"/>
             <w:instrText xml:space="preserve"> PAGEREF _Toc238470019 \h </w:instrText>
             <w:fldChar w:fldCharType="separate"/>
-            <w:t>57</w:t>
+            <w:t>60</w:t>
             <w:fldChar w:fldCharType="end"/>
           </w:r>
           <w:r>
@@ -7311,7 +7311,7 @@
             <w:fldChar w:fldCharType="begin"/>
             <w:instrText xml:space="preserve"> PAGEREF _Toc238470020 \h </w:instrText>
             <w:fldChar w:fldCharType="separate"/>
-            <w:t>58</w:t>
+            <w:t>61</w:t>
             <w:fldChar w:fldCharType="end"/>
           </w:r>
           <w:r>
@@ -7358,7 +7358,7 @@
             <w:fldChar w:fldCharType="begin"/>
             <w:instrText xml:space="preserve"> PAGEREF _Toc238480051 \h </w:instrText>
             <w:fldChar w:fldCharType="separate"/>
-            <w:t>59</w:t>
+            <w:t>62</w:t>
             <w:fldChar w:fldCharType="end"/>
           </w:r>
           <w:r>
@@ -7416,7 +7416,7 @@
             <w:fldChar w:fldCharType="begin"/>
             <w:instrText xml:space="preserve"> PAGEREF _Toc238470021 \h </w:instrText>
             <w:fldChar w:fldCharType="separate"/>
-            <w:t>60</w:t>
+            <w:t>63</w:t>
             <w:fldChar w:fldCharType="end"/>
           </w:r>
           <w:r>
@@ -7472,7 +7472,7 @@
             <w:fldChar w:fldCharType="begin"/>
             <w:instrText xml:space="preserve"> PAGEREF _Toc238480052 \h </w:instrText>
             <w:fldChar w:fldCharType="separate"/>
-            <w:t>60</w:t>
+            <w:t>63</w:t>
             <w:fldChar w:fldCharType="end"/>
           </w:r>
           <w:r>
@@ -7528,7 +7528,7 @@
             <w:fldChar w:fldCharType="begin"/>
             <w:instrText xml:space="preserve"> PAGEREF _Toc238480053 \h </w:instrText>
             <w:fldChar w:fldCharType="separate"/>
-            <w:t>60</w:t>
+            <w:t>63</w:t>
             <w:fldChar w:fldCharType="end"/>
           </w:r>
           <w:r>
@@ -7584,7 +7584,7 @@
             <w:fldChar w:fldCharType="begin"/>
             <w:instrText xml:space="preserve"> PAGEREF _Toc238480054 \h </w:instrText>
             <w:fldChar w:fldCharType="separate"/>
-            <w:t>61</w:t>
+            <w:t>64</w:t>
             <w:fldChar w:fldCharType="end"/>
           </w:r>
           <w:r>
@@ -7640,7 +7640,7 @@
             <w:fldChar w:fldCharType="begin"/>
             <w:instrText xml:space="preserve"> PAGEREF _Toc238480055 \h </w:instrText>
             <w:fldChar w:fldCharType="separate"/>
-            <w:t>62</w:t>
+            <w:t>65</w:t>
             <w:fldChar w:fldCharType="end"/>
           </w:r>
           <w:r>
@@ -7696,7 +7696,7 @@
             <w:fldChar w:fldCharType="begin"/>
             <w:instrText xml:space="preserve"> PAGEREF _Toc238480056 \h </w:instrText>
             <w:fldChar w:fldCharType="separate"/>
-            <w:t>62</w:t>
+            <w:t>65</w:t>
             <w:fldChar w:fldCharType="end"/>
           </w:r>
           <w:r>
@@ -7752,7 +7752,7 @@
             <w:fldChar w:fldCharType="begin"/>
             <w:instrText xml:space="preserve"> PAGEREF _Toc238480057 \h </w:instrText>
             <w:fldChar w:fldCharType="separate"/>
-            <w:t>63</w:t>
+            <w:t>66</w:t>
             <w:fldChar w:fldCharType="end"/>
           </w:r>
           <w:r>
@@ -7808,7 +7808,7 @@
             <w:fldChar w:fldCharType="begin"/>
             <w:instrText xml:space="preserve"> PAGEREF _Toc238480058 \h </w:instrText>
             <w:fldChar w:fldCharType="separate"/>
-            <w:t>63</w:t>
+            <w:t>66</w:t>
             <w:fldChar w:fldCharType="end"/>
           </w:r>
           <w:r>
@@ -7867,7 +7867,7 @@
             <w:fldChar w:fldCharType="begin"/>
             <w:instrText xml:space="preserve"> PAGEREF _Toc238470026 \h </w:instrText>
             <w:fldChar w:fldCharType="separate"/>
-            <w:t>65</w:t>
+            <w:t>68</w:t>
             <w:fldChar w:fldCharType="end"/>
           </w:r>
           <w:r>
@@ -7926,7 +7926,7 @@
             <w:fldChar w:fldCharType="begin"/>
             <w:instrText xml:space="preserve"> PAGEREF _Toc238470027 \h </w:instrText>
             <w:fldChar w:fldCharType="separate"/>
-            <w:t>67</w:t>
+            <w:t>70</w:t>
             <w:fldChar w:fldCharType="end"/>
           </w:r>
           <w:r>
@@ -7985,7 +7985,7 @@
             <w:fldChar w:fldCharType="begin"/>
             <w:instrText xml:space="preserve"> PAGEREF _Toc238470028 \h </w:instrText>
             <w:fldChar w:fldCharType="separate"/>
-            <w:t>68</w:t>
+            <w:t>71</w:t>
             <w:fldChar w:fldCharType="end"/>
           </w:r>
           <w:r>
@@ -8273,6 +8273,7 @@
       <w:pPr>
         <w:pStyle w:val="ListTA"/>
       </w:pPr>
+      <w:commentRangeStart w:id="2095"/>
       <w:r>
         <w:rPr>
           <w:b/>
@@ -8282,6 +8283,13 @@
       </w:r>
       <w:r>
         <w:t xml:space="preserve"> No Azure design, build, or management work is performed. WMP holds an Azure subscription, and the Epicor ERP environment in Azure Government is owned and managed by Epicor; neither is administered under this engagement.</w:t>
+      </w:r>
+      <w:commentRangeEnd w:id="2095"/>
+      <w:r>
+        <w:rPr>
+          <w:rStyle w:val="CommentReference"/>
+        </w:rPr>
+        <w:commentReference w:id="2095"/>
       </w:r>
     </w:p>
     <w:p>
@@ -8609,13 +8617,7 @@
         <w:pStyle w:val="BodyText"/>
       </w:pPr>
       <w:r>
-        <w:t xml:space="preserve">This account is used to bootstrap the tenant. Once the administrative role model and Privileged Identity Management are in place, it is retained as an emergency credential and is not used for day-to-day administration; routine administrative work is performed from the individually assigned </w:t>
-      </w:r>
-      <w:r>
-        <w:t xml:space="preserve">cadm-</w:t>
-      </w:r>
-      <w:r>
-        <w:t xml:space="preserve"> accounts described under Privileged Identity Management.</w:t>
+        <w:t xml:space="preserve">This account is used to bootstrap the tenant. Once the administrative role model and Privileged Identity Management are in place, it is retained as an emergency credential and is not used for day-to-day administration; routine administrative work is performed from the individually assigned cadm- accounts described under Privileged Identity Management.</w:t>
       </w:r>
     </w:p>
     <w:p>
@@ -8625,6 +8627,7 @@
           <w:rStyle w:val="normaltextrun"/>
         </w:rPr>
       </w:pPr>
+      <w:commentRangeStart w:id="2099"/>
       <w:r>
         <w:rPr>
           <w:rStyle w:val="normaltextrun"/>
@@ -8699,6 +8702,13 @@
         </w:rPr>
         <w:t>  </w:t>
       </w:r>
+      <w:commentRangeEnd w:id="2099"/>
+      <w:r>
+        <w:rPr>
+          <w:rStyle w:val="CommentReference"/>
+        </w:rPr>
+        <w:commentReference w:id="2099"/>
+      </w:r>
     </w:p>
     <w:p>
       <w:pPr>
@@ -8747,13 +8757,7 @@
         <w:pStyle w:val="BodyText"/>
       </w:pPr>
       <w:r>
-        <w:t xml:space="preserve">The default </w:t>
-      </w:r>
-      <w:r>
-        <w:t xml:space="preserve">.onmicrosoft.us</w:t>
-      </w:r>
-      <w:r>
-        <w:t xml:space="preserve"> initial domain created with the tenant is accepted and is retained for service endpoints and for the emergency accounts described under Emergency Accounts. The exact initial domain name is fixed at tenant creation.</w:t>
+        <w:t xml:space="preserve">The default .onmicrosoft.us initial domain created with the tenant is accepted and is retained for service endpoints and for the emergency accounts described under Emergency Accounts. The exact initial domain name is fixed at tenant creation.</w:t>
       </w:r>
     </w:p>
     <w:p>
@@ -9801,6 +9805,20 @@
       <w:r>
         <w:t xml:space="preserve"> a YubiKey (FIDO2 security key) is issued as the fallback method where the Authenticator app is not workable for a user. The YubiKey quantity is sized from the fallback-user list produced at implementation.</w:t>
       </w:r>
+      <w:commentRangeStart w:id="2089"/>
+      <w:r>
+        <w:rPr>
+          <w:highlight w:val="yellow"/>
+        </w:rPr>
+        <w:t xml:space="preserve"> [TBD: fallback-user count and YubiKey procurement owner]</w:t>
+      </w:r>
+      <w:commentRangeEnd w:id="2089"/>
+      <w:r>
+        <w:rPr>
+          <w:rStyle w:val="CommentReference"/>
+        </w:rPr>
+        <w:commentReference w:id="2089"/>
+      </w:r>
     </w:p>
     <w:p>
       <w:pPr>
@@ -9950,8 +9968,16 @@
       <w:pPr>
         <w:pStyle w:val="BodyText"/>
       </w:pPr>
+      <w:commentRangeStart w:id="2093"/>
       <w:r>
         <w:t xml:space="preserve">The final self-service password reset tooling is still under evaluation: Microsoft 365 SSPR, Netwrix, and ManageEngine are being compared by WMP. This design assumes Microsoft 365 SSPR; if WMP selects a third-party tool, the writeback and enablement configuration is revisited.</w:t>
+      </w:r>
+      <w:commentRangeEnd w:id="2093"/>
+      <w:r>
+        <w:rPr>
+          <w:rStyle w:val="CommentReference"/>
+        </w:rPr>
+        <w:commentReference w:id="2093"/>
       </w:r>
     </w:p>
     <w:p>
@@ -10137,8 +10163,16 @@
       <w:pPr>
         <w:pStyle w:val="BodyText"/>
       </w:pPr>
+      <w:commentRangeStart w:id="2098"/>
       <w:r>
         <w:t xml:space="preserve">Sign-in activity for the emergency accounts will be alerted on. Monitoring and alerting tooling is WMP-owned and outside the scope of this design (see Scope), so the alert is implemented with a Microsoft 365 native mechanism selected by WMP — for example a Microsoft Entra ID sign-in alert or a Microsoft 365 alert policy. WMP holds an Azure subscription and may elect to use Log Analytics instead. Whichever mechanism is chosen, the alert must be in place and tested before the accounts are excluded from Conditional Access.</w:t>
+      </w:r>
+      <w:commentRangeEnd w:id="2098"/>
+      <w:r>
+        <w:rPr>
+          <w:rStyle w:val="CommentReference"/>
+        </w:rPr>
+        <w:commentReference w:id="2098"/>
       </w:r>
     </w:p>
     <w:p>
@@ -11702,7 +11736,24 @@
         <w:pStyle w:val="ListTA"/>
       </w:pPr>
       <w:r>
-        <w:t xml:space="preserve">The third site, under construction and occupied since 1 August, receives corporate Wi-Fi authenticated by RADIUS (NPS or ClearPass, selection pending) as part of operational readiness, targeted for mid-November. Its named location is entered once that egress is established.</w:t>
+        <w:t xml:space="preserve">The third site, under construction and occupied since 1 August, receives corporate Wi-Fi authenticated by RADIUS (NPS or ClearPass, selection pending)</w:t>
+      </w:r>
+      <w:commentRangeStart w:id="2092"/>
+      <w:r>
+        <w:rPr>
+          <w:highlight w:val="yellow"/>
+        </w:rPr>
+        <w:t xml:space="preserve"> [TBD: NPS or ClearPass]</w:t>
+      </w:r>
+      <w:commentRangeEnd w:id="2092"/>
+      <w:r>
+        <w:rPr>
+          <w:rStyle w:val="CommentReference"/>
+        </w:rPr>
+        <w:commentReference w:id="2092"/>
+      </w:r>
+      <w:r>
+        <w:t xml:space="preserve"> as part of operational readiness, targeted for mid-November. Its named location is entered once that egress is established.</w:t>
       </w:r>
     </w:p>
     <w:p>
@@ -11713,6 +11764,320 @@
         <w:t xml:space="preserve">The sites are linked by site-to-site VPN, and remote users connect through the FortiGate SSL VPN; the egress ranges recorded in the named locations must account for both paths.</w:t>
       </w:r>
     </w:p>
+    <w:p>
+      <w:pPr>
+        <w:pStyle w:val="BodyText"/>
+      </w:pPr>
+      <w:commentRangeStart w:id="2081"/>
+      <w:r>
+        <w:t xml:space="preserve">The named location for each site is recorded as follows:</w:t>
+      </w:r>
+      <w:commentRangeEnd w:id="2081"/>
+      <w:r>
+        <w:rPr>
+          <w:rStyle w:val="CommentReference"/>
+        </w:rPr>
+        <w:commentReference w:id="2081"/>
+      </w:r>
+    </w:p>
+    <w:tbl>
+      <w:tblPr>
+        <w:tblStyle w:val="TableGrid"/>
+        <w:tblW w:w="0" w:type="auto"/>
+        <w:tblLook w:val="04A0" w:firstRow="1" w:lastRow="0" w:firstColumn="1" w:lastColumn="0" w:noHBand="0" w:noVBand="1"/>
+      </w:tblPr>
+      <w:tblGrid>
+        <w:gridCol w:w="2800"/>
+        <w:gridCol w:w="3600"/>
+        <w:gridCol w:w="3670"/>
+      </w:tblGrid>
+      <w:tr>
+        <w:tc>
+          <w:tcPr>
+            <w:tcW w:w="2800" w:type="dxa"/>
+          </w:tcPr>
+          <w:p>
+            <w:pPr>
+              <w:spacing w:line="360" w:lineRule="auto"/>
+              <w:rPr>
+                <w:b/>
+                <w:bCs/>
+                <w:sz w:val="21"/>
+                <w:szCs w:val="21"/>
+              </w:rPr>
+            </w:pPr>
+            <w:r>
+              <w:rPr>
+                <w:b/>
+                <w:bCs/>
+                <w:sz w:val="21"/>
+                <w:szCs w:val="21"/>
+              </w:rPr>
+              <w:t xml:space="preserve">Site</w:t>
+            </w:r>
+          </w:p>
+        </w:tc>
+        <w:tc>
+          <w:tcPr>
+            <w:tcW w:w="3600" w:type="dxa"/>
+          </w:tcPr>
+          <w:p>
+            <w:pPr>
+              <w:spacing w:line="360" w:lineRule="auto"/>
+              <w:rPr>
+                <w:b/>
+                <w:bCs/>
+                <w:sz w:val="21"/>
+                <w:szCs w:val="21"/>
+              </w:rPr>
+            </w:pPr>
+            <w:r>
+              <w:rPr>
+                <w:b/>
+                <w:bCs/>
+                <w:sz w:val="21"/>
+                <w:szCs w:val="21"/>
+              </w:rPr>
+              <w:t xml:space="preserve">Public egress IP range(s)</w:t>
+            </w:r>
+          </w:p>
+        </w:tc>
+        <w:tc>
+          <w:tcPr>
+            <w:tcW w:w="3670" w:type="dxa"/>
+          </w:tcPr>
+          <w:p>
+            <w:pPr>
+              <w:spacing w:line="360" w:lineRule="auto"/>
+              <w:rPr>
+                <w:b/>
+                <w:bCs/>
+                <w:sz w:val="21"/>
+                <w:szCs w:val="21"/>
+              </w:rPr>
+            </w:pPr>
+            <w:r>
+              <w:rPr>
+                <w:b/>
+                <w:bCs/>
+                <w:sz w:val="21"/>
+                <w:szCs w:val="21"/>
+              </w:rPr>
+              <w:t xml:space="preserve">Notes</w:t>
+            </w:r>
+          </w:p>
+        </w:tc>
+      </w:tr>
+      <w:tr>
+        <w:tc>
+          <w:tcPr>
+            <w:tcW w:w="2800" w:type="dxa"/>
+          </w:tcPr>
+          <w:p>
+            <w:pPr>
+              <w:spacing w:line="360" w:lineRule="auto"/>
+              <w:rPr>
+                <w:i/>
+                <w:iCs/>
+                <w:sz w:val="21"/>
+                <w:szCs w:val="21"/>
+              </w:rPr>
+            </w:pPr>
+            <w:r>
+              <w:rPr>
+                <w:i/>
+                <w:iCs/>
+                <w:sz w:val="21"/>
+                <w:szCs w:val="21"/>
+              </w:rPr>
+              <w:t xml:space="preserve">e.g., WMP HQ</w:t>
+            </w:r>
+          </w:p>
+        </w:tc>
+        <w:tc>
+          <w:tcPr>
+            <w:tcW w:w="3600" w:type="dxa"/>
+          </w:tcPr>
+          <w:p>
+            <w:pPr>
+              <w:spacing w:line="360" w:lineRule="auto"/>
+              <w:rPr>
+                <w:i/>
+                <w:iCs/>
+                <w:sz w:val="21"/>
+                <w:szCs w:val="21"/>
+              </w:rPr>
+            </w:pPr>
+            <w:r>
+              <w:rPr>
+                <w:i/>
+                <w:iCs/>
+                <w:sz w:val="21"/>
+                <w:szCs w:val="21"/>
+              </w:rPr>
+              <w:t xml:space="preserve">203.0.113.0/29</w:t>
+            </w:r>
+          </w:p>
+        </w:tc>
+        <w:tc>
+          <w:tcPr>
+            <w:tcW w:w="3670" w:type="dxa"/>
+          </w:tcPr>
+          <w:p>
+            <w:pPr>
+              <w:spacing w:line="360" w:lineRule="auto"/>
+              <w:rPr>
+                <w:i/>
+                <w:iCs/>
+                <w:sz w:val="21"/>
+                <w:szCs w:val="21"/>
+              </w:rPr>
+            </w:pPr>
+            <w:r>
+              <w:rPr>
+                <w:i/>
+                <w:iCs/>
+                <w:sz w:val="21"/>
+                <w:szCs w:val="21"/>
+              </w:rPr>
+              <w:t xml:space="preserve">primary plant</w:t>
+            </w:r>
+          </w:p>
+        </w:tc>
+      </w:tr>
+      <w:tr>
+        <w:tc>
+          <w:tcPr>
+            <w:tcW w:w="2800" w:type="dxa"/>
+          </w:tcPr>
+          <w:p>
+            <w:pPr>
+              <w:spacing w:line="360" w:lineRule="auto"/>
+              <w:rPr>
+                <w:sz w:val="21"/>
+                <w:szCs w:val="21"/>
+              </w:rPr>
+            </w:pPr>
+          </w:p>
+        </w:tc>
+        <w:tc>
+          <w:tcPr>
+            <w:tcW w:w="3600" w:type="dxa"/>
+          </w:tcPr>
+          <w:p>
+            <w:pPr>
+              <w:spacing w:line="360" w:lineRule="auto"/>
+              <w:rPr>
+                <w:sz w:val="21"/>
+                <w:szCs w:val="21"/>
+              </w:rPr>
+            </w:pPr>
+          </w:p>
+        </w:tc>
+        <w:tc>
+          <w:tcPr>
+            <w:tcW w:w="3670" w:type="dxa"/>
+          </w:tcPr>
+          <w:p>
+            <w:pPr>
+              <w:spacing w:line="360" w:lineRule="auto"/>
+              <w:rPr>
+                <w:sz w:val="21"/>
+                <w:szCs w:val="21"/>
+              </w:rPr>
+            </w:pPr>
+          </w:p>
+        </w:tc>
+      </w:tr>
+      <w:tr>
+        <w:tc>
+          <w:tcPr>
+            <w:tcW w:w="2800" w:type="dxa"/>
+          </w:tcPr>
+          <w:p>
+            <w:pPr>
+              <w:spacing w:line="360" w:lineRule="auto"/>
+              <w:rPr>
+                <w:sz w:val="21"/>
+                <w:szCs w:val="21"/>
+              </w:rPr>
+            </w:pPr>
+          </w:p>
+        </w:tc>
+        <w:tc>
+          <w:tcPr>
+            <w:tcW w:w="3600" w:type="dxa"/>
+          </w:tcPr>
+          <w:p>
+            <w:pPr>
+              <w:spacing w:line="360" w:lineRule="auto"/>
+              <w:rPr>
+                <w:sz w:val="21"/>
+                <w:szCs w:val="21"/>
+              </w:rPr>
+            </w:pPr>
+          </w:p>
+        </w:tc>
+        <w:tc>
+          <w:tcPr>
+            <w:tcW w:w="3670" w:type="dxa"/>
+          </w:tcPr>
+          <w:p>
+            <w:pPr>
+              <w:spacing w:line="360" w:lineRule="auto"/>
+              <w:rPr>
+                <w:sz w:val="21"/>
+                <w:szCs w:val="21"/>
+              </w:rPr>
+            </w:pPr>
+          </w:p>
+        </w:tc>
+      </w:tr>
+      <w:tr>
+        <w:tc>
+          <w:tcPr>
+            <w:tcW w:w="2800" w:type="dxa"/>
+          </w:tcPr>
+          <w:p>
+            <w:pPr>
+              <w:spacing w:line="360" w:lineRule="auto"/>
+              <w:rPr>
+                <w:sz w:val="21"/>
+                <w:szCs w:val="21"/>
+              </w:rPr>
+            </w:pPr>
+          </w:p>
+        </w:tc>
+        <w:tc>
+          <w:tcPr>
+            <w:tcW w:w="3600" w:type="dxa"/>
+          </w:tcPr>
+          <w:p>
+            <w:pPr>
+              <w:spacing w:line="360" w:lineRule="auto"/>
+              <w:rPr>
+                <w:sz w:val="21"/>
+                <w:szCs w:val="21"/>
+              </w:rPr>
+            </w:pPr>
+          </w:p>
+        </w:tc>
+        <w:tc>
+          <w:tcPr>
+            <w:tcW w:w="3670" w:type="dxa"/>
+          </w:tcPr>
+          <w:p>
+            <w:pPr>
+              <w:spacing w:line="360" w:lineRule="auto"/>
+              <w:rPr>
+                <w:sz w:val="21"/>
+                <w:szCs w:val="21"/>
+              </w:rPr>
+            </w:pPr>
+          </w:p>
+        </w:tc>
+      </w:tr>
+    </w:tbl>
     <w:p>
       <w:pPr>
         <w:pStyle w:val="BodyText"/>
@@ -11754,13 +12119,7 @@
         <w:pStyle w:val="ListTA"/>
       </w:pPr>
       <w:r>
-        <w:t xml:space="preserve">Administrative permissions are assigned to separate administrative accounts, prefixed </w:t>
-      </w:r>
-      <w:r>
-        <w:t xml:space="preserve">cadm-</w:t>
-      </w:r>
-      <w:r>
-        <w:t xml:space="preserve">, never to a user’s day-to-day account.</w:t>
+        <w:t xml:space="preserve">Administrative permissions are assigned to separate administrative accounts, prefixed cadm-, never to a user’s day-to-day account.</w:t>
       </w:r>
     </w:p>
     <w:p>
@@ -11789,6 +12148,413 @@
         <w:t xml:space="preserve">The role-to-person assignment list is finalized at implementation.</w:t>
       </w:r>
     </w:p>
+    <w:p>
+      <w:pPr>
+        <w:pStyle w:val="BodyText"/>
+      </w:pPr>
+      <w:commentRangeStart w:id="2083"/>
+      <w:r>
+        <w:t xml:space="preserve">Administrative role assignments are recorded as follows:</w:t>
+      </w:r>
+      <w:commentRangeEnd w:id="2083"/>
+      <w:r>
+        <w:rPr>
+          <w:rStyle w:val="CommentReference"/>
+        </w:rPr>
+        <w:commentReference w:id="2083"/>
+      </w:r>
+    </w:p>
+    <w:tbl>
+      <w:tblPr>
+        <w:tblStyle w:val="TableGrid"/>
+        <w:tblW w:w="0" w:type="auto"/>
+        <w:tblLook w:val="04A0" w:firstRow="1" w:lastRow="0" w:firstColumn="1" w:lastColumn="0" w:noHBand="0" w:noVBand="1"/>
+      </w:tblPr>
+      <w:tblGrid>
+        <w:gridCol w:w="3200"/>
+        <w:gridCol w:w="2400"/>
+        <w:gridCol w:w="2870"/>
+        <w:gridCol w:w="1600"/>
+      </w:tblGrid>
+      <w:tr>
+        <w:tc>
+          <w:tcPr>
+            <w:tcW w:w="3200" w:type="dxa"/>
+          </w:tcPr>
+          <w:p>
+            <w:pPr>
+              <w:spacing w:line="360" w:lineRule="auto"/>
+              <w:rPr>
+                <w:b/>
+                <w:bCs/>
+                <w:sz w:val="21"/>
+                <w:szCs w:val="21"/>
+              </w:rPr>
+            </w:pPr>
+            <w:r>
+              <w:rPr>
+                <w:b/>
+                <w:bCs/>
+                <w:sz w:val="21"/>
+                <w:szCs w:val="21"/>
+              </w:rPr>
+              <w:t xml:space="preserve">Role</w:t>
+            </w:r>
+          </w:p>
+        </w:tc>
+        <w:tc>
+          <w:tcPr>
+            <w:tcW w:w="2400" w:type="dxa"/>
+          </w:tcPr>
+          <w:p>
+            <w:pPr>
+              <w:spacing w:line="360" w:lineRule="auto"/>
+              <w:rPr>
+                <w:b/>
+                <w:bCs/>
+                <w:sz w:val="21"/>
+                <w:szCs w:val="21"/>
+              </w:rPr>
+            </w:pPr>
+            <w:r>
+              <w:rPr>
+                <w:b/>
+                <w:bCs/>
+                <w:sz w:val="21"/>
+                <w:szCs w:val="21"/>
+              </w:rPr>
+              <w:t xml:space="preserve">Person</w:t>
+            </w:r>
+          </w:p>
+        </w:tc>
+        <w:tc>
+          <w:tcPr>
+            <w:tcW w:w="2870" w:type="dxa"/>
+          </w:tcPr>
+          <w:p>
+            <w:pPr>
+              <w:spacing w:line="360" w:lineRule="auto"/>
+              <w:rPr>
+                <w:b/>
+                <w:bCs/>
+                <w:sz w:val="21"/>
+                <w:szCs w:val="21"/>
+              </w:rPr>
+            </w:pPr>
+            <w:r>
+              <w:rPr>
+                <w:b/>
+                <w:bCs/>
+                <w:sz w:val="21"/>
+                <w:szCs w:val="21"/>
+              </w:rPr>
+              <w:t xml:space="preserve">cadm- account</w:t>
+            </w:r>
+          </w:p>
+        </w:tc>
+        <w:tc>
+          <w:tcPr>
+            <w:tcW w:w="1600" w:type="dxa"/>
+          </w:tcPr>
+          <w:p>
+            <w:pPr>
+              <w:spacing w:line="360" w:lineRule="auto"/>
+              <w:rPr>
+                <w:b/>
+                <w:bCs/>
+                <w:sz w:val="21"/>
+                <w:szCs w:val="21"/>
+              </w:rPr>
+            </w:pPr>
+            <w:r>
+              <w:rPr>
+                <w:b/>
+                <w:bCs/>
+                <w:sz w:val="21"/>
+                <w:szCs w:val="21"/>
+              </w:rPr>
+              <w:t xml:space="preserve">PIM eligible</w:t>
+            </w:r>
+          </w:p>
+        </w:tc>
+      </w:tr>
+      <w:tr>
+        <w:tc>
+          <w:tcPr>
+            <w:tcW w:w="3200" w:type="dxa"/>
+          </w:tcPr>
+          <w:p>
+            <w:pPr>
+              <w:spacing w:line="360" w:lineRule="auto"/>
+              <w:rPr>
+                <w:i/>
+                <w:iCs/>
+                <w:sz w:val="21"/>
+                <w:szCs w:val="21"/>
+              </w:rPr>
+            </w:pPr>
+            <w:r>
+              <w:rPr>
+                <w:i/>
+                <w:iCs/>
+                <w:sz w:val="21"/>
+                <w:szCs w:val="21"/>
+              </w:rPr>
+              <w:t xml:space="preserve">e.g., Global Administrator</w:t>
+            </w:r>
+          </w:p>
+        </w:tc>
+        <w:tc>
+          <w:tcPr>
+            <w:tcW w:w="2400" w:type="dxa"/>
+          </w:tcPr>
+          <w:p>
+            <w:pPr>
+              <w:spacing w:line="360" w:lineRule="auto"/>
+              <w:rPr>
+                <w:i/>
+                <w:iCs/>
+                <w:sz w:val="21"/>
+                <w:szCs w:val="21"/>
+              </w:rPr>
+            </w:pPr>
+            <w:r>
+              <w:rPr>
+                <w:i/>
+                <w:iCs/>
+                <w:sz w:val="21"/>
+                <w:szCs w:val="21"/>
+              </w:rPr>
+              <w:t xml:space="preserve">(name)</w:t>
+            </w:r>
+          </w:p>
+        </w:tc>
+        <w:tc>
+          <w:tcPr>
+            <w:tcW w:w="2870" w:type="dxa"/>
+          </w:tcPr>
+          <w:p>
+            <w:pPr>
+              <w:spacing w:line="360" w:lineRule="auto"/>
+              <w:rPr>
+                <w:i/>
+                <w:iCs/>
+                <w:sz w:val="21"/>
+                <w:szCs w:val="21"/>
+              </w:rPr>
+            </w:pPr>
+            <w:r>
+              <w:rPr>
+                <w:i/>
+                <w:iCs/>
+                <w:sz w:val="21"/>
+                <w:szCs w:val="21"/>
+              </w:rPr>
+              <w:t xml:space="preserve">cadm-jsmith</w:t>
+            </w:r>
+          </w:p>
+        </w:tc>
+        <w:tc>
+          <w:tcPr>
+            <w:tcW w:w="1600" w:type="dxa"/>
+          </w:tcPr>
+          <w:p>
+            <w:pPr>
+              <w:spacing w:line="360" w:lineRule="auto"/>
+              <w:rPr>
+                <w:i/>
+                <w:iCs/>
+                <w:sz w:val="21"/>
+                <w:szCs w:val="21"/>
+              </w:rPr>
+            </w:pPr>
+            <w:r>
+              <w:rPr>
+                <w:i/>
+                <w:iCs/>
+                <w:sz w:val="21"/>
+                <w:szCs w:val="21"/>
+              </w:rPr>
+              <w:t xml:space="preserve">Yes</w:t>
+            </w:r>
+          </w:p>
+        </w:tc>
+      </w:tr>
+      <w:tr>
+        <w:tc>
+          <w:tcPr>
+            <w:tcW w:w="3200" w:type="dxa"/>
+          </w:tcPr>
+          <w:p>
+            <w:pPr>
+              <w:spacing w:line="360" w:lineRule="auto"/>
+              <w:rPr>
+                <w:sz w:val="21"/>
+                <w:szCs w:val="21"/>
+              </w:rPr>
+            </w:pPr>
+          </w:p>
+        </w:tc>
+        <w:tc>
+          <w:tcPr>
+            <w:tcW w:w="2400" w:type="dxa"/>
+          </w:tcPr>
+          <w:p>
+            <w:pPr>
+              <w:spacing w:line="360" w:lineRule="auto"/>
+              <w:rPr>
+                <w:sz w:val="21"/>
+                <w:szCs w:val="21"/>
+              </w:rPr>
+            </w:pPr>
+          </w:p>
+        </w:tc>
+        <w:tc>
+          <w:tcPr>
+            <w:tcW w:w="2870" w:type="dxa"/>
+          </w:tcPr>
+          <w:p>
+            <w:pPr>
+              <w:spacing w:line="360" w:lineRule="auto"/>
+              <w:rPr>
+                <w:sz w:val="21"/>
+                <w:szCs w:val="21"/>
+              </w:rPr>
+            </w:pPr>
+          </w:p>
+        </w:tc>
+        <w:tc>
+          <w:tcPr>
+            <w:tcW w:w="1600" w:type="dxa"/>
+          </w:tcPr>
+          <w:p>
+            <w:pPr>
+              <w:spacing w:line="360" w:lineRule="auto"/>
+              <w:rPr>
+                <w:sz w:val="21"/>
+                <w:szCs w:val="21"/>
+              </w:rPr>
+            </w:pPr>
+          </w:p>
+        </w:tc>
+      </w:tr>
+      <w:tr>
+        <w:tc>
+          <w:tcPr>
+            <w:tcW w:w="3200" w:type="dxa"/>
+          </w:tcPr>
+          <w:p>
+            <w:pPr>
+              <w:spacing w:line="360" w:lineRule="auto"/>
+              <w:rPr>
+                <w:sz w:val="21"/>
+                <w:szCs w:val="21"/>
+              </w:rPr>
+            </w:pPr>
+          </w:p>
+        </w:tc>
+        <w:tc>
+          <w:tcPr>
+            <w:tcW w:w="2400" w:type="dxa"/>
+          </w:tcPr>
+          <w:p>
+            <w:pPr>
+              <w:spacing w:line="360" w:lineRule="auto"/>
+              <w:rPr>
+                <w:sz w:val="21"/>
+                <w:szCs w:val="21"/>
+              </w:rPr>
+            </w:pPr>
+          </w:p>
+        </w:tc>
+        <w:tc>
+          <w:tcPr>
+            <w:tcW w:w="2870" w:type="dxa"/>
+          </w:tcPr>
+          <w:p>
+            <w:pPr>
+              <w:spacing w:line="360" w:lineRule="auto"/>
+              <w:rPr>
+                <w:sz w:val="21"/>
+                <w:szCs w:val="21"/>
+              </w:rPr>
+            </w:pPr>
+          </w:p>
+        </w:tc>
+        <w:tc>
+          <w:tcPr>
+            <w:tcW w:w="1600" w:type="dxa"/>
+          </w:tcPr>
+          <w:p>
+            <w:pPr>
+              <w:spacing w:line="360" w:lineRule="auto"/>
+              <w:rPr>
+                <w:sz w:val="21"/>
+                <w:szCs w:val="21"/>
+              </w:rPr>
+            </w:pPr>
+          </w:p>
+        </w:tc>
+      </w:tr>
+      <w:tr>
+        <w:tc>
+          <w:tcPr>
+            <w:tcW w:w="3200" w:type="dxa"/>
+          </w:tcPr>
+          <w:p>
+            <w:pPr>
+              <w:spacing w:line="360" w:lineRule="auto"/>
+              <w:rPr>
+                <w:sz w:val="21"/>
+                <w:szCs w:val="21"/>
+              </w:rPr>
+            </w:pPr>
+          </w:p>
+        </w:tc>
+        <w:tc>
+          <w:tcPr>
+            <w:tcW w:w="2400" w:type="dxa"/>
+          </w:tcPr>
+          <w:p>
+            <w:pPr>
+              <w:spacing w:line="360" w:lineRule="auto"/>
+              <w:rPr>
+                <w:sz w:val="21"/>
+                <w:szCs w:val="21"/>
+              </w:rPr>
+            </w:pPr>
+          </w:p>
+        </w:tc>
+        <w:tc>
+          <w:tcPr>
+            <w:tcW w:w="2870" w:type="dxa"/>
+          </w:tcPr>
+          <w:p>
+            <w:pPr>
+              <w:spacing w:line="360" w:lineRule="auto"/>
+              <w:rPr>
+                <w:sz w:val="21"/>
+                <w:szCs w:val="21"/>
+              </w:rPr>
+            </w:pPr>
+          </w:p>
+        </w:tc>
+        <w:tc>
+          <w:tcPr>
+            <w:tcW w:w="1600" w:type="dxa"/>
+          </w:tcPr>
+          <w:p>
+            <w:pPr>
+              <w:spacing w:line="360" w:lineRule="auto"/>
+              <w:rPr>
+                <w:sz w:val="21"/>
+                <w:szCs w:val="21"/>
+              </w:rPr>
+            </w:pPr>
+          </w:p>
+        </w:tc>
+      </w:tr>
+    </w:tbl>
     <w:p>
       <w:pPr>
         <w:rPr>
@@ -11833,13 +12599,7 @@
         <w:pStyle w:val="BodyText"/>
       </w:pPr>
       <w:r>
-        <w:t xml:space="preserve">The Microsoft Entra ID tenant will use the default </w:t>
-      </w:r>
-      <w:r>
-        <w:t xml:space="preserve">.onmicrosoft.us</w:t>
-      </w:r>
-      <w:r>
-        <w:t xml:space="preserve"> initial domain assigned at tenant creation, with </w:t>
+        <w:t xml:space="preserve">The Microsoft Entra ID tenant will use the default .onmicrosoft.us initial domain assigned at tenant creation, with </w:t>
       </w:r>
       <w:r>
         <w:rPr>
@@ -12007,19 +12767,7 @@
         <w:pStyle w:val="BodyText"/>
       </w:pPr>
       <w:r>
-        <w:t xml:space="preserve">Administrators hold a separate administrative account, prefixed </w:t>
-      </w:r>
-      <w:r>
-        <w:t xml:space="preserve">cadm-</w:t>
-      </w:r>
-      <w:r>
-        <w:t xml:space="preserve">, distinct from their day-to-day user account. Administrative work is performed only from the </w:t>
-      </w:r>
-      <w:r>
-        <w:t xml:space="preserve">cadm-</w:t>
-      </w:r>
-      <w:r>
-        <w:t xml:space="preserve"> account, which is subject to the phishing-resistant authentication requirement in Conditional Access policies 2 and 4. The role-to-person assignment list is finalized at implementation.</w:t>
+        <w:t xml:space="preserve">Administrators hold a separate administrative account, prefixed cadm-, distinct from their day-to-day user account. Administrative work is performed only from the cadm- account, which is subject to the phishing-resistant authentication requirement in Conditional Access policies 2 and 4. The role-to-person assignment list is finalized at implementation.</w:t>
       </w:r>
     </w:p>
     <w:p>
@@ -12609,6 +13357,12 @@
           <w:bCs/>
         </w:rPr>
         <w:t xml:space="preserve">TBD</w:t>
+      </w:r>
+      <w:r>
+        <w:rPr>
+          <w:highlight w:val="yellow"/>
+        </w:rPr>
+        <w:t xml:space="preserve"> [TBD: monitored mailbox for quarantine and detection notifications]</w:t>
       </w:r>
       <w:r>
         <w:t xml:space="preserve">, pending WMP nominating one; until then, notifications go to the administrator team.</w:t>
@@ -13648,6 +14402,506 @@
     </w:p>
     <w:p>
       <w:pPr>
+        <w:pStyle w:val="BodyText"/>
+      </w:pPr>
+      <w:commentRangeStart w:id="2085"/>
+      <w:r>
+        <w:t xml:space="preserve">The relay device and application inventory is recorded as follows:</w:t>
+      </w:r>
+      <w:commentRangeEnd w:id="2085"/>
+      <w:r>
+        <w:rPr>
+          <w:rStyle w:val="CommentReference"/>
+        </w:rPr>
+        <w:commentReference w:id="2085"/>
+      </w:r>
+    </w:p>
+    <w:tbl>
+      <w:tblPr>
+        <w:tblStyle w:val="TableGrid"/>
+        <w:tblW w:w="0" w:type="auto"/>
+        <w:tblLook w:val="04A0" w:firstRow="1" w:lastRow="0" w:firstColumn="1" w:lastColumn="0" w:noHBand="0" w:noVBand="1"/>
+      </w:tblPr>
+      <w:tblGrid>
+        <w:gridCol w:w="2400"/>
+        <w:gridCol w:w="1500"/>
+        <w:gridCol w:w="2400"/>
+        <w:gridCol w:w="1400"/>
+        <w:gridCol w:w="2370"/>
+      </w:tblGrid>
+      <w:tr>
+        <w:tc>
+          <w:tcPr>
+            <w:tcW w:w="2400" w:type="dxa"/>
+          </w:tcPr>
+          <w:p>
+            <w:pPr>
+              <w:spacing w:line="360" w:lineRule="auto"/>
+              <w:rPr>
+                <w:b/>
+                <w:bCs/>
+                <w:sz w:val="21"/>
+                <w:szCs w:val="21"/>
+              </w:rPr>
+            </w:pPr>
+            <w:r>
+              <w:rPr>
+                <w:b/>
+                <w:bCs/>
+                <w:sz w:val="21"/>
+                <w:szCs w:val="21"/>
+              </w:rPr>
+              <w:t xml:space="preserve">Device/Application</w:t>
+            </w:r>
+          </w:p>
+        </w:tc>
+        <w:tc>
+          <w:tcPr>
+            <w:tcW w:w="1500" w:type="dxa"/>
+          </w:tcPr>
+          <w:p>
+            <w:pPr>
+              <w:spacing w:line="360" w:lineRule="auto"/>
+              <w:rPr>
+                <w:b/>
+                <w:bCs/>
+                <w:sz w:val="21"/>
+                <w:szCs w:val="21"/>
+              </w:rPr>
+            </w:pPr>
+            <w:r>
+              <w:rPr>
+                <w:b/>
+                <w:bCs/>
+                <w:sz w:val="21"/>
+                <w:szCs w:val="21"/>
+              </w:rPr>
+              <w:t xml:space="preserve">Location</w:t>
+            </w:r>
+          </w:p>
+        </w:tc>
+        <w:tc>
+          <w:tcPr>
+            <w:tcW w:w="2400" w:type="dxa"/>
+          </w:tcPr>
+          <w:p>
+            <w:pPr>
+              <w:spacing w:line="360" w:lineRule="auto"/>
+              <w:rPr>
+                <w:b/>
+                <w:bCs/>
+                <w:sz w:val="21"/>
+                <w:szCs w:val="21"/>
+              </w:rPr>
+            </w:pPr>
+            <w:r>
+              <w:rPr>
+                <w:b/>
+                <w:bCs/>
+                <w:sz w:val="21"/>
+                <w:szCs w:val="21"/>
+              </w:rPr>
+              <w:t xml:space="preserve">Auth method</w:t>
+            </w:r>
+          </w:p>
+        </w:tc>
+        <w:tc>
+          <w:tcPr>
+            <w:tcW w:w="1400" w:type="dxa"/>
+          </w:tcPr>
+          <w:p>
+            <w:pPr>
+              <w:spacing w:line="360" w:lineRule="auto"/>
+              <w:rPr>
+                <w:b/>
+                <w:bCs/>
+                <w:sz w:val="21"/>
+                <w:szCs w:val="21"/>
+              </w:rPr>
+            </w:pPr>
+            <w:r>
+              <w:rPr>
+                <w:b/>
+                <w:bCs/>
+                <w:sz w:val="21"/>
+                <w:szCs w:val="21"/>
+              </w:rPr>
+              <w:t xml:space="preserve">TLS capable</w:t>
+            </w:r>
+          </w:p>
+        </w:tc>
+        <w:tc>
+          <w:tcPr>
+            <w:tcW w:w="2370" w:type="dxa"/>
+          </w:tcPr>
+          <w:p>
+            <w:pPr>
+              <w:spacing w:line="360" w:lineRule="auto"/>
+              <w:rPr>
+                <w:b/>
+                <w:bCs/>
+                <w:sz w:val="21"/>
+                <w:szCs w:val="21"/>
+              </w:rPr>
+            </w:pPr>
+            <w:r>
+              <w:rPr>
+                <w:b/>
+                <w:bCs/>
+                <w:sz w:val="21"/>
+                <w:szCs w:val="21"/>
+              </w:rPr>
+              <w:t xml:space="preserve">Notes</w:t>
+            </w:r>
+          </w:p>
+        </w:tc>
+      </w:tr>
+      <w:tr>
+        <w:tc>
+          <w:tcPr>
+            <w:tcW w:w="2400" w:type="dxa"/>
+          </w:tcPr>
+          <w:p>
+            <w:pPr>
+              <w:spacing w:line="360" w:lineRule="auto"/>
+              <w:rPr>
+                <w:i/>
+                <w:iCs/>
+                <w:sz w:val="21"/>
+                <w:szCs w:val="21"/>
+              </w:rPr>
+            </w:pPr>
+            <w:r>
+              <w:rPr>
+                <w:i/>
+                <w:iCs/>
+                <w:sz w:val="21"/>
+                <w:szCs w:val="21"/>
+              </w:rPr>
+              <w:t xml:space="preserve">e.g., Kyocera MFP – HQ</w:t>
+            </w:r>
+          </w:p>
+        </w:tc>
+        <w:tc>
+          <w:tcPr>
+            <w:tcW w:w="1500" w:type="dxa"/>
+          </w:tcPr>
+          <w:p>
+            <w:pPr>
+              <w:spacing w:line="360" w:lineRule="auto"/>
+              <w:rPr>
+                <w:i/>
+                <w:iCs/>
+                <w:sz w:val="21"/>
+                <w:szCs w:val="21"/>
+              </w:rPr>
+            </w:pPr>
+            <w:r>
+              <w:rPr>
+                <w:i/>
+                <w:iCs/>
+                <w:sz w:val="21"/>
+                <w:szCs w:val="21"/>
+              </w:rPr>
+              <w:t xml:space="preserve">HQ</w:t>
+            </w:r>
+          </w:p>
+        </w:tc>
+        <w:tc>
+          <w:tcPr>
+            <w:tcW w:w="2400" w:type="dxa"/>
+          </w:tcPr>
+          <w:p>
+            <w:pPr>
+              <w:spacing w:line="360" w:lineRule="auto"/>
+              <w:rPr>
+                <w:i/>
+                <w:iCs/>
+                <w:sz w:val="21"/>
+                <w:szCs w:val="21"/>
+              </w:rPr>
+            </w:pPr>
+            <w:r>
+              <w:rPr>
+                <w:i/>
+                <w:iCs/>
+                <w:sz w:val="21"/>
+                <w:szCs w:val="21"/>
+              </w:rPr>
+              <w:t xml:space="preserve">SMTP AUTH submission</w:t>
+            </w:r>
+          </w:p>
+        </w:tc>
+        <w:tc>
+          <w:tcPr>
+            <w:tcW w:w="1400" w:type="dxa"/>
+          </w:tcPr>
+          <w:p>
+            <w:pPr>
+              <w:spacing w:line="360" w:lineRule="auto"/>
+              <w:rPr>
+                <w:i/>
+                <w:iCs/>
+                <w:sz w:val="21"/>
+                <w:szCs w:val="21"/>
+              </w:rPr>
+            </w:pPr>
+            <w:r>
+              <w:rPr>
+                <w:i/>
+                <w:iCs/>
+                <w:sz w:val="21"/>
+                <w:szCs w:val="21"/>
+              </w:rPr>
+              <w:t xml:space="preserve">Yes</w:t>
+            </w:r>
+          </w:p>
+        </w:tc>
+        <w:tc>
+          <w:tcPr>
+            <w:tcW w:w="2370" w:type="dxa"/>
+          </w:tcPr>
+          <w:p>
+            <w:pPr>
+              <w:spacing w:line="360" w:lineRule="auto"/>
+              <w:rPr>
+                <w:i/>
+                <w:iCs/>
+                <w:sz w:val="21"/>
+                <w:szCs w:val="21"/>
+              </w:rPr>
+            </w:pPr>
+            <w:r>
+              <w:rPr>
+                <w:i/>
+                <w:iCs/>
+                <w:sz w:val="21"/>
+                <w:szCs w:val="21"/>
+              </w:rPr>
+              <w:t xml:space="preserve">scan-to-email</w:t>
+            </w:r>
+          </w:p>
+        </w:tc>
+      </w:tr>
+      <w:tr>
+        <w:tc>
+          <w:tcPr>
+            <w:tcW w:w="2400" w:type="dxa"/>
+          </w:tcPr>
+          <w:p>
+            <w:pPr>
+              <w:spacing w:line="360" w:lineRule="auto"/>
+              <w:rPr>
+                <w:sz w:val="21"/>
+                <w:szCs w:val="21"/>
+              </w:rPr>
+            </w:pPr>
+          </w:p>
+        </w:tc>
+        <w:tc>
+          <w:tcPr>
+            <w:tcW w:w="1500" w:type="dxa"/>
+          </w:tcPr>
+          <w:p>
+            <w:pPr>
+              <w:spacing w:line="360" w:lineRule="auto"/>
+              <w:rPr>
+                <w:sz w:val="21"/>
+                <w:szCs w:val="21"/>
+              </w:rPr>
+            </w:pPr>
+          </w:p>
+        </w:tc>
+        <w:tc>
+          <w:tcPr>
+            <w:tcW w:w="2400" w:type="dxa"/>
+          </w:tcPr>
+          <w:p>
+            <w:pPr>
+              <w:spacing w:line="360" w:lineRule="auto"/>
+              <w:rPr>
+                <w:sz w:val="21"/>
+                <w:szCs w:val="21"/>
+              </w:rPr>
+            </w:pPr>
+          </w:p>
+        </w:tc>
+        <w:tc>
+          <w:tcPr>
+            <w:tcW w:w="1400" w:type="dxa"/>
+          </w:tcPr>
+          <w:p>
+            <w:pPr>
+              <w:spacing w:line="360" w:lineRule="auto"/>
+              <w:rPr>
+                <w:sz w:val="21"/>
+                <w:szCs w:val="21"/>
+              </w:rPr>
+            </w:pPr>
+          </w:p>
+        </w:tc>
+        <w:tc>
+          <w:tcPr>
+            <w:tcW w:w="2370" w:type="dxa"/>
+          </w:tcPr>
+          <w:p>
+            <w:pPr>
+              <w:spacing w:line="360" w:lineRule="auto"/>
+              <w:rPr>
+                <w:sz w:val="21"/>
+                <w:szCs w:val="21"/>
+              </w:rPr>
+            </w:pPr>
+          </w:p>
+        </w:tc>
+      </w:tr>
+      <w:tr>
+        <w:tc>
+          <w:tcPr>
+            <w:tcW w:w="2400" w:type="dxa"/>
+          </w:tcPr>
+          <w:p>
+            <w:pPr>
+              <w:spacing w:line="360" w:lineRule="auto"/>
+              <w:rPr>
+                <w:sz w:val="21"/>
+                <w:szCs w:val="21"/>
+              </w:rPr>
+            </w:pPr>
+          </w:p>
+        </w:tc>
+        <w:tc>
+          <w:tcPr>
+            <w:tcW w:w="1500" w:type="dxa"/>
+          </w:tcPr>
+          <w:p>
+            <w:pPr>
+              <w:spacing w:line="360" w:lineRule="auto"/>
+              <w:rPr>
+                <w:sz w:val="21"/>
+                <w:szCs w:val="21"/>
+              </w:rPr>
+            </w:pPr>
+          </w:p>
+        </w:tc>
+        <w:tc>
+          <w:tcPr>
+            <w:tcW w:w="2400" w:type="dxa"/>
+          </w:tcPr>
+          <w:p>
+            <w:pPr>
+              <w:spacing w:line="360" w:lineRule="auto"/>
+              <w:rPr>
+                <w:sz w:val="21"/>
+                <w:szCs w:val="21"/>
+              </w:rPr>
+            </w:pPr>
+          </w:p>
+        </w:tc>
+        <w:tc>
+          <w:tcPr>
+            <w:tcW w:w="1400" w:type="dxa"/>
+          </w:tcPr>
+          <w:p>
+            <w:pPr>
+              <w:spacing w:line="360" w:lineRule="auto"/>
+              <w:rPr>
+                <w:sz w:val="21"/>
+                <w:szCs w:val="21"/>
+              </w:rPr>
+            </w:pPr>
+          </w:p>
+        </w:tc>
+        <w:tc>
+          <w:tcPr>
+            <w:tcW w:w="2370" w:type="dxa"/>
+          </w:tcPr>
+          <w:p>
+            <w:pPr>
+              <w:spacing w:line="360" w:lineRule="auto"/>
+              <w:rPr>
+                <w:sz w:val="21"/>
+                <w:szCs w:val="21"/>
+              </w:rPr>
+            </w:pPr>
+          </w:p>
+        </w:tc>
+      </w:tr>
+      <w:tr>
+        <w:tc>
+          <w:tcPr>
+            <w:tcW w:w="2400" w:type="dxa"/>
+          </w:tcPr>
+          <w:p>
+            <w:pPr>
+              <w:spacing w:line="360" w:lineRule="auto"/>
+              <w:rPr>
+                <w:sz w:val="21"/>
+                <w:szCs w:val="21"/>
+              </w:rPr>
+            </w:pPr>
+          </w:p>
+        </w:tc>
+        <w:tc>
+          <w:tcPr>
+            <w:tcW w:w="1500" w:type="dxa"/>
+          </w:tcPr>
+          <w:p>
+            <w:pPr>
+              <w:spacing w:line="360" w:lineRule="auto"/>
+              <w:rPr>
+                <w:sz w:val="21"/>
+                <w:szCs w:val="21"/>
+              </w:rPr>
+            </w:pPr>
+          </w:p>
+        </w:tc>
+        <w:tc>
+          <w:tcPr>
+            <w:tcW w:w="2400" w:type="dxa"/>
+          </w:tcPr>
+          <w:p>
+            <w:pPr>
+              <w:spacing w:line="360" w:lineRule="auto"/>
+              <w:rPr>
+                <w:sz w:val="21"/>
+                <w:szCs w:val="21"/>
+              </w:rPr>
+            </w:pPr>
+          </w:p>
+        </w:tc>
+        <w:tc>
+          <w:tcPr>
+            <w:tcW w:w="1400" w:type="dxa"/>
+          </w:tcPr>
+          <w:p>
+            <w:pPr>
+              <w:spacing w:line="360" w:lineRule="auto"/>
+              <w:rPr>
+                <w:sz w:val="21"/>
+                <w:szCs w:val="21"/>
+              </w:rPr>
+            </w:pPr>
+          </w:p>
+        </w:tc>
+        <w:tc>
+          <w:tcPr>
+            <w:tcW w:w="2370" w:type="dxa"/>
+          </w:tcPr>
+          <w:p>
+            <w:pPr>
+              <w:spacing w:line="360" w:lineRule="auto"/>
+              <w:rPr>
+                <w:sz w:val="21"/>
+                <w:szCs w:val="21"/>
+              </w:rPr>
+            </w:pPr>
+          </w:p>
+        </w:tc>
+      </w:tr>
+    </w:tbl>
+    <w:p>
+      <w:pPr>
         <w:pStyle w:val="Heading3"/>
       </w:pPr>
       <w:bookmarkStart w:id="2418" w:name="_Toc238480018"/>
@@ -13784,6 +15038,7 @@
       <w:pPr>
         <w:pStyle w:val="ListTA"/>
       </w:pPr>
+      <w:commentRangeStart w:id="2094"/>
       <w:r>
         <w:t xml:space="preserve">The configuration that will carry CUI — site design, guest authentication, sensitivity-label enforcement on shared content, and link expiry — is </w:t>
       </w:r>
@@ -13796,6 +15051,13 @@
       </w:r>
       <w:r>
         <w:t xml:space="preserve"> and confirmed with WMP before external sharing is enabled on any site. Kiteworks is retired only after that model is accepted.</w:t>
+      </w:r>
+      <w:commentRangeEnd w:id="2094"/>
+      <w:r>
+        <w:rPr>
+          <w:rStyle w:val="CommentReference"/>
+        </w:rPr>
+        <w:commentReference w:id="2094"/>
       </w:r>
     </w:p>
     <w:p>
@@ -13905,13 +15167,7 @@
         <w:t>Sites via Microsoft 365 Groups:</w:t>
       </w:r>
       <w:r>
-        <w:t xml:space="preserve"> These SharePoint sites are backed by Microsoft 365 Groups (but not Teams). They are often used for departmental or cross-functional team collaboration. Creating a Microsoft 365 Group automatically creates a SharePoint site. </w:t>
-      </w:r>
-      <w:r>
-        <w:t xml:space="preserve">The sites in scope for migration are listed in the migration site list maintained in the project plan.</w:t>
-      </w:r>
-      <w:r>
-        <w:t xml:space="preserve"> </w:t>
+        <w:t xml:space="preserve"> These SharePoint sites are backed by Microsoft 365 Groups (but not Teams). They are often used for departmental or cross-functional team collaboration. Creating a Microsoft 365 Group automatically creates a SharePoint site. The sites in scope for migration are listed in the migration site list maintained in the project plan. </w:t>
       </w:r>
     </w:p>
     <w:p>
@@ -13926,13 +15182,7 @@
         <w:t>Sites via Teams (Microsoft Teams-connected sites)</w:t>
       </w:r>
       <w:r>
-        <w:t xml:space="preserve">: These SharePoint sites are created automatically when a Microsoft Team is created. Every Team has a SharePoint site for file storage. </w:t>
-      </w:r>
-      <w:r>
-        <w:t xml:space="preserve">The sites in scope for migration are listed in the migration site list maintained in the project plan. Five SharePoint sites are confirmed for migration; departments are evaluating additional Teams and SharePoint assets, and confirmed additions are added to that list before the discovery scan.</w:t>
-      </w:r>
-      <w:r>
-        <w:t xml:space="preserve"> </w:t>
+        <w:t xml:space="preserve">: These SharePoint sites are created automatically when a Microsoft Team is created. Every Team has a SharePoint site for file storage. The sites in scope for migration are listed in the migration site list maintained in the project plan. Five SharePoint sites are confirmed for migration; departments are evaluating additional Teams and SharePoint assets, and confirmed additions are added to that list before the discovery scan. </w:t>
       </w:r>
     </w:p>
     <w:p>
@@ -14263,6 +15513,320 @@
     </w:p>
     <w:p>
       <w:pPr>
+        <w:pStyle w:val="BodyText"/>
+      </w:pPr>
+      <w:commentRangeStart w:id="2091"/>
+      <w:r>
+        <w:t xml:space="preserve">The external access allow list is recorded as follows:</w:t>
+      </w:r>
+      <w:commentRangeEnd w:id="2091"/>
+      <w:r>
+        <w:rPr>
+          <w:rStyle w:val="CommentReference"/>
+        </w:rPr>
+        <w:commentReference w:id="2091"/>
+      </w:r>
+    </w:p>
+    <w:tbl>
+      <w:tblPr>
+        <w:tblStyle w:val="TableGrid"/>
+        <w:tblW w:w="0" w:type="auto"/>
+        <w:tblLook w:val="04A0" w:firstRow="1" w:lastRow="0" w:firstColumn="1" w:lastColumn="0" w:noHBand="0" w:noVBand="1"/>
+      </w:tblPr>
+      <w:tblGrid>
+        <w:gridCol w:w="3200"/>
+        <w:gridCol w:w="3200"/>
+        <w:gridCol w:w="3670"/>
+      </w:tblGrid>
+      <w:tr>
+        <w:tc>
+          <w:tcPr>
+            <w:tcW w:w="3200" w:type="dxa"/>
+          </w:tcPr>
+          <w:p>
+            <w:pPr>
+              <w:spacing w:line="360" w:lineRule="auto"/>
+              <w:rPr>
+                <w:b/>
+                <w:bCs/>
+                <w:sz w:val="21"/>
+                <w:szCs w:val="21"/>
+              </w:rPr>
+            </w:pPr>
+            <w:r>
+              <w:rPr>
+                <w:b/>
+                <w:bCs/>
+                <w:sz w:val="21"/>
+                <w:szCs w:val="21"/>
+              </w:rPr>
+              <w:t xml:space="preserve">Organisation</w:t>
+            </w:r>
+          </w:p>
+        </w:tc>
+        <w:tc>
+          <w:tcPr>
+            <w:tcW w:w="3200" w:type="dxa"/>
+          </w:tcPr>
+          <w:p>
+            <w:pPr>
+              <w:spacing w:line="360" w:lineRule="auto"/>
+              <w:rPr>
+                <w:b/>
+                <w:bCs/>
+                <w:sz w:val="21"/>
+                <w:szCs w:val="21"/>
+              </w:rPr>
+            </w:pPr>
+            <w:r>
+              <w:rPr>
+                <w:b/>
+                <w:bCs/>
+                <w:sz w:val="21"/>
+                <w:szCs w:val="21"/>
+              </w:rPr>
+              <w:t xml:space="preserve">Domain</w:t>
+            </w:r>
+          </w:p>
+        </w:tc>
+        <w:tc>
+          <w:tcPr>
+            <w:tcW w:w="3670" w:type="dxa"/>
+          </w:tcPr>
+          <w:p>
+            <w:pPr>
+              <w:spacing w:line="360" w:lineRule="auto"/>
+              <w:rPr>
+                <w:b/>
+                <w:bCs/>
+                <w:sz w:val="21"/>
+                <w:szCs w:val="21"/>
+              </w:rPr>
+            </w:pPr>
+            <w:r>
+              <w:rPr>
+                <w:b/>
+                <w:bCs/>
+                <w:sz w:val="21"/>
+                <w:szCs w:val="21"/>
+              </w:rPr>
+              <w:t xml:space="preserve">Purpose</w:t>
+            </w:r>
+          </w:p>
+        </w:tc>
+      </w:tr>
+      <w:tr>
+        <w:tc>
+          <w:tcPr>
+            <w:tcW w:w="3200" w:type="dxa"/>
+          </w:tcPr>
+          <w:p>
+            <w:pPr>
+              <w:spacing w:line="360" w:lineRule="auto"/>
+              <w:rPr>
+                <w:i/>
+                <w:iCs/>
+                <w:sz w:val="21"/>
+                <w:szCs w:val="21"/>
+              </w:rPr>
+            </w:pPr>
+            <w:r>
+              <w:rPr>
+                <w:i/>
+                <w:iCs/>
+                <w:sz w:val="21"/>
+                <w:szCs w:val="21"/>
+              </w:rPr>
+              <w:t xml:space="preserve">e.g., (sister organisation)</w:t>
+            </w:r>
+          </w:p>
+        </w:tc>
+        <w:tc>
+          <w:tcPr>
+            <w:tcW w:w="3200" w:type="dxa"/>
+          </w:tcPr>
+          <w:p>
+            <w:pPr>
+              <w:spacing w:line="360" w:lineRule="auto"/>
+              <w:rPr>
+                <w:i/>
+                <w:iCs/>
+                <w:sz w:val="21"/>
+                <w:szCs w:val="21"/>
+              </w:rPr>
+            </w:pPr>
+            <w:r>
+              <w:rPr>
+                <w:i/>
+                <w:iCs/>
+                <w:sz w:val="21"/>
+                <w:szCs w:val="21"/>
+              </w:rPr>
+              <w:t xml:space="preserve">example.com</w:t>
+            </w:r>
+          </w:p>
+        </w:tc>
+        <w:tc>
+          <w:tcPr>
+            <w:tcW w:w="3670" w:type="dxa"/>
+          </w:tcPr>
+          <w:p>
+            <w:pPr>
+              <w:spacing w:line="360" w:lineRule="auto"/>
+              <w:rPr>
+                <w:i/>
+                <w:iCs/>
+                <w:sz w:val="21"/>
+                <w:szCs w:val="21"/>
+              </w:rPr>
+            </w:pPr>
+            <w:r>
+              <w:rPr>
+                <w:i/>
+                <w:iCs/>
+                <w:sz w:val="21"/>
+                <w:szCs w:val="21"/>
+              </w:rPr>
+              <w:t xml:space="preserve">free/busy + Teams federation</w:t>
+            </w:r>
+          </w:p>
+        </w:tc>
+      </w:tr>
+      <w:tr>
+        <w:tc>
+          <w:tcPr>
+            <w:tcW w:w="3200" w:type="dxa"/>
+          </w:tcPr>
+          <w:p>
+            <w:pPr>
+              <w:spacing w:line="360" w:lineRule="auto"/>
+              <w:rPr>
+                <w:sz w:val="21"/>
+                <w:szCs w:val="21"/>
+              </w:rPr>
+            </w:pPr>
+          </w:p>
+        </w:tc>
+        <w:tc>
+          <w:tcPr>
+            <w:tcW w:w="3200" w:type="dxa"/>
+          </w:tcPr>
+          <w:p>
+            <w:pPr>
+              <w:spacing w:line="360" w:lineRule="auto"/>
+              <w:rPr>
+                <w:sz w:val="21"/>
+                <w:szCs w:val="21"/>
+              </w:rPr>
+            </w:pPr>
+          </w:p>
+        </w:tc>
+        <w:tc>
+          <w:tcPr>
+            <w:tcW w:w="3670" w:type="dxa"/>
+          </w:tcPr>
+          <w:p>
+            <w:pPr>
+              <w:spacing w:line="360" w:lineRule="auto"/>
+              <w:rPr>
+                <w:sz w:val="21"/>
+                <w:szCs w:val="21"/>
+              </w:rPr>
+            </w:pPr>
+          </w:p>
+        </w:tc>
+      </w:tr>
+      <w:tr>
+        <w:tc>
+          <w:tcPr>
+            <w:tcW w:w="3200" w:type="dxa"/>
+          </w:tcPr>
+          <w:p>
+            <w:pPr>
+              <w:spacing w:line="360" w:lineRule="auto"/>
+              <w:rPr>
+                <w:sz w:val="21"/>
+                <w:szCs w:val="21"/>
+              </w:rPr>
+            </w:pPr>
+          </w:p>
+        </w:tc>
+        <w:tc>
+          <w:tcPr>
+            <w:tcW w:w="3200" w:type="dxa"/>
+          </w:tcPr>
+          <w:p>
+            <w:pPr>
+              <w:spacing w:line="360" w:lineRule="auto"/>
+              <w:rPr>
+                <w:sz w:val="21"/>
+                <w:szCs w:val="21"/>
+              </w:rPr>
+            </w:pPr>
+          </w:p>
+        </w:tc>
+        <w:tc>
+          <w:tcPr>
+            <w:tcW w:w="3670" w:type="dxa"/>
+          </w:tcPr>
+          <w:p>
+            <w:pPr>
+              <w:spacing w:line="360" w:lineRule="auto"/>
+              <w:rPr>
+                <w:sz w:val="21"/>
+                <w:szCs w:val="21"/>
+              </w:rPr>
+            </w:pPr>
+          </w:p>
+        </w:tc>
+      </w:tr>
+      <w:tr>
+        <w:tc>
+          <w:tcPr>
+            <w:tcW w:w="3200" w:type="dxa"/>
+          </w:tcPr>
+          <w:p>
+            <w:pPr>
+              <w:spacing w:line="360" w:lineRule="auto"/>
+              <w:rPr>
+                <w:sz w:val="21"/>
+                <w:szCs w:val="21"/>
+              </w:rPr>
+            </w:pPr>
+          </w:p>
+        </w:tc>
+        <w:tc>
+          <w:tcPr>
+            <w:tcW w:w="3200" w:type="dxa"/>
+          </w:tcPr>
+          <w:p>
+            <w:pPr>
+              <w:spacing w:line="360" w:lineRule="auto"/>
+              <w:rPr>
+                <w:sz w:val="21"/>
+                <w:szCs w:val="21"/>
+              </w:rPr>
+            </w:pPr>
+          </w:p>
+        </w:tc>
+        <w:tc>
+          <w:tcPr>
+            <w:tcW w:w="3670" w:type="dxa"/>
+          </w:tcPr>
+          <w:p>
+            <w:pPr>
+              <w:spacing w:line="360" w:lineRule="auto"/>
+              <w:rPr>
+                <w:sz w:val="21"/>
+                <w:szCs w:val="21"/>
+              </w:rPr>
+            </w:pPr>
+          </w:p>
+        </w:tc>
+      </w:tr>
+    </w:tbl>
+    <w:p>
+      <w:pPr>
         <w:pStyle w:val="Heading3"/>
       </w:pPr>
       <w:bookmarkStart w:id="1994" w:name="_Toc238470004"/>
@@ -14630,7 +16194,16 @@
         <w:pStyle w:val="BodyText"/>
       </w:pPr>
       <w:r>
-        <w:t xml:space="preserve">WMP operates five conference rooms today, with additional rooms planned at the new facility. Rooms continue with their current pattern: a dedicated Windows device or a user’s laptop, connected to the existing in-room AV equipment and joining meetings with the standard Teams client. </w:t>
+        <w:t xml:space="preserve">WMP operates five conference rooms today, with additional rooms planned at the new facility.</w:t>
+      </w:r>
+      <w:r>
+        <w:rPr>
+          <w:highlight w:val="yellow"/>
+        </w:rPr>
+        <w:t xml:space="preserve"> [TBD: room count at the new facility]</w:t>
+      </w:r>
+      <w:r>
+        <w:t xml:space="preserve"> Rooms continue with their current pattern: a dedicated Windows device or a user’s laptop, connected to the existing in-room AV equipment and joining meetings with the standard Teams client. </w:t>
       </w:r>
       <w:r>
         <w:rPr>
@@ -15014,6 +16587,413 @@
         <w:t xml:space="preserve">. Until that inventory exists, the porting order and the split between user DIDs and service numbers are TBD.</w:t>
       </w:r>
     </w:p>
+    <w:p>
+      <w:pPr>
+        <w:pStyle w:val="BodyText"/>
+      </w:pPr>
+      <w:commentRangeStart w:id="2086"/>
+      <w:r>
+        <w:t xml:space="preserve">The number and DID inventory is recorded as follows:</w:t>
+      </w:r>
+      <w:commentRangeEnd w:id="2086"/>
+      <w:r>
+        <w:rPr>
+          <w:rStyle w:val="CommentReference"/>
+        </w:rPr>
+        <w:commentReference w:id="2086"/>
+      </w:r>
+    </w:p>
+    <w:tbl>
+      <w:tblPr>
+        <w:tblStyle w:val="TableGrid"/>
+        <w:tblW w:w="0" w:type="auto"/>
+        <w:tblLook w:val="04A0" w:firstRow="1" w:lastRow="0" w:firstColumn="1" w:lastColumn="0" w:noHBand="0" w:noVBand="1"/>
+      </w:tblPr>
+      <w:tblGrid>
+        <w:gridCol w:w="2600"/>
+        <w:gridCol w:w="2400"/>
+        <w:gridCol w:w="3470"/>
+        <w:gridCol w:w="1600"/>
+      </w:tblGrid>
+      <w:tr>
+        <w:tc>
+          <w:tcPr>
+            <w:tcW w:w="2600" w:type="dxa"/>
+          </w:tcPr>
+          <w:p>
+            <w:pPr>
+              <w:spacing w:line="360" w:lineRule="auto"/>
+              <w:rPr>
+                <w:b/>
+                <w:bCs/>
+                <w:sz w:val="21"/>
+                <w:szCs w:val="21"/>
+              </w:rPr>
+            </w:pPr>
+            <w:r>
+              <w:rPr>
+                <w:b/>
+                <w:bCs/>
+                <w:sz w:val="21"/>
+                <w:szCs w:val="21"/>
+              </w:rPr>
+              <w:t xml:space="preserve">Number/DID</w:t>
+            </w:r>
+          </w:p>
+        </w:tc>
+        <w:tc>
+          <w:tcPr>
+            <w:tcW w:w="2400" w:type="dxa"/>
+          </w:tcPr>
+          <w:p>
+            <w:pPr>
+              <w:spacing w:line="360" w:lineRule="auto"/>
+              <w:rPr>
+                <w:b/>
+                <w:bCs/>
+                <w:sz w:val="21"/>
+                <w:szCs w:val="21"/>
+              </w:rPr>
+            </w:pPr>
+            <w:r>
+              <w:rPr>
+                <w:b/>
+                <w:bCs/>
+                <w:sz w:val="21"/>
+                <w:szCs w:val="21"/>
+              </w:rPr>
+              <w:t xml:space="preserve">Assigned to</w:t>
+            </w:r>
+          </w:p>
+        </w:tc>
+        <w:tc>
+          <w:tcPr>
+            <w:tcW w:w="3470" w:type="dxa"/>
+          </w:tcPr>
+          <w:p>
+            <w:pPr>
+              <w:spacing w:line="360" w:lineRule="auto"/>
+              <w:rPr>
+                <w:b/>
+                <w:bCs/>
+                <w:sz w:val="21"/>
+                <w:szCs w:val="21"/>
+              </w:rPr>
+            </w:pPr>
+            <w:r>
+              <w:rPr>
+                <w:b/>
+                <w:bCs/>
+                <w:sz w:val="21"/>
+                <w:szCs w:val="21"/>
+              </w:rPr>
+              <w:t xml:space="preserve">Type (user/AA/queue/fax)</w:t>
+            </w:r>
+          </w:p>
+        </w:tc>
+        <w:tc>
+          <w:tcPr>
+            <w:tcW w:w="1600" w:type="dxa"/>
+          </w:tcPr>
+          <w:p>
+            <w:pPr>
+              <w:spacing w:line="360" w:lineRule="auto"/>
+              <w:rPr>
+                <w:b/>
+                <w:bCs/>
+                <w:sz w:val="21"/>
+                <w:szCs w:val="21"/>
+              </w:rPr>
+            </w:pPr>
+            <w:r>
+              <w:rPr>
+                <w:b/>
+                <w:bCs/>
+                <w:sz w:val="21"/>
+                <w:szCs w:val="21"/>
+              </w:rPr>
+              <w:t xml:space="preserve">Port?</w:t>
+            </w:r>
+          </w:p>
+        </w:tc>
+      </w:tr>
+      <w:tr>
+        <w:tc>
+          <w:tcPr>
+            <w:tcW w:w="2600" w:type="dxa"/>
+          </w:tcPr>
+          <w:p>
+            <w:pPr>
+              <w:spacing w:line="360" w:lineRule="auto"/>
+              <w:rPr>
+                <w:i/>
+                <w:iCs/>
+                <w:sz w:val="21"/>
+                <w:szCs w:val="21"/>
+              </w:rPr>
+            </w:pPr>
+            <w:r>
+              <w:rPr>
+                <w:i/>
+                <w:iCs/>
+                <w:sz w:val="21"/>
+                <w:szCs w:val="21"/>
+              </w:rPr>
+              <w:t xml:space="preserve">e.g., +1 262 555 0142</w:t>
+            </w:r>
+          </w:p>
+        </w:tc>
+        <w:tc>
+          <w:tcPr>
+            <w:tcW w:w="2400" w:type="dxa"/>
+          </w:tcPr>
+          <w:p>
+            <w:pPr>
+              <w:spacing w:line="360" w:lineRule="auto"/>
+              <w:rPr>
+                <w:i/>
+                <w:iCs/>
+                <w:sz w:val="21"/>
+                <w:szCs w:val="21"/>
+              </w:rPr>
+            </w:pPr>
+            <w:r>
+              <w:rPr>
+                <w:i/>
+                <w:iCs/>
+                <w:sz w:val="21"/>
+                <w:szCs w:val="21"/>
+              </w:rPr>
+              <w:t xml:space="preserve">(name)</w:t>
+            </w:r>
+          </w:p>
+        </w:tc>
+        <w:tc>
+          <w:tcPr>
+            <w:tcW w:w="3470" w:type="dxa"/>
+          </w:tcPr>
+          <w:p>
+            <w:pPr>
+              <w:spacing w:line="360" w:lineRule="auto"/>
+              <w:rPr>
+                <w:i/>
+                <w:iCs/>
+                <w:sz w:val="21"/>
+                <w:szCs w:val="21"/>
+              </w:rPr>
+            </w:pPr>
+            <w:r>
+              <w:rPr>
+                <w:i/>
+                <w:iCs/>
+                <w:sz w:val="21"/>
+                <w:szCs w:val="21"/>
+              </w:rPr>
+              <w:t xml:space="preserve">User</w:t>
+            </w:r>
+          </w:p>
+        </w:tc>
+        <w:tc>
+          <w:tcPr>
+            <w:tcW w:w="1600" w:type="dxa"/>
+          </w:tcPr>
+          <w:p>
+            <w:pPr>
+              <w:spacing w:line="360" w:lineRule="auto"/>
+              <w:rPr>
+                <w:i/>
+                <w:iCs/>
+                <w:sz w:val="21"/>
+                <w:szCs w:val="21"/>
+              </w:rPr>
+            </w:pPr>
+            <w:r>
+              <w:rPr>
+                <w:i/>
+                <w:iCs/>
+                <w:sz w:val="21"/>
+                <w:szCs w:val="21"/>
+              </w:rPr>
+              <w:t xml:space="preserve">Yes</w:t>
+            </w:r>
+          </w:p>
+        </w:tc>
+      </w:tr>
+      <w:tr>
+        <w:tc>
+          <w:tcPr>
+            <w:tcW w:w="2600" w:type="dxa"/>
+          </w:tcPr>
+          <w:p>
+            <w:pPr>
+              <w:spacing w:line="360" w:lineRule="auto"/>
+              <w:rPr>
+                <w:sz w:val="21"/>
+                <w:szCs w:val="21"/>
+              </w:rPr>
+            </w:pPr>
+          </w:p>
+        </w:tc>
+        <w:tc>
+          <w:tcPr>
+            <w:tcW w:w="2400" w:type="dxa"/>
+          </w:tcPr>
+          <w:p>
+            <w:pPr>
+              <w:spacing w:line="360" w:lineRule="auto"/>
+              <w:rPr>
+                <w:sz w:val="21"/>
+                <w:szCs w:val="21"/>
+              </w:rPr>
+            </w:pPr>
+          </w:p>
+        </w:tc>
+        <w:tc>
+          <w:tcPr>
+            <w:tcW w:w="3470" w:type="dxa"/>
+          </w:tcPr>
+          <w:p>
+            <w:pPr>
+              <w:spacing w:line="360" w:lineRule="auto"/>
+              <w:rPr>
+                <w:sz w:val="21"/>
+                <w:szCs w:val="21"/>
+              </w:rPr>
+            </w:pPr>
+          </w:p>
+        </w:tc>
+        <w:tc>
+          <w:tcPr>
+            <w:tcW w:w="1600" w:type="dxa"/>
+          </w:tcPr>
+          <w:p>
+            <w:pPr>
+              <w:spacing w:line="360" w:lineRule="auto"/>
+              <w:rPr>
+                <w:sz w:val="21"/>
+                <w:szCs w:val="21"/>
+              </w:rPr>
+            </w:pPr>
+          </w:p>
+        </w:tc>
+      </w:tr>
+      <w:tr>
+        <w:tc>
+          <w:tcPr>
+            <w:tcW w:w="2600" w:type="dxa"/>
+          </w:tcPr>
+          <w:p>
+            <w:pPr>
+              <w:spacing w:line="360" w:lineRule="auto"/>
+              <w:rPr>
+                <w:sz w:val="21"/>
+                <w:szCs w:val="21"/>
+              </w:rPr>
+            </w:pPr>
+          </w:p>
+        </w:tc>
+        <w:tc>
+          <w:tcPr>
+            <w:tcW w:w="2400" w:type="dxa"/>
+          </w:tcPr>
+          <w:p>
+            <w:pPr>
+              <w:spacing w:line="360" w:lineRule="auto"/>
+              <w:rPr>
+                <w:sz w:val="21"/>
+                <w:szCs w:val="21"/>
+              </w:rPr>
+            </w:pPr>
+          </w:p>
+        </w:tc>
+        <w:tc>
+          <w:tcPr>
+            <w:tcW w:w="3470" w:type="dxa"/>
+          </w:tcPr>
+          <w:p>
+            <w:pPr>
+              <w:spacing w:line="360" w:lineRule="auto"/>
+              <w:rPr>
+                <w:sz w:val="21"/>
+                <w:szCs w:val="21"/>
+              </w:rPr>
+            </w:pPr>
+          </w:p>
+        </w:tc>
+        <w:tc>
+          <w:tcPr>
+            <w:tcW w:w="1600" w:type="dxa"/>
+          </w:tcPr>
+          <w:p>
+            <w:pPr>
+              <w:spacing w:line="360" w:lineRule="auto"/>
+              <w:rPr>
+                <w:sz w:val="21"/>
+                <w:szCs w:val="21"/>
+              </w:rPr>
+            </w:pPr>
+          </w:p>
+        </w:tc>
+      </w:tr>
+      <w:tr>
+        <w:tc>
+          <w:tcPr>
+            <w:tcW w:w="2600" w:type="dxa"/>
+          </w:tcPr>
+          <w:p>
+            <w:pPr>
+              <w:spacing w:line="360" w:lineRule="auto"/>
+              <w:rPr>
+                <w:sz w:val="21"/>
+                <w:szCs w:val="21"/>
+              </w:rPr>
+            </w:pPr>
+          </w:p>
+        </w:tc>
+        <w:tc>
+          <w:tcPr>
+            <w:tcW w:w="2400" w:type="dxa"/>
+          </w:tcPr>
+          <w:p>
+            <w:pPr>
+              <w:spacing w:line="360" w:lineRule="auto"/>
+              <w:rPr>
+                <w:sz w:val="21"/>
+                <w:szCs w:val="21"/>
+              </w:rPr>
+            </w:pPr>
+          </w:p>
+        </w:tc>
+        <w:tc>
+          <w:tcPr>
+            <w:tcW w:w="3470" w:type="dxa"/>
+          </w:tcPr>
+          <w:p>
+            <w:pPr>
+              <w:spacing w:line="360" w:lineRule="auto"/>
+              <w:rPr>
+                <w:sz w:val="21"/>
+                <w:szCs w:val="21"/>
+              </w:rPr>
+            </w:pPr>
+          </w:p>
+        </w:tc>
+        <w:tc>
+          <w:tcPr>
+            <w:tcW w:w="1600" w:type="dxa"/>
+          </w:tcPr>
+          <w:p>
+            <w:pPr>
+              <w:spacing w:line="360" w:lineRule="auto"/>
+              <w:rPr>
+                <w:sz w:val="21"/>
+                <w:szCs w:val="21"/>
+              </w:rPr>
+            </w:pPr>
+          </w:p>
+        </w:tc>
+      </w:tr>
+    </w:tbl>
     <w:p>
       <w:pPr>
         <w:pStyle w:val="Heading3"/>
@@ -15509,6 +17489,20 @@
       <w:r>
         <w:t xml:space="preserve"> Apple Business Manager will be created and integrated with Intune to support automated device enrollment. WMP is responsible for creating and providing the Apple Business Manager account.</w:t>
       </w:r>
+      <w:commentRangeStart w:id="2090"/>
+      <w:r>
+        <w:rPr>
+          <w:highlight w:val="yellow"/>
+        </w:rPr>
+        <w:t xml:space="preserve"> [TBD: Apple Business Manager account owner]</w:t>
+      </w:r>
+      <w:commentRangeEnd w:id="2090"/>
+      <w:r>
+        <w:rPr>
+          <w:rStyle w:val="CommentReference"/>
+        </w:rPr>
+        <w:commentReference w:id="2090"/>
+      </w:r>
     </w:p>
     <w:p>
       <w:pPr>
@@ -15542,6 +17536,405 @@
     </w:p>
     <w:p>
       <w:pPr>
+        <w:pStyle w:val="BodyText"/>
+      </w:pPr>
+      <w:r>
+        <w:t xml:space="preserve">The mobile device fleet by site and platform is recorded as follows:</w:t>
+      </w:r>
+    </w:p>
+    <w:tbl>
+      <w:tblPr>
+        <w:tblStyle w:val="TableGrid"/>
+        <w:tblW w:w="0" w:type="auto"/>
+        <w:tblLook w:val="04A0" w:firstRow="1" w:lastRow="0" w:firstColumn="1" w:lastColumn="0" w:noHBand="0" w:noVBand="1"/>
+      </w:tblPr>
+      <w:tblGrid>
+        <w:gridCol w:w="2600"/>
+        <w:gridCol w:w="1600"/>
+        <w:gridCol w:w="1600"/>
+        <w:gridCol w:w="4270"/>
+      </w:tblGrid>
+      <w:tr>
+        <w:tc>
+          <w:tcPr>
+            <w:tcW w:w="2600" w:type="dxa"/>
+          </w:tcPr>
+          <w:p>
+            <w:pPr>
+              <w:spacing w:line="360" w:lineRule="auto"/>
+              <w:rPr>
+                <w:b/>
+                <w:bCs/>
+                <w:sz w:val="21"/>
+                <w:szCs w:val="21"/>
+              </w:rPr>
+            </w:pPr>
+            <w:r>
+              <w:rPr>
+                <w:b/>
+                <w:bCs/>
+                <w:sz w:val="21"/>
+                <w:szCs w:val="21"/>
+              </w:rPr>
+              <w:t xml:space="preserve">Site</w:t>
+            </w:r>
+          </w:p>
+        </w:tc>
+        <w:tc>
+          <w:tcPr>
+            <w:tcW w:w="1600" w:type="dxa"/>
+          </w:tcPr>
+          <w:p>
+            <w:pPr>
+              <w:spacing w:line="360" w:lineRule="auto"/>
+              <w:rPr>
+                <w:b/>
+                <w:bCs/>
+                <w:sz w:val="21"/>
+                <w:szCs w:val="21"/>
+              </w:rPr>
+            </w:pPr>
+            <w:r>
+              <w:rPr>
+                <w:b/>
+                <w:bCs/>
+                <w:sz w:val="21"/>
+                <w:szCs w:val="21"/>
+              </w:rPr>
+              <w:t xml:space="preserve">iOS</w:t>
+            </w:r>
+          </w:p>
+        </w:tc>
+        <w:tc>
+          <w:tcPr>
+            <w:tcW w:w="1600" w:type="dxa"/>
+          </w:tcPr>
+          <w:p>
+            <w:pPr>
+              <w:spacing w:line="360" w:lineRule="auto"/>
+              <w:rPr>
+                <w:b/>
+                <w:bCs/>
+                <w:sz w:val="21"/>
+                <w:szCs w:val="21"/>
+              </w:rPr>
+            </w:pPr>
+            <w:r>
+              <w:rPr>
+                <w:b/>
+                <w:bCs/>
+                <w:sz w:val="21"/>
+                <w:szCs w:val="21"/>
+              </w:rPr>
+              <w:t xml:space="preserve">Android</w:t>
+            </w:r>
+          </w:p>
+        </w:tc>
+        <w:tc>
+          <w:tcPr>
+            <w:tcW w:w="4270" w:type="dxa"/>
+          </w:tcPr>
+          <w:p>
+            <w:pPr>
+              <w:spacing w:line="360" w:lineRule="auto"/>
+              <w:rPr>
+                <w:b/>
+                <w:bCs/>
+                <w:sz w:val="21"/>
+                <w:szCs w:val="21"/>
+              </w:rPr>
+            </w:pPr>
+            <w:r>
+              <w:rPr>
+                <w:b/>
+                <w:bCs/>
+                <w:sz w:val="21"/>
+                <w:szCs w:val="21"/>
+              </w:rPr>
+              <w:t xml:space="preserve">Notes</w:t>
+            </w:r>
+          </w:p>
+        </w:tc>
+      </w:tr>
+      <w:tr>
+        <w:tc>
+          <w:tcPr>
+            <w:tcW w:w="2600" w:type="dxa"/>
+          </w:tcPr>
+          <w:p>
+            <w:pPr>
+              <w:spacing w:line="360" w:lineRule="auto"/>
+              <w:rPr>
+                <w:i/>
+                <w:iCs/>
+                <w:sz w:val="21"/>
+                <w:szCs w:val="21"/>
+              </w:rPr>
+            </w:pPr>
+            <w:r>
+              <w:rPr>
+                <w:i/>
+                <w:iCs/>
+                <w:sz w:val="21"/>
+                <w:szCs w:val="21"/>
+              </w:rPr>
+              <w:t xml:space="preserve">e.g., WMP HQ</w:t>
+            </w:r>
+          </w:p>
+        </w:tc>
+        <w:tc>
+          <w:tcPr>
+            <w:tcW w:w="1600" w:type="dxa"/>
+          </w:tcPr>
+          <w:p>
+            <w:pPr>
+              <w:spacing w:line="360" w:lineRule="auto"/>
+              <w:rPr>
+                <w:i/>
+                <w:iCs/>
+                <w:sz w:val="21"/>
+                <w:szCs w:val="21"/>
+              </w:rPr>
+            </w:pPr>
+            <w:r>
+              <w:rPr>
+                <w:i/>
+                <w:iCs/>
+                <w:sz w:val="21"/>
+                <w:szCs w:val="21"/>
+              </w:rPr>
+              <w:t xml:space="preserve">(count)</w:t>
+            </w:r>
+          </w:p>
+        </w:tc>
+        <w:tc>
+          <w:tcPr>
+            <w:tcW w:w="1600" w:type="dxa"/>
+          </w:tcPr>
+          <w:p>
+            <w:pPr>
+              <w:spacing w:line="360" w:lineRule="auto"/>
+              <w:rPr>
+                <w:i/>
+                <w:iCs/>
+                <w:sz w:val="21"/>
+                <w:szCs w:val="21"/>
+              </w:rPr>
+            </w:pPr>
+            <w:r>
+              <w:rPr>
+                <w:i/>
+                <w:iCs/>
+                <w:sz w:val="21"/>
+                <w:szCs w:val="21"/>
+              </w:rPr>
+              <w:t xml:space="preserve">(count)</w:t>
+            </w:r>
+          </w:p>
+        </w:tc>
+        <w:tc>
+          <w:tcPr>
+            <w:tcW w:w="4270" w:type="dxa"/>
+          </w:tcPr>
+          <w:p>
+            <w:pPr>
+              <w:spacing w:line="360" w:lineRule="auto"/>
+              <w:rPr>
+                <w:i/>
+                <w:iCs/>
+                <w:sz w:val="21"/>
+                <w:szCs w:val="21"/>
+              </w:rPr>
+            </w:pPr>
+            <w:r>
+              <w:rPr>
+                <w:i/>
+                <w:iCs/>
+                <w:sz w:val="21"/>
+                <w:szCs w:val="21"/>
+              </w:rPr>
+              <w:t xml:space="preserve">corporate-owned only</w:t>
+            </w:r>
+          </w:p>
+        </w:tc>
+      </w:tr>
+      <w:tr>
+        <w:tc>
+          <w:tcPr>
+            <w:tcW w:w="2600" w:type="dxa"/>
+          </w:tcPr>
+          <w:p>
+            <w:pPr>
+              <w:spacing w:line="360" w:lineRule="auto"/>
+              <w:rPr>
+                <w:sz w:val="21"/>
+                <w:szCs w:val="21"/>
+              </w:rPr>
+            </w:pPr>
+          </w:p>
+        </w:tc>
+        <w:tc>
+          <w:tcPr>
+            <w:tcW w:w="1600" w:type="dxa"/>
+          </w:tcPr>
+          <w:p>
+            <w:pPr>
+              <w:spacing w:line="360" w:lineRule="auto"/>
+              <w:rPr>
+                <w:sz w:val="21"/>
+                <w:szCs w:val="21"/>
+              </w:rPr>
+            </w:pPr>
+          </w:p>
+        </w:tc>
+        <w:tc>
+          <w:tcPr>
+            <w:tcW w:w="1600" w:type="dxa"/>
+          </w:tcPr>
+          <w:p>
+            <w:pPr>
+              <w:spacing w:line="360" w:lineRule="auto"/>
+              <w:rPr>
+                <w:sz w:val="21"/>
+                <w:szCs w:val="21"/>
+              </w:rPr>
+            </w:pPr>
+          </w:p>
+        </w:tc>
+        <w:tc>
+          <w:tcPr>
+            <w:tcW w:w="4270" w:type="dxa"/>
+          </w:tcPr>
+          <w:p>
+            <w:pPr>
+              <w:spacing w:line="360" w:lineRule="auto"/>
+              <w:rPr>
+                <w:sz w:val="21"/>
+                <w:szCs w:val="21"/>
+              </w:rPr>
+            </w:pPr>
+          </w:p>
+        </w:tc>
+      </w:tr>
+      <w:tr>
+        <w:tc>
+          <w:tcPr>
+            <w:tcW w:w="2600" w:type="dxa"/>
+          </w:tcPr>
+          <w:p>
+            <w:pPr>
+              <w:spacing w:line="360" w:lineRule="auto"/>
+              <w:rPr>
+                <w:sz w:val="21"/>
+                <w:szCs w:val="21"/>
+              </w:rPr>
+            </w:pPr>
+          </w:p>
+        </w:tc>
+        <w:tc>
+          <w:tcPr>
+            <w:tcW w:w="1600" w:type="dxa"/>
+          </w:tcPr>
+          <w:p>
+            <w:pPr>
+              <w:spacing w:line="360" w:lineRule="auto"/>
+              <w:rPr>
+                <w:sz w:val="21"/>
+                <w:szCs w:val="21"/>
+              </w:rPr>
+            </w:pPr>
+          </w:p>
+        </w:tc>
+        <w:tc>
+          <w:tcPr>
+            <w:tcW w:w="1600" w:type="dxa"/>
+          </w:tcPr>
+          <w:p>
+            <w:pPr>
+              <w:spacing w:line="360" w:lineRule="auto"/>
+              <w:rPr>
+                <w:sz w:val="21"/>
+                <w:szCs w:val="21"/>
+              </w:rPr>
+            </w:pPr>
+          </w:p>
+        </w:tc>
+        <w:tc>
+          <w:tcPr>
+            <w:tcW w:w="4270" w:type="dxa"/>
+          </w:tcPr>
+          <w:p>
+            <w:pPr>
+              <w:spacing w:line="360" w:lineRule="auto"/>
+              <w:rPr>
+                <w:sz w:val="21"/>
+                <w:szCs w:val="21"/>
+              </w:rPr>
+            </w:pPr>
+          </w:p>
+        </w:tc>
+      </w:tr>
+      <w:tr>
+        <w:tc>
+          <w:tcPr>
+            <w:tcW w:w="2600" w:type="dxa"/>
+          </w:tcPr>
+          <w:p>
+            <w:pPr>
+              <w:spacing w:line="360" w:lineRule="auto"/>
+              <w:rPr>
+                <w:sz w:val="21"/>
+                <w:szCs w:val="21"/>
+              </w:rPr>
+            </w:pPr>
+          </w:p>
+        </w:tc>
+        <w:tc>
+          <w:tcPr>
+            <w:tcW w:w="1600" w:type="dxa"/>
+          </w:tcPr>
+          <w:p>
+            <w:pPr>
+              <w:spacing w:line="360" w:lineRule="auto"/>
+              <w:rPr>
+                <w:sz w:val="21"/>
+                <w:szCs w:val="21"/>
+              </w:rPr>
+            </w:pPr>
+          </w:p>
+        </w:tc>
+        <w:tc>
+          <w:tcPr>
+            <w:tcW w:w="1600" w:type="dxa"/>
+          </w:tcPr>
+          <w:p>
+            <w:pPr>
+              <w:spacing w:line="360" w:lineRule="auto"/>
+              <w:rPr>
+                <w:sz w:val="21"/>
+                <w:szCs w:val="21"/>
+              </w:rPr>
+            </w:pPr>
+          </w:p>
+        </w:tc>
+        <w:tc>
+          <w:tcPr>
+            <w:tcW w:w="4270" w:type="dxa"/>
+          </w:tcPr>
+          <w:p>
+            <w:pPr>
+              <w:spacing w:line="360" w:lineRule="auto"/>
+              <w:rPr>
+                <w:sz w:val="21"/>
+                <w:szCs w:val="21"/>
+              </w:rPr>
+            </w:pPr>
+          </w:p>
+        </w:tc>
+      </w:tr>
+    </w:tbl>
+    <w:p>
+      <w:pPr>
         <w:pStyle w:val="Heading3"/>
       </w:pPr>
       <w:bookmarkStart w:id="2429" w:name="_Toc238480029"/>
@@ -15837,7 +18230,16 @@
         <w:t xml:space="preserve">Microsoft Security Compliance Toolkit baselines will be deployed through Intune.</w:t>
       </w:r>
       <w:r>
-        <w:t xml:space="preserve"> The concrete baseline set and the pinned versions are selected at configuration against the Windows and Microsoft 365 Apps releases in the estate at that time. Every deviation from a baseline setting is recorded, with justification, in the Configuration Document, so that the deviation record is available as compliance evidence.</w:t>
+        <w:t xml:space="preserve"> The concrete baseline set and the pinned versions are selected at configuration against the Windows and Microsoft 365 Apps releases in the estate at that time.</w:t>
+      </w:r>
+      <w:r>
+        <w:rPr>
+          <w:highlight w:val="yellow"/>
+        </w:rPr>
+        <w:t xml:space="preserve"> [TBD: baseline set and pinned versions — selected at configuration]</w:t>
+      </w:r>
+      <w:r>
+        <w:t xml:space="preserve"> Every deviation from a baseline setting is recorded, with justification, in the Configuration Document, so that the deviation record is available as compliance evidence.</w:t>
       </w:r>
     </w:p>
     <w:p>
@@ -16394,6 +18796,20 @@
         </w:rPr>
         <w:t xml:space="preserve">Pilot ring membership is named at implementation.</w:t>
       </w:r>
+      <w:commentRangeStart w:id="2088"/>
+      <w:r>
+        <w:rPr>
+          <w:highlight w:val="yellow"/>
+        </w:rPr>
+        <w:t xml:space="preserve"> [TBD: pilot ring members]</w:t>
+      </w:r>
+      <w:commentRangeEnd w:id="2088"/>
+      <w:r>
+        <w:rPr>
+          <w:rStyle w:val="CommentReference"/>
+        </w:rPr>
+        <w:commentReference w:id="2088"/>
+      </w:r>
       <w:r>
         <w:t xml:space="preserve"> The device inventory by site and type is collected by WMP during pre-migration device preparation.</w:t>
       </w:r>
@@ -16836,6 +19252,413 @@
       <w:pPr>
         <w:pStyle w:val="BodyText"/>
       </w:pPr>
+      <w:commentRangeStart w:id="2084"/>
+      <w:r>
+        <w:t xml:space="preserve">The sites and teams in migration scope are recorded as follows:</w:t>
+      </w:r>
+      <w:commentRangeEnd w:id="2084"/>
+      <w:r>
+        <w:rPr>
+          <w:rStyle w:val="CommentReference"/>
+        </w:rPr>
+        <w:commentReference w:id="2084"/>
+      </w:r>
+    </w:p>
+    <w:tbl>
+      <w:tblPr>
+        <w:tblStyle w:val="TableGrid"/>
+        <w:tblW w:w="0" w:type="auto"/>
+        <w:tblLook w:val="04A0" w:firstRow="1" w:lastRow="0" w:firstColumn="1" w:lastColumn="0" w:noHBand="0" w:noVBand="1"/>
+      </w:tblPr>
+      <w:tblGrid>
+        <w:gridCol w:w="2800"/>
+        <w:gridCol w:w="2200"/>
+        <w:gridCol w:w="3470"/>
+        <w:gridCol w:w="1600"/>
+      </w:tblGrid>
+      <w:tr>
+        <w:tc>
+          <w:tcPr>
+            <w:tcW w:w="2800" w:type="dxa"/>
+          </w:tcPr>
+          <w:p>
+            <w:pPr>
+              <w:spacing w:line="360" w:lineRule="auto"/>
+              <w:rPr>
+                <w:b/>
+                <w:bCs/>
+                <w:sz w:val="21"/>
+                <w:szCs w:val="21"/>
+              </w:rPr>
+            </w:pPr>
+            <w:r>
+              <w:rPr>
+                <w:b/>
+                <w:bCs/>
+                <w:sz w:val="21"/>
+                <w:szCs w:val="21"/>
+              </w:rPr>
+              <w:t xml:space="preserve">Site/Team</w:t>
+            </w:r>
+          </w:p>
+        </w:tc>
+        <w:tc>
+          <w:tcPr>
+            <w:tcW w:w="2200" w:type="dxa"/>
+          </w:tcPr>
+          <w:p>
+            <w:pPr>
+              <w:spacing w:line="360" w:lineRule="auto"/>
+              <w:rPr>
+                <w:b/>
+                <w:bCs/>
+                <w:sz w:val="21"/>
+                <w:szCs w:val="21"/>
+              </w:rPr>
+            </w:pPr>
+            <w:r>
+              <w:rPr>
+                <w:b/>
+                <w:bCs/>
+                <w:sz w:val="21"/>
+                <w:szCs w:val="21"/>
+              </w:rPr>
+              <w:t xml:space="preserve">Owner</w:t>
+            </w:r>
+          </w:p>
+        </w:tc>
+        <w:tc>
+          <w:tcPr>
+            <w:tcW w:w="3470" w:type="dxa"/>
+          </w:tcPr>
+          <w:p>
+            <w:pPr>
+              <w:spacing w:line="360" w:lineRule="auto"/>
+              <w:rPr>
+                <w:b/>
+                <w:bCs/>
+                <w:sz w:val="21"/>
+                <w:szCs w:val="21"/>
+              </w:rPr>
+            </w:pPr>
+            <w:r>
+              <w:rPr>
+                <w:b/>
+                <w:bCs/>
+                <w:sz w:val="21"/>
+                <w:szCs w:val="21"/>
+              </w:rPr>
+              <w:t xml:space="preserve">Type (M365 Group / standalone)</w:t>
+            </w:r>
+          </w:p>
+        </w:tc>
+        <w:tc>
+          <w:tcPr>
+            <w:tcW w:w="1600" w:type="dxa"/>
+          </w:tcPr>
+          <w:p>
+            <w:pPr>
+              <w:spacing w:line="360" w:lineRule="auto"/>
+              <w:rPr>
+                <w:b/>
+                <w:bCs/>
+                <w:sz w:val="21"/>
+                <w:szCs w:val="21"/>
+              </w:rPr>
+            </w:pPr>
+            <w:r>
+              <w:rPr>
+                <w:b/>
+                <w:bCs/>
+                <w:sz w:val="21"/>
+                <w:szCs w:val="21"/>
+              </w:rPr>
+              <w:t xml:space="preserve">Migrate?</w:t>
+            </w:r>
+          </w:p>
+        </w:tc>
+      </w:tr>
+      <w:tr>
+        <w:tc>
+          <w:tcPr>
+            <w:tcW w:w="2800" w:type="dxa"/>
+          </w:tcPr>
+          <w:p>
+            <w:pPr>
+              <w:spacing w:line="360" w:lineRule="auto"/>
+              <w:rPr>
+                <w:i/>
+                <w:iCs/>
+                <w:sz w:val="21"/>
+                <w:szCs w:val="21"/>
+              </w:rPr>
+            </w:pPr>
+            <w:r>
+              <w:rPr>
+                <w:i/>
+                <w:iCs/>
+                <w:sz w:val="21"/>
+                <w:szCs w:val="21"/>
+              </w:rPr>
+              <w:t xml:space="preserve">e.g., Engineering</w:t>
+            </w:r>
+          </w:p>
+        </w:tc>
+        <w:tc>
+          <w:tcPr>
+            <w:tcW w:w="2200" w:type="dxa"/>
+          </w:tcPr>
+          <w:p>
+            <w:pPr>
+              <w:spacing w:line="360" w:lineRule="auto"/>
+              <w:rPr>
+                <w:i/>
+                <w:iCs/>
+                <w:sz w:val="21"/>
+                <w:szCs w:val="21"/>
+              </w:rPr>
+            </w:pPr>
+            <w:r>
+              <w:rPr>
+                <w:i/>
+                <w:iCs/>
+                <w:sz w:val="21"/>
+                <w:szCs w:val="21"/>
+              </w:rPr>
+              <w:t xml:space="preserve">(owner)</w:t>
+            </w:r>
+          </w:p>
+        </w:tc>
+        <w:tc>
+          <w:tcPr>
+            <w:tcW w:w="3470" w:type="dxa"/>
+          </w:tcPr>
+          <w:p>
+            <w:pPr>
+              <w:spacing w:line="360" w:lineRule="auto"/>
+              <w:rPr>
+                <w:i/>
+                <w:iCs/>
+                <w:sz w:val="21"/>
+                <w:szCs w:val="21"/>
+              </w:rPr>
+            </w:pPr>
+            <w:r>
+              <w:rPr>
+                <w:i/>
+                <w:iCs/>
+                <w:sz w:val="21"/>
+                <w:szCs w:val="21"/>
+              </w:rPr>
+              <w:t xml:space="preserve">M365 Group</w:t>
+            </w:r>
+          </w:p>
+        </w:tc>
+        <w:tc>
+          <w:tcPr>
+            <w:tcW w:w="1600" w:type="dxa"/>
+          </w:tcPr>
+          <w:p>
+            <w:pPr>
+              <w:spacing w:line="360" w:lineRule="auto"/>
+              <w:rPr>
+                <w:i/>
+                <w:iCs/>
+                <w:sz w:val="21"/>
+                <w:szCs w:val="21"/>
+              </w:rPr>
+            </w:pPr>
+            <w:r>
+              <w:rPr>
+                <w:i/>
+                <w:iCs/>
+                <w:sz w:val="21"/>
+                <w:szCs w:val="21"/>
+              </w:rPr>
+              <w:t xml:space="preserve">Yes</w:t>
+            </w:r>
+          </w:p>
+        </w:tc>
+      </w:tr>
+      <w:tr>
+        <w:tc>
+          <w:tcPr>
+            <w:tcW w:w="2800" w:type="dxa"/>
+          </w:tcPr>
+          <w:p>
+            <w:pPr>
+              <w:spacing w:line="360" w:lineRule="auto"/>
+              <w:rPr>
+                <w:sz w:val="21"/>
+                <w:szCs w:val="21"/>
+              </w:rPr>
+            </w:pPr>
+          </w:p>
+        </w:tc>
+        <w:tc>
+          <w:tcPr>
+            <w:tcW w:w="2200" w:type="dxa"/>
+          </w:tcPr>
+          <w:p>
+            <w:pPr>
+              <w:spacing w:line="360" w:lineRule="auto"/>
+              <w:rPr>
+                <w:sz w:val="21"/>
+                <w:szCs w:val="21"/>
+              </w:rPr>
+            </w:pPr>
+          </w:p>
+        </w:tc>
+        <w:tc>
+          <w:tcPr>
+            <w:tcW w:w="3470" w:type="dxa"/>
+          </w:tcPr>
+          <w:p>
+            <w:pPr>
+              <w:spacing w:line="360" w:lineRule="auto"/>
+              <w:rPr>
+                <w:sz w:val="21"/>
+                <w:szCs w:val="21"/>
+              </w:rPr>
+            </w:pPr>
+          </w:p>
+        </w:tc>
+        <w:tc>
+          <w:tcPr>
+            <w:tcW w:w="1600" w:type="dxa"/>
+          </w:tcPr>
+          <w:p>
+            <w:pPr>
+              <w:spacing w:line="360" w:lineRule="auto"/>
+              <w:rPr>
+                <w:sz w:val="21"/>
+                <w:szCs w:val="21"/>
+              </w:rPr>
+            </w:pPr>
+          </w:p>
+        </w:tc>
+      </w:tr>
+      <w:tr>
+        <w:tc>
+          <w:tcPr>
+            <w:tcW w:w="2800" w:type="dxa"/>
+          </w:tcPr>
+          <w:p>
+            <w:pPr>
+              <w:spacing w:line="360" w:lineRule="auto"/>
+              <w:rPr>
+                <w:sz w:val="21"/>
+                <w:szCs w:val="21"/>
+              </w:rPr>
+            </w:pPr>
+          </w:p>
+        </w:tc>
+        <w:tc>
+          <w:tcPr>
+            <w:tcW w:w="2200" w:type="dxa"/>
+          </w:tcPr>
+          <w:p>
+            <w:pPr>
+              <w:spacing w:line="360" w:lineRule="auto"/>
+              <w:rPr>
+                <w:sz w:val="21"/>
+                <w:szCs w:val="21"/>
+              </w:rPr>
+            </w:pPr>
+          </w:p>
+        </w:tc>
+        <w:tc>
+          <w:tcPr>
+            <w:tcW w:w="3470" w:type="dxa"/>
+          </w:tcPr>
+          <w:p>
+            <w:pPr>
+              <w:spacing w:line="360" w:lineRule="auto"/>
+              <w:rPr>
+                <w:sz w:val="21"/>
+                <w:szCs w:val="21"/>
+              </w:rPr>
+            </w:pPr>
+          </w:p>
+        </w:tc>
+        <w:tc>
+          <w:tcPr>
+            <w:tcW w:w="1600" w:type="dxa"/>
+          </w:tcPr>
+          <w:p>
+            <w:pPr>
+              <w:spacing w:line="360" w:lineRule="auto"/>
+              <w:rPr>
+                <w:sz w:val="21"/>
+                <w:szCs w:val="21"/>
+              </w:rPr>
+            </w:pPr>
+          </w:p>
+        </w:tc>
+      </w:tr>
+      <w:tr>
+        <w:tc>
+          <w:tcPr>
+            <w:tcW w:w="2800" w:type="dxa"/>
+          </w:tcPr>
+          <w:p>
+            <w:pPr>
+              <w:spacing w:line="360" w:lineRule="auto"/>
+              <w:rPr>
+                <w:sz w:val="21"/>
+                <w:szCs w:val="21"/>
+              </w:rPr>
+            </w:pPr>
+          </w:p>
+        </w:tc>
+        <w:tc>
+          <w:tcPr>
+            <w:tcW w:w="2200" w:type="dxa"/>
+          </w:tcPr>
+          <w:p>
+            <w:pPr>
+              <w:spacing w:line="360" w:lineRule="auto"/>
+              <w:rPr>
+                <w:sz w:val="21"/>
+                <w:szCs w:val="21"/>
+              </w:rPr>
+            </w:pPr>
+          </w:p>
+        </w:tc>
+        <w:tc>
+          <w:tcPr>
+            <w:tcW w:w="3470" w:type="dxa"/>
+          </w:tcPr>
+          <w:p>
+            <w:pPr>
+              <w:spacing w:line="360" w:lineRule="auto"/>
+              <w:rPr>
+                <w:sz w:val="21"/>
+                <w:szCs w:val="21"/>
+              </w:rPr>
+            </w:pPr>
+          </w:p>
+        </w:tc>
+        <w:tc>
+          <w:tcPr>
+            <w:tcW w:w="1600" w:type="dxa"/>
+          </w:tcPr>
+          <w:p>
+            <w:pPr>
+              <w:spacing w:line="360" w:lineRule="auto"/>
+              <w:rPr>
+                <w:sz w:val="21"/>
+                <w:szCs w:val="21"/>
+              </w:rPr>
+            </w:pPr>
+          </w:p>
+        </w:tc>
+      </w:tr>
+    </w:tbl>
+    <w:p>
+      <w:pPr>
+        <w:pStyle w:val="BodyText"/>
+      </w:pPr>
       <w:r>
         <w:t>Post-migration validation will confirm:</w:t>
       </w:r>
@@ -17303,6 +20126,506 @@
       <w:pPr>
         <w:pStyle w:val="BodyText"/>
       </w:pPr>
+      <w:commentRangeStart w:id="2087"/>
+      <w:r>
+        <w:t xml:space="preserve">The Windows device inventory by site and type is recorded as follows:</w:t>
+      </w:r>
+      <w:commentRangeEnd w:id="2087"/>
+      <w:r>
+        <w:rPr>
+          <w:rStyle w:val="CommentReference"/>
+        </w:rPr>
+        <w:commentReference w:id="2087"/>
+      </w:r>
+    </w:p>
+    <w:tbl>
+      <w:tblPr>
+        <w:tblStyle w:val="TableGrid"/>
+        <w:tblW w:w="0" w:type="auto"/>
+        <w:tblLook w:val="04A0" w:firstRow="1" w:lastRow="0" w:firstColumn="1" w:lastColumn="0" w:noHBand="0" w:noVBand="1"/>
+      </w:tblPr>
+      <w:tblGrid>
+        <w:gridCol w:w="2400"/>
+        <w:gridCol w:w="1500"/>
+        <w:gridCol w:w="1500"/>
+        <w:gridCol w:w="2200"/>
+        <w:gridCol w:w="2470"/>
+      </w:tblGrid>
+      <w:tr>
+        <w:tc>
+          <w:tcPr>
+            <w:tcW w:w="2400" w:type="dxa"/>
+          </w:tcPr>
+          <w:p>
+            <w:pPr>
+              <w:spacing w:line="360" w:lineRule="auto"/>
+              <w:rPr>
+                <w:b/>
+                <w:bCs/>
+                <w:sz w:val="21"/>
+                <w:szCs w:val="21"/>
+              </w:rPr>
+            </w:pPr>
+            <w:r>
+              <w:rPr>
+                <w:b/>
+                <w:bCs/>
+                <w:sz w:val="21"/>
+                <w:szCs w:val="21"/>
+              </w:rPr>
+              <w:t xml:space="preserve">Site</w:t>
+            </w:r>
+          </w:p>
+        </w:tc>
+        <w:tc>
+          <w:tcPr>
+            <w:tcW w:w="1500" w:type="dxa"/>
+          </w:tcPr>
+          <w:p>
+            <w:pPr>
+              <w:spacing w:line="360" w:lineRule="auto"/>
+              <w:rPr>
+                <w:b/>
+                <w:bCs/>
+                <w:sz w:val="21"/>
+                <w:szCs w:val="21"/>
+              </w:rPr>
+            </w:pPr>
+            <w:r>
+              <w:rPr>
+                <w:b/>
+                <w:bCs/>
+                <w:sz w:val="21"/>
+                <w:szCs w:val="21"/>
+              </w:rPr>
+              <w:t xml:space="preserve">Desktops</w:t>
+            </w:r>
+          </w:p>
+        </w:tc>
+        <w:tc>
+          <w:tcPr>
+            <w:tcW w:w="1500" w:type="dxa"/>
+          </w:tcPr>
+          <w:p>
+            <w:pPr>
+              <w:spacing w:line="360" w:lineRule="auto"/>
+              <w:rPr>
+                <w:b/>
+                <w:bCs/>
+                <w:sz w:val="21"/>
+                <w:szCs w:val="21"/>
+              </w:rPr>
+            </w:pPr>
+            <w:r>
+              <w:rPr>
+                <w:b/>
+                <w:bCs/>
+                <w:sz w:val="21"/>
+                <w:szCs w:val="21"/>
+              </w:rPr>
+              <w:t xml:space="preserve">Laptops</w:t>
+            </w:r>
+          </w:p>
+        </w:tc>
+        <w:tc>
+          <w:tcPr>
+            <w:tcW w:w="2200" w:type="dxa"/>
+          </w:tcPr>
+          <w:p>
+            <w:pPr>
+              <w:spacing w:line="360" w:lineRule="auto"/>
+              <w:rPr>
+                <w:b/>
+                <w:bCs/>
+                <w:sz w:val="21"/>
+                <w:szCs w:val="21"/>
+              </w:rPr>
+            </w:pPr>
+            <w:r>
+              <w:rPr>
+                <w:b/>
+                <w:bCs/>
+                <w:sz w:val="21"/>
+                <w:szCs w:val="21"/>
+              </w:rPr>
+              <w:t xml:space="preserve">Shop-floor terminals</w:t>
+            </w:r>
+          </w:p>
+        </w:tc>
+        <w:tc>
+          <w:tcPr>
+            <w:tcW w:w="2470" w:type="dxa"/>
+          </w:tcPr>
+          <w:p>
+            <w:pPr>
+              <w:spacing w:line="360" w:lineRule="auto"/>
+              <w:rPr>
+                <w:b/>
+                <w:bCs/>
+                <w:sz w:val="21"/>
+                <w:szCs w:val="21"/>
+              </w:rPr>
+            </w:pPr>
+            <w:r>
+              <w:rPr>
+                <w:b/>
+                <w:bCs/>
+                <w:sz w:val="21"/>
+                <w:szCs w:val="21"/>
+              </w:rPr>
+              <w:t xml:space="preserve">Notes</w:t>
+            </w:r>
+          </w:p>
+        </w:tc>
+      </w:tr>
+      <w:tr>
+        <w:tc>
+          <w:tcPr>
+            <w:tcW w:w="2400" w:type="dxa"/>
+          </w:tcPr>
+          <w:p>
+            <w:pPr>
+              <w:spacing w:line="360" w:lineRule="auto"/>
+              <w:rPr>
+                <w:i/>
+                <w:iCs/>
+                <w:sz w:val="21"/>
+                <w:szCs w:val="21"/>
+              </w:rPr>
+            </w:pPr>
+            <w:r>
+              <w:rPr>
+                <w:i/>
+                <w:iCs/>
+                <w:sz w:val="21"/>
+                <w:szCs w:val="21"/>
+              </w:rPr>
+              <w:t xml:space="preserve">e.g., WMP HQ</w:t>
+            </w:r>
+          </w:p>
+        </w:tc>
+        <w:tc>
+          <w:tcPr>
+            <w:tcW w:w="1500" w:type="dxa"/>
+          </w:tcPr>
+          <w:p>
+            <w:pPr>
+              <w:spacing w:line="360" w:lineRule="auto"/>
+              <w:rPr>
+                <w:i/>
+                <w:iCs/>
+                <w:sz w:val="21"/>
+                <w:szCs w:val="21"/>
+              </w:rPr>
+            </w:pPr>
+            <w:r>
+              <w:rPr>
+                <w:i/>
+                <w:iCs/>
+                <w:sz w:val="21"/>
+                <w:szCs w:val="21"/>
+              </w:rPr>
+              <w:t xml:space="preserve">(count)</w:t>
+            </w:r>
+          </w:p>
+        </w:tc>
+        <w:tc>
+          <w:tcPr>
+            <w:tcW w:w="1500" w:type="dxa"/>
+          </w:tcPr>
+          <w:p>
+            <w:pPr>
+              <w:spacing w:line="360" w:lineRule="auto"/>
+              <w:rPr>
+                <w:i/>
+                <w:iCs/>
+                <w:sz w:val="21"/>
+                <w:szCs w:val="21"/>
+              </w:rPr>
+            </w:pPr>
+            <w:r>
+              <w:rPr>
+                <w:i/>
+                <w:iCs/>
+                <w:sz w:val="21"/>
+                <w:szCs w:val="21"/>
+              </w:rPr>
+              <w:t xml:space="preserve">(count)</w:t>
+            </w:r>
+          </w:p>
+        </w:tc>
+        <w:tc>
+          <w:tcPr>
+            <w:tcW w:w="2200" w:type="dxa"/>
+          </w:tcPr>
+          <w:p>
+            <w:pPr>
+              <w:spacing w:line="360" w:lineRule="auto"/>
+              <w:rPr>
+                <w:i/>
+                <w:iCs/>
+                <w:sz w:val="21"/>
+                <w:szCs w:val="21"/>
+              </w:rPr>
+            </w:pPr>
+            <w:r>
+              <w:rPr>
+                <w:i/>
+                <w:iCs/>
+                <w:sz w:val="21"/>
+                <w:szCs w:val="21"/>
+              </w:rPr>
+              <w:t xml:space="preserve">(count)</w:t>
+            </w:r>
+          </w:p>
+        </w:tc>
+        <w:tc>
+          <w:tcPr>
+            <w:tcW w:w="2470" w:type="dxa"/>
+          </w:tcPr>
+          <w:p>
+            <w:pPr>
+              <w:spacing w:line="360" w:lineRule="auto"/>
+              <w:rPr>
+                <w:i/>
+                <w:iCs/>
+                <w:sz w:val="21"/>
+                <w:szCs w:val="21"/>
+              </w:rPr>
+            </w:pPr>
+            <w:r>
+              <w:rPr>
+                <w:i/>
+                <w:iCs/>
+                <w:sz w:val="21"/>
+                <w:szCs w:val="21"/>
+              </w:rPr>
+              <w:t xml:space="preserve">shared shop-floor PCs counted separately</w:t>
+            </w:r>
+          </w:p>
+        </w:tc>
+      </w:tr>
+      <w:tr>
+        <w:tc>
+          <w:tcPr>
+            <w:tcW w:w="2400" w:type="dxa"/>
+          </w:tcPr>
+          <w:p>
+            <w:pPr>
+              <w:spacing w:line="360" w:lineRule="auto"/>
+              <w:rPr>
+                <w:sz w:val="21"/>
+                <w:szCs w:val="21"/>
+              </w:rPr>
+            </w:pPr>
+          </w:p>
+        </w:tc>
+        <w:tc>
+          <w:tcPr>
+            <w:tcW w:w="1500" w:type="dxa"/>
+          </w:tcPr>
+          <w:p>
+            <w:pPr>
+              <w:spacing w:line="360" w:lineRule="auto"/>
+              <w:rPr>
+                <w:sz w:val="21"/>
+                <w:szCs w:val="21"/>
+              </w:rPr>
+            </w:pPr>
+          </w:p>
+        </w:tc>
+        <w:tc>
+          <w:tcPr>
+            <w:tcW w:w="1500" w:type="dxa"/>
+          </w:tcPr>
+          <w:p>
+            <w:pPr>
+              <w:spacing w:line="360" w:lineRule="auto"/>
+              <w:rPr>
+                <w:sz w:val="21"/>
+                <w:szCs w:val="21"/>
+              </w:rPr>
+            </w:pPr>
+          </w:p>
+        </w:tc>
+        <w:tc>
+          <w:tcPr>
+            <w:tcW w:w="2200" w:type="dxa"/>
+          </w:tcPr>
+          <w:p>
+            <w:pPr>
+              <w:spacing w:line="360" w:lineRule="auto"/>
+              <w:rPr>
+                <w:sz w:val="21"/>
+                <w:szCs w:val="21"/>
+              </w:rPr>
+            </w:pPr>
+          </w:p>
+        </w:tc>
+        <w:tc>
+          <w:tcPr>
+            <w:tcW w:w="2470" w:type="dxa"/>
+          </w:tcPr>
+          <w:p>
+            <w:pPr>
+              <w:spacing w:line="360" w:lineRule="auto"/>
+              <w:rPr>
+                <w:sz w:val="21"/>
+                <w:szCs w:val="21"/>
+              </w:rPr>
+            </w:pPr>
+          </w:p>
+        </w:tc>
+      </w:tr>
+      <w:tr>
+        <w:tc>
+          <w:tcPr>
+            <w:tcW w:w="2400" w:type="dxa"/>
+          </w:tcPr>
+          <w:p>
+            <w:pPr>
+              <w:spacing w:line="360" w:lineRule="auto"/>
+              <w:rPr>
+                <w:sz w:val="21"/>
+                <w:szCs w:val="21"/>
+              </w:rPr>
+            </w:pPr>
+          </w:p>
+        </w:tc>
+        <w:tc>
+          <w:tcPr>
+            <w:tcW w:w="1500" w:type="dxa"/>
+          </w:tcPr>
+          <w:p>
+            <w:pPr>
+              <w:spacing w:line="360" w:lineRule="auto"/>
+              <w:rPr>
+                <w:sz w:val="21"/>
+                <w:szCs w:val="21"/>
+              </w:rPr>
+            </w:pPr>
+          </w:p>
+        </w:tc>
+        <w:tc>
+          <w:tcPr>
+            <w:tcW w:w="1500" w:type="dxa"/>
+          </w:tcPr>
+          <w:p>
+            <w:pPr>
+              <w:spacing w:line="360" w:lineRule="auto"/>
+              <w:rPr>
+                <w:sz w:val="21"/>
+                <w:szCs w:val="21"/>
+              </w:rPr>
+            </w:pPr>
+          </w:p>
+        </w:tc>
+        <w:tc>
+          <w:tcPr>
+            <w:tcW w:w="2200" w:type="dxa"/>
+          </w:tcPr>
+          <w:p>
+            <w:pPr>
+              <w:spacing w:line="360" w:lineRule="auto"/>
+              <w:rPr>
+                <w:sz w:val="21"/>
+                <w:szCs w:val="21"/>
+              </w:rPr>
+            </w:pPr>
+          </w:p>
+        </w:tc>
+        <w:tc>
+          <w:tcPr>
+            <w:tcW w:w="2470" w:type="dxa"/>
+          </w:tcPr>
+          <w:p>
+            <w:pPr>
+              <w:spacing w:line="360" w:lineRule="auto"/>
+              <w:rPr>
+                <w:sz w:val="21"/>
+                <w:szCs w:val="21"/>
+              </w:rPr>
+            </w:pPr>
+          </w:p>
+        </w:tc>
+      </w:tr>
+      <w:tr>
+        <w:tc>
+          <w:tcPr>
+            <w:tcW w:w="2400" w:type="dxa"/>
+          </w:tcPr>
+          <w:p>
+            <w:pPr>
+              <w:spacing w:line="360" w:lineRule="auto"/>
+              <w:rPr>
+                <w:sz w:val="21"/>
+                <w:szCs w:val="21"/>
+              </w:rPr>
+            </w:pPr>
+          </w:p>
+        </w:tc>
+        <w:tc>
+          <w:tcPr>
+            <w:tcW w:w="1500" w:type="dxa"/>
+          </w:tcPr>
+          <w:p>
+            <w:pPr>
+              <w:spacing w:line="360" w:lineRule="auto"/>
+              <w:rPr>
+                <w:sz w:val="21"/>
+                <w:szCs w:val="21"/>
+              </w:rPr>
+            </w:pPr>
+          </w:p>
+        </w:tc>
+        <w:tc>
+          <w:tcPr>
+            <w:tcW w:w="1500" w:type="dxa"/>
+          </w:tcPr>
+          <w:p>
+            <w:pPr>
+              <w:spacing w:line="360" w:lineRule="auto"/>
+              <w:rPr>
+                <w:sz w:val="21"/>
+                <w:szCs w:val="21"/>
+              </w:rPr>
+            </w:pPr>
+          </w:p>
+        </w:tc>
+        <w:tc>
+          <w:tcPr>
+            <w:tcW w:w="2200" w:type="dxa"/>
+          </w:tcPr>
+          <w:p>
+            <w:pPr>
+              <w:spacing w:line="360" w:lineRule="auto"/>
+              <w:rPr>
+                <w:sz w:val="21"/>
+                <w:szCs w:val="21"/>
+              </w:rPr>
+            </w:pPr>
+          </w:p>
+        </w:tc>
+        <w:tc>
+          <w:tcPr>
+            <w:tcW w:w="2470" w:type="dxa"/>
+          </w:tcPr>
+          <w:p>
+            <w:pPr>
+              <w:spacing w:line="360" w:lineRule="auto"/>
+              <w:rPr>
+                <w:sz w:val="21"/>
+                <w:szCs w:val="21"/>
+              </w:rPr>
+            </w:pPr>
+          </w:p>
+        </w:tc>
+      </w:tr>
+    </w:tbl>
+    <w:p>
+      <w:pPr>
+        <w:pStyle w:val="BodyText"/>
+      </w:pPr>
       <w:r>
         <w:t xml:space="preserve">This method avoids full device reimaging while preserving user state and minimizing downtime. Note that the earlier plan to move to pure Entra ID join and retire Group Policy is superseded by the hybrid join decision; the affected statement of work items are being re-planned.</w:t>
       </w:r>
@@ -17349,6 +20672,7 @@
       <w:pPr>
         <w:pStyle w:val="BodyText"/>
       </w:pPr>
+      <w:commentRangeStart w:id="2097"/>
       <w:r>
         <w:rPr>
           <w:b/>
@@ -17359,6 +20683,13 @@
       <w:r>
         <w:t xml:space="preserve">: the workstream does not begin until the GCC High migration is complete and validated, and until WMP has provided written decommission authorization. If WMP elects to sequence the work differently, the validation gate below still applies in full.</w:t>
       </w:r>
+      <w:commentRangeEnd w:id="2097"/>
+      <w:r>
+        <w:rPr>
+          <w:rStyle w:val="CommentReference"/>
+        </w:rPr>
+        <w:commentReference w:id="2097"/>
+      </w:r>
     </w:p>
     <w:p>
       <w:pPr>
@@ -17713,6 +21044,20 @@
         </w:rPr>
         <w:t xml:space="preserve">single cutover weekend</w:t>
       </w:r>
+      <w:commentRangeStart w:id="2082"/>
+      <w:r>
+        <w:rPr>
+          <w:highlight w:val="yellow"/>
+        </w:rPr>
+        <w:t xml:space="preserve"> [TBD: cutover weekend — mid-November, avoid Thanksgiving week]</w:t>
+      </w:r>
+      <w:commentRangeEnd w:id="2082"/>
+      <w:r>
+        <w:rPr>
+          <w:rStyle w:val="CommentReference"/>
+        </w:rPr>
+        <w:commentReference w:id="2082"/>
+      </w:r>
       <w:r>
         <w:t xml:space="preserve">. The schedule anchors to delivery of the GCC High licenses and creation of the tenant (see Licensing); implementation work runs from tenant creation to the cutover weekend.</w:t>
       </w:r>
@@ -17759,6 +21104,20 @@
       </w:r>
       <w:r>
         <w:t xml:space="preserve">. Administrative access to the AWS DNS zone is confirmed before the cutover weekend.</w:t>
+      </w:r>
+      <w:commentRangeStart w:id="2096"/>
+      <w:r>
+        <w:rPr>
+          <w:highlight w:val="yellow"/>
+        </w:rPr>
+        <w:t xml:space="preserve"> [TBD: AWS DNS administrative access owner for cutover weekend]</w:t>
+      </w:r>
+      <w:commentRangeEnd w:id="2096"/>
+      <w:r>
+        <w:rPr>
+          <w:rStyle w:val="CommentReference"/>
+        </w:rPr>
+        <w:commentReference w:id="2096"/>
       </w:r>
     </w:p>
     <w:p>
@@ -18465,19 +21824,7 @@
         <w:rPr>
           <w:rFonts w:eastAsiaTheme="majorEastAsia"/>
         </w:rPr>
-        <w:t xml:space="preserve">Configure Windows LAPS for the </w:t>
-      </w:r>
-      <w:r>
-        <w:rPr>
-          <w:rFonts w:eastAsiaTheme="majorEastAsia"/>
-        </w:rPr>
-        <w:t xml:space="preserve">WMPAdmin</w:t>
-      </w:r>
-      <w:r>
-        <w:rPr>
-          <w:rFonts w:eastAsiaTheme="majorEastAsia"/>
-        </w:rPr>
-        <w:t xml:space="preserve"> local account and remove standing local administrator rights.</w:t>
+        <w:t xml:space="preserve">Configure Windows LAPS for the WMPAdmin local account and remove standing local administrator rights.</w:t>
       </w:r>
     </w:p>
     <w:p>
@@ -19156,6 +22503,7 @@
       <w:pPr>
         <w:pStyle w:val="Heading1"/>
       </w:pPr>
+      <w:commentRangeStart w:id="2100"/>
       <w:bookmarkStart w:id="2162" w:name="_Toc222995652"/>
       <w:bookmarkStart w:id="2163" w:name="_Toc238470026"/>
       <w:r>
@@ -19164,6 +22512,13 @@
       </w:r>
       <w:bookmarkEnd w:id="2162"/>
       <w:bookmarkEnd w:id="2163"/>
+      <w:commentRangeEnd w:id="2100"/>
+      <w:r>
+        <w:rPr>
+          <w:rStyle w:val="CommentReference"/>
+        </w:rPr>
+        <w:commentReference w:id="2100"/>
+      </w:r>
     </w:p>
     <w:tbl>
       <w:tblPr>
@@ -20296,8 +23651,18 @@
       <w:pPr>
         <w:pStyle w:val="BodyText"/>
       </w:pPr>
-      <w:r>
-        <w:t>Immediately report lost devices, suspected breaches, or phishing attempts to the Security Operations Center (SOC) at [To-Be-Determined]@</w:t>
+      <w:commentRangeStart w:id="2101"/>
+      <w:r>
+        <w:t xml:space="preserve">Immediately report lost devices, suspected breaches, or phishing attempts to the Security Operations Center (SOC) at </w:t>
+      </w:r>
+      <w:r>
+        <w:rPr>
+          <w:highlight w:val="yellow"/>
+        </w:rPr>
+        <w:t xml:space="preserve">[To-Be-Determined]</w:t>
+      </w:r>
+      <w:r>
+        <w:t xml:space="preserve">@</w:t>
       </w:r>
       <w:sdt>
         <w:sdtPr>
@@ -20318,7 +23683,23 @@
         </w:sdtContent>
       </w:sdt>
       <w:r>
-        <w:t xml:space="preserve"> or +1‑800[To BE DETERMINED].</w:t>
+        <w:t xml:space="preserve"> or +1‑800</w:t>
+      </w:r>
+      <w:r>
+        <w:rPr>
+          <w:highlight w:val="yellow"/>
+        </w:rPr>
+        <w:t xml:space="preserve">[To BE DETERMINED]</w:t>
+      </w:r>
+      <w:r>
+        <w:t xml:space="preserve">.</w:t>
+      </w:r>
+      <w:commentRangeEnd w:id="2101"/>
+      <w:r>
+        <w:rPr>
+          <w:rStyle w:val="CommentReference"/>
+        </w:rPr>
+        <w:commentReference w:id="2101"/>
       </w:r>
     </w:p>
     <w:p>
@@ -20703,6 +24084,384 @@
       </w:r>
     </w:p>
   </w:comment>
+  <w:comment w:id="2081" w:author="Claude" w:date="2026-08-26T01:44:59Z" w:initials="C">
+    <w:p>
+      <w:r>
+        <w:rPr>
+          <w:rStyle w:val="CommentReference"/>
+        </w:rPr>
+        <w:annotationRef/>
+      </w:r>
+      <w:r>
+        <w:rPr>
+          <w:color w:val="000000"/>
+          <w:sz w:val="20"/>
+          <w:szCs w:val="20"/>
+        </w:rPr>
+        <w:t xml:space="preserve">WMP to provide the three site names and static egress ranges; two sites are guest-wireless only today.</w:t>
+      </w:r>
+    </w:p>
+  </w:comment>
+  <w:comment w:id="2082" w:author="Claude" w:date="2026-08-26T01:44:59Z" w:initials="C">
+    <w:p>
+      <w:r>
+        <w:rPr>
+          <w:rStyle w:val="CommentReference"/>
+        </w:rPr>
+        <w:annotationRef/>
+      </w:r>
+      <w:r>
+        <w:rPr>
+          <w:color w:val="000000"/>
+          <w:sz w:val="20"/>
+          <w:szCs w:val="20"/>
+        </w:rPr>
+        <w:t xml:space="preserve">Essendis to propose candidate weekends; WMP confirms. Drives CallTower porting and comms dates.</w:t>
+      </w:r>
+    </w:p>
+  </w:comment>
+  <w:comment w:id="2083" w:author="Claude" w:date="2026-08-26T01:44:59Z" w:initials="C">
+    <w:p>
+      <w:r>
+        <w:rPr>
+          <w:rStyle w:val="CommentReference"/>
+        </w:rPr>
+        <w:annotationRef/>
+      </w:r>
+      <w:r>
+        <w:rPr>
+          <w:color w:val="000000"/>
+          <w:sz w:val="20"/>
+          <w:szCs w:val="20"/>
+        </w:rPr>
+        <w:t xml:space="preserve">WMP to name admin role holders (user lists recorded as TBD); no standing Global Admins.</w:t>
+      </w:r>
+    </w:p>
+  </w:comment>
+  <w:comment w:id="2084" w:author="Claude" w:date="2026-08-26T01:44:59Z" w:initials="C">
+    <w:p>
+      <w:r>
+        <w:rPr>
+          <w:rStyle w:val="CommentReference"/>
+        </w:rPr>
+        <w:annotationRef/>
+      </w:r>
+      <w:r>
+        <w:rPr>
+          <w:color w:val="000000"/>
+          <w:sz w:val="20"/>
+          <w:szCs w:val="20"/>
+        </w:rPr>
+        <w:t xml:space="preserve">Five sites confirmed; departments still evaluating additions.</w:t>
+      </w:r>
+    </w:p>
+  </w:comment>
+  <w:comment w:id="2085" w:author="Claude" w:date="2026-08-26T01:44:59Z" w:initials="C">
+    <w:p>
+      <w:r>
+        <w:rPr>
+          <w:rStyle w:val="CommentReference"/>
+        </w:rPr>
+        <w:annotationRef/>
+      </w:r>
+      <w:r>
+        <w:rPr>
+          <w:color w:val="000000"/>
+          <w:sz w:val="20"/>
+          <w:szCs w:val="20"/>
+        </w:rPr>
+        <w:t xml:space="preserve">WMP to inventory every sending device/app (printers, Epicor, help desk); method chosen per device class.</w:t>
+      </w:r>
+    </w:p>
+  </w:comment>
+  <w:comment w:id="2086" w:author="Claude" w:date="2026-08-26T01:44:59Z" w:initials="C">
+    <w:p>
+      <w:r>
+        <w:rPr>
+          <w:rStyle w:val="CommentReference"/>
+        </w:rPr>
+        <w:annotationRef/>
+      </w:r>
+      <w:r>
+        <w:rPr>
+          <w:color w:val="000000"/>
+          <w:sz w:val="20"/>
+          <w:szCs w:val="20"/>
+        </w:rPr>
+        <w:t xml:space="preserve">Produced with the carrier CSR during CallTower pre-integration; WMP signs the porting LOA.</w:t>
+      </w:r>
+    </w:p>
+  </w:comment>
+  <w:comment w:id="2087" w:author="Claude" w:date="2026-08-26T01:44:59Z" w:initials="C">
+    <w:p>
+      <w:r>
+        <w:rPr>
+          <w:rStyle w:val="CommentReference"/>
+        </w:rPr>
+        <w:annotationRef/>
+      </w:r>
+      <w:r>
+        <w:rPr>
+          <w:color w:val="000000"/>
+          <w:sz w:val="20"/>
+          <w:szCs w:val="20"/>
+        </w:rPr>
+        <w:t xml:space="preserve">WMP provides counts by site/type (WBS 7.1.1); drives wave sizing and Windows 11/TPM exception handling.</w:t>
+      </w:r>
+    </w:p>
+  </w:comment>
+  <w:comment w:id="2088" w:author="Claude" w:date="2026-08-26T01:44:59Z" w:initials="C">
+    <w:p>
+      <w:r>
+        <w:rPr>
+          <w:rStyle w:val="CommentReference"/>
+        </w:rPr>
+        <w:annotationRef/>
+      </w:r>
+      <w:r>
+        <w:rPr>
+          <w:color w:val="000000"/>
+          <w:sz w:val="20"/>
+          <w:szCs w:val="20"/>
+        </w:rPr>
+        <w:t xml:space="preserve">WMP names pilot devices/users before policy rollout.</w:t>
+      </w:r>
+    </w:p>
+  </w:comment>
+  <w:comment w:id="2089" w:author="Claude" w:date="2026-08-26T01:44:59Z" w:initials="C">
+    <w:p>
+      <w:r>
+        <w:rPr>
+          <w:rStyle w:val="CommentReference"/>
+        </w:rPr>
+        <w:annotationRef/>
+      </w:r>
+      <w:r>
+        <w:rPr>
+          <w:color w:val="000000"/>
+          <w:sz w:val="20"/>
+          <w:szCs w:val="20"/>
+        </w:rPr>
+        <w:t xml:space="preserve">WMP to produce the fallback-user list and name the YubiKey procurement owner before MFA registration begins.</w:t>
+      </w:r>
+    </w:p>
+  </w:comment>
+  <w:comment w:id="2090" w:author="Claude" w:date="2026-08-26T01:44:59Z" w:initials="C">
+    <w:p>
+      <w:r>
+        <w:rPr>
+          <w:rStyle w:val="CommentReference"/>
+        </w:rPr>
+        <w:annotationRef/>
+      </w:r>
+      <w:r>
+        <w:rPr>
+          <w:color w:val="000000"/>
+          <w:sz w:val="20"/>
+          <w:szCs w:val="20"/>
+        </w:rPr>
+        <w:t xml:space="preserve">Fleet under 40 total; ABM and Android Enterprise must exist before rollout.</w:t>
+      </w:r>
+    </w:p>
+  </w:comment>
+  <w:comment w:id="2091" w:author="Claude" w:date="2026-08-26T01:44:59Z" w:initials="C">
+    <w:p>
+      <w:r>
+        <w:rPr>
+          <w:rStyle w:val="CommentReference"/>
+        </w:rPr>
+        <w:annotationRef/>
+      </w:r>
+      <w:r>
+        <w:rPr>
+          <w:color w:val="000000"/>
+          <w:sz w:val="20"/>
+          <w:szCs w:val="20"/>
+        </w:rPr>
+        <w:t xml:space="preserve">WMP to name the two sister organisations and any partner domains; free/busy feasibility across clouds under research.</w:t>
+      </w:r>
+    </w:p>
+  </w:comment>
+  <w:comment w:id="2092" w:author="Claude" w:date="2026-08-26T01:44:59Z" w:initials="C">
+    <w:p>
+      <w:r>
+        <w:rPr>
+          <w:rStyle w:val="CommentReference"/>
+        </w:rPr>
+        <w:annotationRef/>
+      </w:r>
+      <w:r>
+        <w:rPr>
+          <w:color w:val="000000"/>
+          <w:sz w:val="20"/>
+          <w:szCs w:val="20"/>
+        </w:rPr>
+        <w:t xml:space="preserve">WMP network decision for the new facility.</w:t>
+      </w:r>
+    </w:p>
+  </w:comment>
+  <w:comment w:id="2093" w:author="Claude" w:date="2026-08-26T01:44:59Z" w:initials="C">
+    <w:p>
+      <w:r>
+        <w:rPr>
+          <w:rStyle w:val="CommentReference"/>
+        </w:rPr>
+        <w:annotationRef/>
+      </w:r>
+      <w:r>
+        <w:rPr>
+          <w:color w:val="000000"/>
+          <w:sz w:val="20"/>
+          <w:szCs w:val="20"/>
+        </w:rPr>
+        <w:t xml:space="preserve">Final SSPR tooling under evaluation (M365 vs Netwrix vs ManageEngine) — Essendis recommendation pending.</w:t>
+      </w:r>
+    </w:p>
+  </w:comment>
+  <w:comment w:id="2094" w:author="Claude" w:date="2026-08-26T01:44:59Z" w:initials="C">
+    <w:p>
+      <w:r>
+        <w:rPr>
+          <w:rStyle w:val="CommentReference"/>
+        </w:rPr>
+        <w:annotationRef/>
+      </w:r>
+      <w:r>
+        <w:rPr>
+          <w:color w:val="000000"/>
+          <w:sz w:val="20"/>
+          <w:szCs w:val="20"/>
+        </w:rPr>
+        <w:t xml:space="preserve">SharePoint-based CUI external sharing design to be validated as the Kiteworks replacement (Asana research).</w:t>
+      </w:r>
+    </w:p>
+  </w:comment>
+  <w:comment w:id="2095" w:author="Claude" w:date="2026-08-26T01:44:59Z" w:initials="C">
+    <w:p>
+      <w:r>
+        <w:rPr>
+          <w:rStyle w:val="CommentReference"/>
+        </w:rPr>
+        <w:annotationRef/>
+      </w:r>
+      <w:r>
+        <w:rPr>
+          <w:color w:val="000000"/>
+          <w:sz w:val="20"/>
+          <w:szCs w:val="20"/>
+        </w:rPr>
+        <w:t xml:space="preserve">Open decision: keep the Epicor Azure Government tenant separate or combine; Epicor to supply architecture/ownership detail.</w:t>
+      </w:r>
+    </w:p>
+  </w:comment>
+  <w:comment w:id="2096" w:author="Claude" w:date="2026-08-26T01:44:59Z" w:initials="C">
+    <w:p>
+      <w:r>
+        <w:rPr>
+          <w:rStyle w:val="CommentReference"/>
+        </w:rPr>
+        <w:annotationRef/>
+      </w:r>
+      <w:r>
+        <w:rPr>
+          <w:color w:val="000000"/>
+          <w:sz w:val="20"/>
+          <w:szCs w:val="20"/>
+        </w:rPr>
+        <w:t xml:space="preserve">WMP to confirm who holds administrative access to the AWS-hosted DNS zone and their availability across the cutover weekend.</w:t>
+      </w:r>
+    </w:p>
+  </w:comment>
+  <w:comment w:id="2097" w:author="Claude" w:date="2026-08-26T01:44:59Z" w:initials="C">
+    <w:p>
+      <w:r>
+        <w:rPr>
+          <w:rStyle w:val="CommentReference"/>
+        </w:rPr>
+        <w:annotationRef/>
+      </w:r>
+      <w:r>
+        <w:rPr>
+          <w:color w:val="000000"/>
+          <w:sz w:val="20"/>
+          <w:szCs w:val="20"/>
+        </w:rPr>
+        <w:t xml:space="preserve">Sequencing in flux — currently leaning post-cutover; confirm before the migration plan is finalised.</w:t>
+      </w:r>
+    </w:p>
+  </w:comment>
+  <w:comment w:id="2098" w:author="Claude" w:date="2026-08-26T01:44:59Z" w:initials="C">
+    <w:p>
+      <w:r>
+        <w:rPr>
+          <w:rStyle w:val="CommentReference"/>
+        </w:rPr>
+        <w:annotationRef/>
+      </w:r>
+      <w:r>
+        <w:rPr>
+          <w:color w:val="000000"/>
+          <w:sz w:val="20"/>
+          <w:szCs w:val="20"/>
+        </w:rPr>
+        <w:t xml:space="preserve">WMP decision: Log Analytics (Azure subscription exists) or M365-native alerting; monitoring is WMP-owned.</w:t>
+      </w:r>
+    </w:p>
+  </w:comment>
+  <w:comment w:id="2099" w:author="Claude" w:date="2026-08-26T01:44:59Z" w:initials="C">
+    <w:p>
+      <w:r>
+        <w:rPr>
+          <w:rStyle w:val="CommentReference"/>
+        </w:rPr>
+        <w:annotationRef/>
+      </w:r>
+      <w:r>
+        <w:rPr>
+          <w:color w:val="000000"/>
+          <w:sz w:val="20"/>
+          <w:szCs w:val="20"/>
+        </w:rPr>
+        <w:t xml:space="preserve">Naming collision to resolve: tenant account WMPADMIN vs LAPS-managed local WMPAdmin — recommend renaming one. Also note this UPN’s domain exists only after domain verification.</w:t>
+      </w:r>
+    </w:p>
+  </w:comment>
+  <w:comment w:id="2100" w:author="Claude" w:date="2026-08-26T01:44:59Z" w:initials="C">
+    <w:p>
+      <w:r>
+        <w:rPr>
+          <w:rStyle w:val="CommentReference"/>
+        </w:rPr>
+        <w:annotationRef/>
+      </w:r>
+      <w:r>
+        <w:rPr>
+          <w:color w:val="000000"/>
+          <w:sz w:val="20"/>
+          <w:szCs w:val="20"/>
+        </w:rPr>
+        <w:t xml:space="preserve">References the retired MSOL PowerShell module — update to Microsoft Graph PowerShell before delivery.</w:t>
+      </w:r>
+    </w:p>
+  </w:comment>
+  <w:comment w:id="2101" w:author="Claude" w:date="2026-08-26T01:44:59Z" w:initials="C">
+    <w:p>
+      <w:r>
+        <w:rPr>
+          <w:rStyle w:val="CommentReference"/>
+        </w:rPr>
+        <w:annotationRef/>
+      </w:r>
+      <w:r>
+        <w:rPr>
+          <w:color w:val="000000"/>
+          <w:sz w:val="20"/>
+          <w:szCs w:val="20"/>
+        </w:rPr>
+        <w:t xml:space="preserve">WMP to supply the monitored SOC email and phone before delivery.</w:t>
+      </w:r>
+    </w:p>
+  </w:comment>
 </w:comments>
 </file>
 
@@ -20710,6 +24469,27 @@
 <w15:commentsEx xmlns:wpc="http://schemas.microsoft.com/office/word/2010/wordprocessingCanvas" xmlns:cx="http://schemas.microsoft.com/office/drawing/2014/chartex" xmlns:cx1="http://schemas.microsoft.com/office/drawing/2015/9/8/chartex" xmlns:cx2="http://schemas.microsoft.com/office/drawing/2015/10/21/chartex" xmlns:cx3="http://schemas.microsoft.com/office/drawing/2016/5/9/chartex" xmlns:cx4="http://schemas.microsoft.com/office/drawing/2016/5/10/chartex" xmlns:cx5="http://schemas.microsoft.com/office/drawing/2016/5/11/chartex" xmlns:cx6="http://schemas.microsoft.com/office/drawing/2016/5/12/chartex" xmlns:cx7="http://schemas.microsoft.com/office/drawing/2016/5/13/chartex" xmlns:cx8="http://schemas.microsoft.com/office/drawing/2016/5/14/chartex" xmlns:mc="http://schemas.openxmlformats.org/markup-compatibility/2006" xmlns:aink="http://schemas.microsoft.com/office/drawing/2016/ink" xmlns:am3d="http://schemas.microsoft.com/office/drawing/2017/model3d" xmlns:o="urn:schemas-microsoft-com:office:office" xmlns:oel="http://schemas.microsoft.com/office/2019/extlst" xmlns:r="http://schemas.openxmlformats.org/officeDocument/2006/relationships" xmlns:m="http://schemas.openxmlformats.org/officeDocument/2006/math" xmlns:v="urn:schemas-microsoft-com:vml" xmlns:wp14="http://schemas.microsoft.com/office/word/2010/wordprocessingDrawing" xmlns:wp="http://schemas.openxmlformats.org/drawingml/2006/wordprocessingDrawing" xmlns:w10="urn:schemas-microsoft-com:office:word" xmlns:w="http://schemas.openxmlformats.org/wordprocessingml/2006/main" xmlns:w14="http://schemas.microsoft.com/office/word/2010/wordml" xmlns:w15="http://schemas.microsoft.com/office/word/2012/wordml" xmlns:w16cei="http://schemas.microsoft.com/office/word/2026/wordml/cei" xmlns:w16cex="http://schemas.microsoft.com/office/word/2018/wordml/cex" xmlns:w16cid="http://schemas.microsoft.com/office/word/2016/wordml/cid" xmlns:w16="http://schemas.microsoft.com/office/word/2018/wordml" xmlns:w16du="http://schemas.microsoft.com/office/word/2023/wordml/word16du" xmlns:w16sdtdh="http://schemas.microsoft.com/office/word/2020/wordml/sdtdatahash" xmlns:w16sdtfl="http://schemas.microsoft.com/office/word/2024/wordml/sdtformatlock" xmlns:w16se="http://schemas.microsoft.com/office/word/2015/wordml/symex" xmlns:wpg="http://schemas.microsoft.com/office/word/2010/wordprocessingGroup" xmlns:wpi="http://schemas.microsoft.com/office/word/2010/wordprocessingInk" xmlns:wne="http://schemas.microsoft.com/office/word/2006/wordml" xmlns:wps="http://schemas.microsoft.com/office/word/2010/wordprocessingShape" mc:Ignorable="w14 w15 w16se w16cid w16 w16cex w16sdtdh w16sdtfl w16du wp14">
   <w15:commentEx w15:paraId="20043B06" w15:done="0"/>
   <w15:commentEx w15:paraId="6EBA5F1E" w15:done="0"/>
+  <w15:commentEx w15:paraId="7A68A208" w15:done="0"/>
+  <w15:commentEx w15:paraId="4FFF4A74" w15:done="0"/>
+  <w15:commentEx w15:paraId="301E686A" w15:done="0"/>
+  <w15:commentEx w15:paraId="2F688A3D" w15:done="0"/>
+  <w15:commentEx w15:paraId="1FE841BD" w15:done="0"/>
+  <w15:commentEx w15:paraId="5FFA971D" w15:done="0"/>
+  <w15:commentEx w15:paraId="32B0F4AF" w15:done="0"/>
+  <w15:commentEx w15:paraId="716F6702" w15:done="0"/>
+  <w15:commentEx w15:paraId="71AA9656" w15:done="0"/>
+  <w15:commentEx w15:paraId="25817A6D" w15:done="0"/>
+  <w15:commentEx w15:paraId="3F093298" w15:done="0"/>
+  <w15:commentEx w15:paraId="7AA64A4A" w15:done="0"/>
+  <w15:commentEx w15:paraId="3831D16F" w15:done="0"/>
+  <w15:commentEx w15:paraId="020EAC22" w15:done="0"/>
+  <w15:commentEx w15:paraId="5F5BBFD7" w15:done="0"/>
+  <w15:commentEx w15:paraId="73AB69D0" w15:done="0"/>
+  <w15:commentEx w15:paraId="72831DD9" w15:done="0"/>
+  <w15:commentEx w15:paraId="2EF04F97" w15:done="0"/>
+  <w15:commentEx w15:paraId="42443FE4" w15:done="0"/>
+  <w15:commentEx w15:paraId="73D70CA0" w15:done="0"/>
+  <w15:commentEx w15:paraId="4195A85B" w15:done="0"/>
 </w15:commentsEx>
 </file>
 
@@ -20717,6 +24497,27 @@
 <w16cex:commentsExtensible xmlns:wpc="http://schemas.microsoft.com/office/word/2010/wordprocessingCanvas" xmlns:cx="http://schemas.microsoft.com/office/drawing/2014/chartex" xmlns:cx1="http://schemas.microsoft.com/office/drawing/2015/9/8/chartex" xmlns:cx2="http://schemas.microsoft.com/office/drawing/2015/10/21/chartex" xmlns:cx3="http://schemas.microsoft.com/office/drawing/2016/5/9/chartex" xmlns:cx4="http://schemas.microsoft.com/office/drawing/2016/5/10/chartex" xmlns:cx5="http://schemas.microsoft.com/office/drawing/2016/5/11/chartex" xmlns:cx6="http://schemas.microsoft.com/office/drawing/2016/5/12/chartex" xmlns:cx7="http://schemas.microsoft.com/office/drawing/2016/5/13/chartex" xmlns:cx8="http://schemas.microsoft.com/office/drawing/2016/5/14/chartex" xmlns:cr="http://schemas.microsoft.com/office/comments/2020/reactions" xmlns:mc="http://schemas.openxmlformats.org/markup-compatibility/2006" xmlns:aink="http://schemas.microsoft.com/office/drawing/2016/ink" xmlns:am3d="http://schemas.microsoft.com/office/drawing/2017/model3d" xmlns:o="urn:schemas-microsoft-com:office:office" xmlns:oel="http://schemas.microsoft.com/office/2019/extlst" xmlns:r="http://schemas.openxmlformats.org/officeDocument/2006/relationships" xmlns:m="http://schemas.openxmlformats.org/officeDocument/2006/math" xmlns:v="urn:schemas-microsoft-com:vml" xmlns:wp14="http://schemas.microsoft.com/office/word/2010/wordprocessingDrawing" xmlns:wp="http://schemas.openxmlformats.org/drawingml/2006/wordprocessingDrawing" xmlns:w10="urn:schemas-microsoft-com:office:word" xmlns:w="http://schemas.openxmlformats.org/wordprocessingml/2006/main" xmlns:w14="http://schemas.microsoft.com/office/word/2010/wordml" xmlns:w15="http://schemas.microsoft.com/office/word/2012/wordml" xmlns:w16cei="http://schemas.microsoft.com/office/word/2026/wordml/cei" xmlns:w16cex="http://schemas.microsoft.com/office/word/2018/wordml/cex" xmlns:w16cid="http://schemas.microsoft.com/office/word/2016/wordml/cid" xmlns:w16="http://schemas.microsoft.com/office/word/2018/wordml" xmlns:w16du="http://schemas.microsoft.com/office/word/2023/wordml/word16du" xmlns:w16sdtdh="http://schemas.microsoft.com/office/word/2020/wordml/sdtdatahash" xmlns:w16sdtfl="http://schemas.microsoft.com/office/word/2024/wordml/sdtformatlock" xmlns:w16se="http://schemas.microsoft.com/office/word/2015/wordml/symex" xmlns:wpg="http://schemas.microsoft.com/office/word/2010/wordprocessingGroup" xmlns:wpi="http://schemas.microsoft.com/office/word/2010/wordprocessingInk" xmlns:wne="http://schemas.microsoft.com/office/word/2006/wordml" xmlns:wps="http://schemas.microsoft.com/office/word/2010/wordprocessingShape" mc:Ignorable="w14 w15 w16se w16cid w16 w16cex w16sdtdh w16sdtfl cr w16du wp14">
   <w16cex:commentExtensible w16cex:durableId="0F4290F2" w16cex:dateUtc="2026-08-24T17:19:00Z"/>
   <w16cex:commentExtensible w16cex:durableId="11D5F821" w16cex:dateUtc="2026-08-24T17:20:00Z"/>
+  <w16cex:commentExtensible w16cex:durableId="5836B112" w16cex:dateUtc="2026-08-26T01:44:59Z"/>
+  <w16cex:commentExtensible w16cex:durableId="6920D4B6" w16cex:dateUtc="2026-08-26T01:44:59Z"/>
+  <w16cex:commentExtensible w16cex:durableId="2740177A" w16cex:dateUtc="2026-08-26T01:44:59Z"/>
+  <w16cex:commentExtensible w16cex:durableId="7724AE59" w16cex:dateUtc="2026-08-26T01:44:59Z"/>
+  <w16cex:commentExtensible w16cex:durableId="6466509A" w16cex:dateUtc="2026-08-26T01:44:59Z"/>
+  <w16cex:commentExtensible w16cex:durableId="45A8803E" w16cex:dateUtc="2026-08-26T01:44:59Z"/>
+  <w16cex:commentExtensible w16cex:durableId="017D2FB6" w16cex:dateUtc="2026-08-26T01:44:59Z"/>
+  <w16cex:commentExtensible w16cex:durableId="61D48FE3" w16cex:dateUtc="2026-08-26T01:44:59Z"/>
+  <w16cex:commentExtensible w16cex:durableId="32411BFB" w16cex:dateUtc="2026-08-26T01:44:59Z"/>
+  <w16cex:commentExtensible w16cex:durableId="3B125733" w16cex:dateUtc="2026-08-26T01:44:59Z"/>
+  <w16cex:commentExtensible w16cex:durableId="04C1CE68" w16cex:dateUtc="2026-08-26T01:44:59Z"/>
+  <w16cex:commentExtensible w16cex:durableId="443A8427" w16cex:dateUtc="2026-08-26T01:44:59Z"/>
+  <w16cex:commentExtensible w16cex:durableId="12EB39DE" w16cex:dateUtc="2026-08-26T01:44:59Z"/>
+  <w16cex:commentExtensible w16cex:durableId="20AD69E7" w16cex:dateUtc="2026-08-26T01:44:59Z"/>
+  <w16cex:commentExtensible w16cex:durableId="084E52A9" w16cex:dateUtc="2026-08-26T01:44:59Z"/>
+  <w16cex:commentExtensible w16cex:durableId="71CE5263" w16cex:dateUtc="2026-08-26T01:44:59Z"/>
+  <w16cex:commentExtensible w16cex:durableId="1D5A7370" w16cex:dateUtc="2026-08-26T01:44:59Z"/>
+  <w16cex:commentExtensible w16cex:durableId="4D3C5C25" w16cex:dateUtc="2026-08-26T01:44:59Z"/>
+  <w16cex:commentExtensible w16cex:durableId="5DB0CA35" w16cex:dateUtc="2026-08-26T01:44:59Z"/>
+  <w16cex:commentExtensible w16cex:durableId="1E9BC0BC" w16cex:dateUtc="2026-08-26T01:44:59Z"/>
+  <w16cex:commentExtensible w16cex:durableId="6687E2D5" w16cex:dateUtc="2026-08-26T01:44:59Z"/>
 </w16cex:commentsExtensible>
 </file>
 
@@ -20724,6 +24525,27 @@
 <w16cid:commentsIds xmlns:wpc="http://schemas.microsoft.com/office/word/2010/wordprocessingCanvas" xmlns:cx="http://schemas.microsoft.com/office/drawing/2014/chartex" xmlns:cx1="http://schemas.microsoft.com/office/drawing/2015/9/8/chartex" xmlns:cx2="http://schemas.microsoft.com/office/drawing/2015/10/21/chartex" xmlns:cx3="http://schemas.microsoft.com/office/drawing/2016/5/9/chartex" xmlns:cx4="http://schemas.microsoft.com/office/drawing/2016/5/10/chartex" xmlns:cx5="http://schemas.microsoft.com/office/drawing/2016/5/11/chartex" xmlns:cx6="http://schemas.microsoft.com/office/drawing/2016/5/12/chartex" xmlns:cx7="http://schemas.microsoft.com/office/drawing/2016/5/13/chartex" xmlns:cx8="http://schemas.microsoft.com/office/drawing/2016/5/14/chartex" xmlns:mc="http://schemas.openxmlformats.org/markup-compatibility/2006" xmlns:aink="http://schemas.microsoft.com/office/drawing/2016/ink" xmlns:am3d="http://schemas.microsoft.com/office/drawing/2017/model3d" xmlns:o="urn:schemas-microsoft-com:office:office" xmlns:oel="http://schemas.microsoft.com/office/2019/extlst" xmlns:r="http://schemas.openxmlformats.org/officeDocument/2006/relationships" xmlns:m="http://schemas.openxmlformats.org/officeDocument/2006/math" xmlns:v="urn:schemas-microsoft-com:vml" xmlns:wp14="http://schemas.microsoft.com/office/word/2010/wordprocessingDrawing" xmlns:wp="http://schemas.openxmlformats.org/drawingml/2006/wordprocessingDrawing" xmlns:w10="urn:schemas-microsoft-com:office:word" xmlns:w="http://schemas.openxmlformats.org/wordprocessingml/2006/main" xmlns:w14="http://schemas.microsoft.com/office/word/2010/wordml" xmlns:w15="http://schemas.microsoft.com/office/word/2012/wordml" xmlns:w16cei="http://schemas.microsoft.com/office/word/2026/wordml/cei" xmlns:w16cex="http://schemas.microsoft.com/office/word/2018/wordml/cex" xmlns:w16cid="http://schemas.microsoft.com/office/word/2016/wordml/cid" xmlns:w16="http://schemas.microsoft.com/office/word/2018/wordml" xmlns:w16du="http://schemas.microsoft.com/office/word/2023/wordml/word16du" xmlns:w16sdtdh="http://schemas.microsoft.com/office/word/2020/wordml/sdtdatahash" xmlns:w16sdtfl="http://schemas.microsoft.com/office/word/2024/wordml/sdtformatlock" xmlns:w16se="http://schemas.microsoft.com/office/word/2015/wordml/symex" xmlns:wpg="http://schemas.microsoft.com/office/word/2010/wordprocessingGroup" xmlns:wpi="http://schemas.microsoft.com/office/word/2010/wordprocessingInk" xmlns:wne="http://schemas.microsoft.com/office/word/2006/wordml" xmlns:wps="http://schemas.microsoft.com/office/word/2010/wordprocessingShape" mc:Ignorable="w14 w15 w16se w16cid w16 w16cex w16sdtdh w16sdtfl w16du wp14">
   <w16cid:commentId w16cid:paraId="20043B06" w16cid:durableId="0F4290F2"/>
   <w16cid:commentId w16cid:paraId="6EBA5F1E" w16cid:durableId="11D5F821"/>
+  <w16cid:commentId w16cid:paraId="7A68A208" w16cid:durableId="5836B112"/>
+  <w16cid:commentId w16cid:paraId="4FFF4A74" w16cid:durableId="6920D4B6"/>
+  <w16cid:commentId w16cid:paraId="301E686A" w16cid:durableId="2740177A"/>
+  <w16cid:commentId w16cid:paraId="2F688A3D" w16cid:durableId="7724AE59"/>
+  <w16cid:commentId w16cid:paraId="1FE841BD" w16cid:durableId="6466509A"/>
+  <w16cid:commentId w16cid:paraId="5FFA971D" w16cid:durableId="45A8803E"/>
+  <w16cid:commentId w16cid:paraId="32B0F4AF" w16cid:durableId="017D2FB6"/>
+  <w16cid:commentId w16cid:paraId="716F6702" w16cid:durableId="61D48FE3"/>
+  <w16cid:commentId w16cid:paraId="71AA9656" w16cid:durableId="32411BFB"/>
+  <w16cid:commentId w16cid:paraId="25817A6D" w16cid:durableId="3B125733"/>
+  <w16cid:commentId w16cid:paraId="3F093298" w16cid:durableId="04C1CE68"/>
+  <w16cid:commentId w16cid:paraId="7AA64A4A" w16cid:durableId="443A8427"/>
+  <w16cid:commentId w16cid:paraId="3831D16F" w16cid:durableId="12EB39DE"/>
+  <w16cid:commentId w16cid:paraId="020EAC22" w16cid:durableId="20AD69E7"/>
+  <w16cid:commentId w16cid:paraId="5F5BBFD7" w16cid:durableId="084E52A9"/>
+  <w16cid:commentId w16cid:paraId="73AB69D0" w16cid:durableId="71CE5263"/>
+  <w16cid:commentId w16cid:paraId="72831DD9" w16cid:durableId="1D5A7370"/>
+  <w16cid:commentId w16cid:paraId="2EF04F97" w16cid:durableId="4D3C5C25"/>
+  <w16cid:commentId w16cid:paraId="42443FE4" w16cid:durableId="5DB0CA35"/>
+  <w16cid:commentId w16cid:paraId="73D70CA0" w16cid:durableId="1E9BC0BC"/>
+  <w16cid:commentId w16cid:paraId="4195A85B" w16cid:durableId="6687E2D5"/>
 </w16cid:commentsIds>
 </file>
 

--- a/deliverables/WMP/WMP__Microsoft_Government_Cloud_Migration_Solution_Design__20260824.docx
+++ b/deliverables/WMP/WMP__Microsoft_Government_Cloud_Migration_Solution_Design__20260824.docx
@@ -24084,7 +24084,7 @@
       </w:r>
     </w:p>
   </w:comment>
-  <w:comment w:id="2081" w:author="Claude" w:date="2026-08-26T01:44:59Z" w:initials="C">
+  <w:comment w:id="2081" w:author="Essendis" w:date="2026-08-26T01:44:59Z" w:initials="E">
     <w:p>
       <w:r>
         <w:rPr>
@@ -24102,7 +24102,7 @@
       </w:r>
     </w:p>
   </w:comment>
-  <w:comment w:id="2082" w:author="Claude" w:date="2026-08-26T01:44:59Z" w:initials="C">
+  <w:comment w:id="2082" w:author="Essendis" w:date="2026-08-26T01:44:59Z" w:initials="E">
     <w:p>
       <w:r>
         <w:rPr>
@@ -24120,7 +24120,7 @@
       </w:r>
     </w:p>
   </w:comment>
-  <w:comment w:id="2083" w:author="Claude" w:date="2026-08-26T01:44:59Z" w:initials="C">
+  <w:comment w:id="2083" w:author="Essendis" w:date="2026-08-26T01:44:59Z" w:initials="E">
     <w:p>
       <w:r>
         <w:rPr>
@@ -24138,7 +24138,7 @@
       </w:r>
     </w:p>
   </w:comment>
-  <w:comment w:id="2084" w:author="Claude" w:date="2026-08-26T01:44:59Z" w:initials="C">
+  <w:comment w:id="2084" w:author="Essendis" w:date="2026-08-26T01:44:59Z" w:initials="E">
     <w:p>
       <w:r>
         <w:rPr>
@@ -24156,7 +24156,7 @@
       </w:r>
     </w:p>
   </w:comment>
-  <w:comment w:id="2085" w:author="Claude" w:date="2026-08-26T01:44:59Z" w:initials="C">
+  <w:comment w:id="2085" w:author="Essendis" w:date="2026-08-26T01:44:59Z" w:initials="E">
     <w:p>
       <w:r>
         <w:rPr>
@@ -24174,7 +24174,7 @@
       </w:r>
     </w:p>
   </w:comment>
-  <w:comment w:id="2086" w:author="Claude" w:date="2026-08-26T01:44:59Z" w:initials="C">
+  <w:comment w:id="2086" w:author="Essendis" w:date="2026-08-26T01:44:59Z" w:initials="E">
     <w:p>
       <w:r>
         <w:rPr>
@@ -24192,7 +24192,7 @@
       </w:r>
     </w:p>
   </w:comment>
-  <w:comment w:id="2087" w:author="Claude" w:date="2026-08-26T01:44:59Z" w:initials="C">
+  <w:comment w:id="2087" w:author="Essendis" w:date="2026-08-26T01:44:59Z" w:initials="E">
     <w:p>
       <w:r>
         <w:rPr>
@@ -24210,7 +24210,7 @@
       </w:r>
     </w:p>
   </w:comment>
-  <w:comment w:id="2088" w:author="Claude" w:date="2026-08-26T01:44:59Z" w:initials="C">
+  <w:comment w:id="2088" w:author="Essendis" w:date="2026-08-26T01:44:59Z" w:initials="E">
     <w:p>
       <w:r>
         <w:rPr>
@@ -24228,7 +24228,7 @@
       </w:r>
     </w:p>
   </w:comment>
-  <w:comment w:id="2089" w:author="Claude" w:date="2026-08-26T01:44:59Z" w:initials="C">
+  <w:comment w:id="2089" w:author="Essendis" w:date="2026-08-26T01:44:59Z" w:initials="E">
     <w:p>
       <w:r>
         <w:rPr>
@@ -24246,7 +24246,7 @@
       </w:r>
     </w:p>
   </w:comment>
-  <w:comment w:id="2090" w:author="Claude" w:date="2026-08-26T01:44:59Z" w:initials="C">
+  <w:comment w:id="2090" w:author="Essendis" w:date="2026-08-26T01:44:59Z" w:initials="E">
     <w:p>
       <w:r>
         <w:rPr>
@@ -24264,7 +24264,7 @@
       </w:r>
     </w:p>
   </w:comment>
-  <w:comment w:id="2091" w:author="Claude" w:date="2026-08-26T01:44:59Z" w:initials="C">
+  <w:comment w:id="2091" w:author="Essendis" w:date="2026-08-26T01:44:59Z" w:initials="E">
     <w:p>
       <w:r>
         <w:rPr>
@@ -24282,7 +24282,7 @@
       </w:r>
     </w:p>
   </w:comment>
-  <w:comment w:id="2092" w:author="Claude" w:date="2026-08-26T01:44:59Z" w:initials="C">
+  <w:comment w:id="2092" w:author="Essendis" w:date="2026-08-26T01:44:59Z" w:initials="E">
     <w:p>
       <w:r>
         <w:rPr>
@@ -24300,7 +24300,7 @@
       </w:r>
     </w:p>
   </w:comment>
-  <w:comment w:id="2093" w:author="Claude" w:date="2026-08-26T01:44:59Z" w:initials="C">
+  <w:comment w:id="2093" w:author="Essendis" w:date="2026-08-26T01:44:59Z" w:initials="E">
     <w:p>
       <w:r>
         <w:rPr>
@@ -24318,7 +24318,7 @@
       </w:r>
     </w:p>
   </w:comment>
-  <w:comment w:id="2094" w:author="Claude" w:date="2026-08-26T01:44:59Z" w:initials="C">
+  <w:comment w:id="2094" w:author="Essendis" w:date="2026-08-26T01:44:59Z" w:initials="E">
     <w:p>
       <w:r>
         <w:rPr>
@@ -24336,7 +24336,7 @@
       </w:r>
     </w:p>
   </w:comment>
-  <w:comment w:id="2095" w:author="Claude" w:date="2026-08-26T01:44:59Z" w:initials="C">
+  <w:comment w:id="2095" w:author="Essendis" w:date="2026-08-26T01:44:59Z" w:initials="E">
     <w:p>
       <w:r>
         <w:rPr>
@@ -24354,7 +24354,7 @@
       </w:r>
     </w:p>
   </w:comment>
-  <w:comment w:id="2096" w:author="Claude" w:date="2026-08-26T01:44:59Z" w:initials="C">
+  <w:comment w:id="2096" w:author="Essendis" w:date="2026-08-26T01:44:59Z" w:initials="E">
     <w:p>
       <w:r>
         <w:rPr>
@@ -24372,7 +24372,7 @@
       </w:r>
     </w:p>
   </w:comment>
-  <w:comment w:id="2097" w:author="Claude" w:date="2026-08-26T01:44:59Z" w:initials="C">
+  <w:comment w:id="2097" w:author="Essendis" w:date="2026-08-26T01:44:59Z" w:initials="E">
     <w:p>
       <w:r>
         <w:rPr>
@@ -24390,7 +24390,7 @@
       </w:r>
     </w:p>
   </w:comment>
-  <w:comment w:id="2098" w:author="Claude" w:date="2026-08-26T01:44:59Z" w:initials="C">
+  <w:comment w:id="2098" w:author="Essendis" w:date="2026-08-26T01:44:59Z" w:initials="E">
     <w:p>
       <w:r>
         <w:rPr>
@@ -24408,7 +24408,7 @@
       </w:r>
     </w:p>
   </w:comment>
-  <w:comment w:id="2099" w:author="Claude" w:date="2026-08-26T01:44:59Z" w:initials="C">
+  <w:comment w:id="2099" w:author="Essendis" w:date="2026-08-26T01:44:59Z" w:initials="E">
     <w:p>
       <w:r>
         <w:rPr>
@@ -24426,7 +24426,7 @@
       </w:r>
     </w:p>
   </w:comment>
-  <w:comment w:id="2100" w:author="Claude" w:date="2026-08-26T01:44:59Z" w:initials="C">
+  <w:comment w:id="2100" w:author="Essendis" w:date="2026-08-26T01:44:59Z" w:initials="E">
     <w:p>
       <w:r>
         <w:rPr>
@@ -24444,7 +24444,7 @@
       </w:r>
     </w:p>
   </w:comment>
-  <w:comment w:id="2101" w:author="Claude" w:date="2026-08-26T01:44:59Z" w:initials="C">
+  <w:comment w:id="2101" w:author="Essendis" w:date="2026-08-26T01:44:59Z" w:initials="E">
     <w:p>
       <w:r>
         <w:rPr>
